--- a/lab1/Lab1_Report.docx
+++ b/lab1/Lab1_Report.docx
@@ -14,7 +14,13 @@
         <w:rPr>
           <w:color w:val="000000" w:themeColor="text1"/>
         </w:rPr>
-        <w:t>Lab 1: Simulating Simple LLM Inferences</w:t>
+        <w:t>Homework 1</w:t>
+      </w:r>
+      <w:r>
+        <w:rPr>
+          <w:color w:val="000000" w:themeColor="text1"/>
+        </w:rPr>
+        <w:t>: Simulating Simple LLM Inferences</w:t>
       </w:r>
     </w:p>
     <w:p>
@@ -49,7 +55,14 @@
           <w:b/>
           <w:color w:val="000000" w:themeColor="text1"/>
         </w:rPr>
-        <w:t xml:space="preserve">Access ID: </w:t>
+        <w:t>PSU</w:t>
+      </w:r>
+      <w:r>
+        <w:rPr>
+          <w:b/>
+          <w:color w:val="000000" w:themeColor="text1"/>
+        </w:rPr>
+        <w:t xml:space="preserve"> ID: </w:t>
       </w:r>
       <w:r>
         <w:rPr>
@@ -274,467 +287,6 @@
                 <pic:pic xmlns:pic="http://schemas.openxmlformats.org/drawingml/2006/picture">
                   <pic:nvPicPr>
                     <pic:cNvPr id="0" name="01_ttft_vs_prompt.png"/>
-                    <pic:cNvPicPr/>
-                  </pic:nvPicPr>
-                  <pic:blipFill>
-                    <a:blip r:embed="rId6"/>
-                    <a:stretch>
-                      <a:fillRect/>
-                    </a:stretch>
-                  </pic:blipFill>
-                  <pic:spPr>
-                    <a:xfrm>
-                      <a:off x="0" y="0"/>
-                      <a:ext cx="5577840" cy="3408680"/>
-                    </a:xfrm>
-                    <a:prstGeom prst="rect">
-                      <a:avLst/>
-                    </a:prstGeom>
-                  </pic:spPr>
-                </pic:pic>
-              </a:graphicData>
-            </a:graphic>
-          </wp:inline>
-        </w:drawing>
-      </w:r>
-    </w:p>
-    <w:p>
-      <w:pPr>
-        <w:spacing w:after="200" w:line="276" w:lineRule="auto"/>
-        <w:jc w:val="both"/>
-        <w:rPr>
-          <w:b/>
-          <w:i/>
-          <w:color w:val="000000" w:themeColor="text1"/>
-        </w:rPr>
-      </w:pPr>
-      <w:r>
-        <w:rPr>
-          <w:b/>
-          <w:i/>
-          <w:color w:val="000000" w:themeColor="text1"/>
-        </w:rPr>
-        <w:br w:type="page"/>
-      </w:r>
-    </w:p>
-    <w:p>
-      <w:pPr>
-        <w:jc w:val="both"/>
-        <w:rPr>
-          <w:b/>
-          <w:i/>
-          <w:color w:val="000000" w:themeColor="text1"/>
-        </w:rPr>
-      </w:pPr>
-      <w:r>
-        <w:rPr>
-          <w:b/>
-          <w:i/>
-          <w:color w:val="000000" w:themeColor="text1"/>
-        </w:rPr>
-        <w:lastRenderedPageBreak/>
-        <w:t>Answer:</w:t>
-      </w:r>
-    </w:p>
-    <w:p>
-      <w:pPr>
-        <w:jc w:val="both"/>
-        <w:rPr>
-          <w:b/>
-          <w:iCs/>
-          <w:color w:val="000000" w:themeColor="text1"/>
-        </w:rPr>
-      </w:pPr>
-      <w:r>
-        <w:rPr>
-          <w:bCs/>
-          <w:iCs/>
-          <w:color w:val="000000" w:themeColor="text1"/>
-        </w:rPr>
-        <w:t>As seen in the Plot above, it is evident that Prompt length is linearly related to TTFT. So TTFT increases with prompt length.</w:t>
-      </w:r>
-      <w:r>
-        <w:rPr>
-          <w:bCs/>
-          <w:iCs/>
-          <w:color w:val="000000" w:themeColor="text1"/>
-        </w:rPr>
-        <w:t xml:space="preserve"> This observation can be explained by the fact that in this experiment we use a </w:t>
-      </w:r>
-      <w:r>
-        <w:rPr>
-          <w:b/>
-          <w:iCs/>
-          <w:color w:val="000000" w:themeColor="text1"/>
-        </w:rPr>
-        <w:t>single request</w:t>
-      </w:r>
-      <w:r>
-        <w:rPr>
-          <w:b/>
-          <w:iCs/>
-          <w:color w:val="000000" w:themeColor="text1"/>
-        </w:rPr>
-        <w:t xml:space="preserve">. </w:t>
-      </w:r>
-      <w:r>
-        <w:rPr>
-          <w:bCs/>
-          <w:iCs/>
-          <w:color w:val="000000" w:themeColor="text1"/>
-        </w:rPr>
-        <w:t>With one request there is no queue, so TTFT is only the wait until token 1, i.e. prefill.</w:t>
-      </w:r>
-      <w:r>
-        <w:rPr>
-          <w:bCs/>
-          <w:iCs/>
-          <w:color w:val="000000" w:themeColor="text1"/>
-        </w:rPr>
-        <w:t xml:space="preserve"> </w:t>
-      </w:r>
-      <w:r>
-        <w:rPr>
-          <w:bCs/>
-          <w:iCs/>
-          <w:color w:val="000000" w:themeColor="text1"/>
-        </w:rPr>
-        <w:t>That prefill is one forward pass over n prompt tokens. Q/K/V, output projection, and the MLP are O(n) and dominate on this 32B model.</w:t>
-      </w:r>
-      <w:r>
-        <w:rPr>
-          <w:b/>
-          <w:iCs/>
-          <w:color w:val="000000" w:themeColor="text1"/>
-        </w:rPr>
-        <w:t xml:space="preserve"> </w:t>
-      </w:r>
-      <w:r>
-        <w:rPr>
-          <w:bCs/>
-          <w:iCs/>
-          <w:color w:val="000000" w:themeColor="text1"/>
-        </w:rPr>
-        <w:t xml:space="preserve">Attention is O(n²) but is </w:t>
-      </w:r>
-      <w:r>
-        <w:rPr>
-          <w:bCs/>
-          <w:iCs/>
-          <w:color w:val="000000" w:themeColor="text1"/>
-        </w:rPr>
-        <w:t>negligible compared</w:t>
-      </w:r>
-      <w:r>
-        <w:rPr>
-          <w:bCs/>
-          <w:iCs/>
-          <w:color w:val="000000" w:themeColor="text1"/>
-        </w:rPr>
-        <w:t xml:space="preserve"> to those </w:t>
-      </w:r>
-      <w:proofErr w:type="spellStart"/>
-      <w:r>
-        <w:rPr>
-          <w:bCs/>
-          <w:iCs/>
-          <w:color w:val="000000" w:themeColor="text1"/>
-        </w:rPr>
-        <w:t>matmuls</w:t>
-      </w:r>
-      <w:proofErr w:type="spellEnd"/>
-      <w:r>
-        <w:rPr>
-          <w:bCs/>
-          <w:iCs/>
-          <w:color w:val="000000" w:themeColor="text1"/>
-        </w:rPr>
-        <w:t xml:space="preserve"> for n ≤ 4096, so TTFT still tracks n almost linearly.</w:t>
-      </w:r>
-    </w:p>
-    <w:p>
-      <w:pPr>
-        <w:pStyle w:val="Heading3"/>
-        <w:jc w:val="both"/>
-        <w:rPr>
-          <w:color w:val="000000" w:themeColor="text1"/>
-        </w:rPr>
-      </w:pPr>
-      <w:r>
-        <w:rPr>
-          <w:color w:val="000000" w:themeColor="text1"/>
-        </w:rPr>
-        <w:t>2. Does TPOT depend on prompt length? Why or why not?</w:t>
-      </w:r>
-    </w:p>
-    <w:p>
-      <w:pPr>
-        <w:jc w:val="both"/>
-        <w:rPr>
-          <w:color w:val="000000" w:themeColor="text1"/>
-        </w:rPr>
-      </w:pPr>
-      <w:r>
-        <w:rPr>
-          <w:i/>
-          <w:color w:val="000000" w:themeColor="text1"/>
-          <w:sz w:val="20"/>
-        </w:rPr>
-        <w:t>Figure W1.2  prompt_len vs TPOT</w:t>
-      </w:r>
-    </w:p>
-    <w:p>
-      <w:pPr>
-        <w:jc w:val="both"/>
-        <w:rPr>
-          <w:color w:val="000000" w:themeColor="text1"/>
-        </w:rPr>
-      </w:pPr>
-      <w:r>
-        <w:rPr>
-          <w:noProof/>
-          <w:color w:val="000000" w:themeColor="text1"/>
-        </w:rPr>
-        <w:drawing>
-          <wp:inline distT="0" distB="0" distL="0" distR="0" wp14:anchorId="3809FA56" wp14:editId="71D582B7">
-            <wp:extent cx="5577840" cy="3408680"/>
-            <wp:effectExtent l="0" t="0" r="0" b="0"/>
-            <wp:docPr id="2" name="Picture 2"/>
-            <wp:cNvGraphicFramePr>
-              <a:graphicFrameLocks xmlns:a="http://schemas.openxmlformats.org/drawingml/2006/main" noChangeAspect="1"/>
-            </wp:cNvGraphicFramePr>
-            <a:graphic xmlns:a="http://schemas.openxmlformats.org/drawingml/2006/main">
-              <a:graphicData uri="http://schemas.openxmlformats.org/drawingml/2006/picture">
-                <pic:pic xmlns:pic="http://schemas.openxmlformats.org/drawingml/2006/picture">
-                  <pic:nvPicPr>
-                    <pic:cNvPr id="0" name="02_tpot_vs_prompt.png"/>
-                    <pic:cNvPicPr/>
-                  </pic:nvPicPr>
-                  <pic:blipFill>
-                    <a:blip r:embed="rId7"/>
-                    <a:stretch>
-                      <a:fillRect/>
-                    </a:stretch>
-                  </pic:blipFill>
-                  <pic:spPr>
-                    <a:xfrm>
-                      <a:off x="0" y="0"/>
-                      <a:ext cx="5577840" cy="3408680"/>
-                    </a:xfrm>
-                    <a:prstGeom prst="rect">
-                      <a:avLst/>
-                    </a:prstGeom>
-                  </pic:spPr>
-                </pic:pic>
-              </a:graphicData>
-            </a:graphic>
-          </wp:inline>
-        </w:drawing>
-      </w:r>
-    </w:p>
-    <w:p>
-      <w:pPr>
-        <w:jc w:val="both"/>
-        <w:rPr>
-          <w:b/>
-          <w:i/>
-          <w:color w:val="000000" w:themeColor="text1"/>
-        </w:rPr>
-      </w:pPr>
-      <w:r>
-        <w:rPr>
-          <w:b/>
-          <w:i/>
-          <w:color w:val="000000" w:themeColor="text1"/>
-        </w:rPr>
-        <w:t>Answer:</w:t>
-      </w:r>
-    </w:p>
-    <w:p>
-      <w:pPr>
-        <w:jc w:val="both"/>
-        <w:rPr>
-          <w:color w:val="000000" w:themeColor="text1"/>
-          <w:lang w:val="en-GB"/>
-        </w:rPr>
-      </w:pPr>
-      <w:r>
-        <w:rPr>
-          <w:color w:val="000000" w:themeColor="text1"/>
-          <w:lang w:val="en-GB"/>
-        </w:rPr>
-        <w:t xml:space="preserve">TPOT is the average time of tokens after the first token. Those tokens are </w:t>
-      </w:r>
-      <w:r>
-        <w:rPr>
-          <w:color w:val="000000" w:themeColor="text1"/>
-          <w:lang w:val="en-GB"/>
-        </w:rPr>
-        <w:t>decoding</w:t>
-      </w:r>
-      <w:r>
-        <w:rPr>
-          <w:color w:val="000000" w:themeColor="text1"/>
-          <w:lang w:val="en-GB"/>
-        </w:rPr>
-        <w:t xml:space="preserve"> steps, one new token at a time, with the KV cache. The prompt is no longer prefilled.</w:t>
-      </w:r>
-      <w:r>
-        <w:rPr>
-          <w:color w:val="000000" w:themeColor="text1"/>
-          <w:lang w:val="en-GB"/>
-        </w:rPr>
-        <w:t xml:space="preserve"> </w:t>
-      </w:r>
-      <w:r>
-        <w:rPr>
-          <w:color w:val="000000" w:themeColor="text1"/>
-          <w:lang w:val="en-GB"/>
-        </w:rPr>
-        <w:t>So changing prompt</w:t>
-      </w:r>
-      <w:r>
-        <w:rPr>
-          <w:color w:val="000000" w:themeColor="text1"/>
-          <w:lang w:val="en-GB"/>
-        </w:rPr>
-        <w:t xml:space="preserve"> length</w:t>
-      </w:r>
-      <w:r>
-        <w:rPr>
-          <w:color w:val="000000" w:themeColor="text1"/>
-          <w:lang w:val="en-GB"/>
-        </w:rPr>
-        <w:t xml:space="preserve"> changes the one prefill (TTFT). It does not change the decode cost per request and per step. So that’s why TTFT increases and TPOT </w:t>
-      </w:r>
-      <w:r>
-        <w:rPr>
-          <w:color w:val="000000" w:themeColor="text1"/>
-          <w:lang w:val="en-GB"/>
-        </w:rPr>
-        <w:t>has no discernible relation to prompt length</w:t>
-      </w:r>
-      <w:r>
-        <w:rPr>
-          <w:color w:val="000000" w:themeColor="text1"/>
-          <w:lang w:val="en-GB"/>
-        </w:rPr>
-        <w:t>.</w:t>
-      </w:r>
-      <w:r>
-        <w:rPr>
-          <w:color w:val="000000" w:themeColor="text1"/>
-          <w:lang w:val="en-GB"/>
-        </w:rPr>
-        <w:t xml:space="preserve"> One other observation is that the range of TPOT values stays within 0.14ms, which is a negligible gap.</w:t>
-      </w:r>
-    </w:p>
-    <w:p>
-      <w:pPr>
-        <w:jc w:val="both"/>
-        <w:rPr>
-          <w:color w:val="000000" w:themeColor="text1"/>
-          <w:lang w:val="en-GB"/>
-        </w:rPr>
-      </w:pPr>
-      <w:r>
-        <w:rPr>
-          <w:color w:val="000000" w:themeColor="text1"/>
-          <w:lang w:val="en-GB"/>
-        </w:rPr>
-        <w:t>(Decode attention does see a longer KV as the prompt grows, so a tiny dependence is possible</w:t>
-      </w:r>
-      <w:r>
-        <w:rPr>
-          <w:color w:val="000000" w:themeColor="text1"/>
-          <w:lang w:val="en-GB"/>
-        </w:rPr>
-        <w:t>, but clearly it is not dominant to the metric</w:t>
-      </w:r>
-      <w:r>
-        <w:rPr>
-          <w:color w:val="000000" w:themeColor="text1"/>
-          <w:lang w:val="en-GB"/>
-        </w:rPr>
-        <w:t>)</w:t>
-      </w:r>
-    </w:p>
-    <w:p>
-      <w:pPr>
-        <w:spacing w:after="200" w:line="276" w:lineRule="auto"/>
-        <w:jc w:val="both"/>
-        <w:rPr>
-          <w:rFonts w:asciiTheme="majorHAnsi" w:eastAsiaTheme="majorEastAsia" w:hAnsiTheme="majorHAnsi" w:cstheme="majorBidi"/>
-          <w:b/>
-          <w:bCs/>
-          <w:color w:val="000000" w:themeColor="text1"/>
-          <w:sz w:val="26"/>
-        </w:rPr>
-      </w:pPr>
-      <w:r>
-        <w:rPr>
-          <w:color w:val="000000" w:themeColor="text1"/>
-        </w:rPr>
-        <w:br w:type="page"/>
-      </w:r>
-    </w:p>
-    <w:p>
-      <w:pPr>
-        <w:pStyle w:val="Heading3"/>
-        <w:jc w:val="both"/>
-        <w:rPr>
-          <w:color w:val="000000" w:themeColor="text1"/>
-        </w:rPr>
-      </w:pPr>
-      <w:r>
-        <w:rPr>
-          <w:color w:val="000000" w:themeColor="text1"/>
-        </w:rPr>
-        <w:lastRenderedPageBreak/>
-        <w:t>3. From TTFT and TPOT, how can you calculate the end-to-end execution time? Does it match the reported e2e_s?</w:t>
-      </w:r>
-    </w:p>
-    <w:p>
-      <w:pPr>
-        <w:jc w:val="both"/>
-        <w:rPr>
-          <w:color w:val="000000" w:themeColor="text1"/>
-        </w:rPr>
-      </w:pPr>
-      <w:r>
-        <w:rPr>
-          <w:i/>
-          <w:color w:val="000000" w:themeColor="text1"/>
-          <w:sz w:val="20"/>
-        </w:rPr>
-        <w:t>Figure W1.3  computed e2e vs reported e2e_s</w:t>
-      </w:r>
-    </w:p>
-    <w:p>
-      <w:pPr>
-        <w:jc w:val="both"/>
-        <w:rPr>
-          <w:color w:val="000000" w:themeColor="text1"/>
-        </w:rPr>
-      </w:pPr>
-      <w:r>
-        <w:rPr>
-          <w:noProof/>
-          <w:color w:val="000000" w:themeColor="text1"/>
-        </w:rPr>
-        <w:drawing>
-          <wp:inline distT="0" distB="0" distL="0" distR="0" wp14:anchorId="27049FA4" wp14:editId="776D2579">
-            <wp:extent cx="5577840" cy="3408680"/>
-            <wp:effectExtent l="0" t="0" r="0" b="0"/>
-            <wp:docPr id="3" name="Picture 3"/>
-            <wp:cNvGraphicFramePr>
-              <a:graphicFrameLocks xmlns:a="http://schemas.openxmlformats.org/drawingml/2006/main" noChangeAspect="1"/>
-            </wp:cNvGraphicFramePr>
-            <a:graphic xmlns:a="http://schemas.openxmlformats.org/drawingml/2006/main">
-              <a:graphicData uri="http://schemas.openxmlformats.org/drawingml/2006/picture">
-                <pic:pic xmlns:pic="http://schemas.openxmlformats.org/drawingml/2006/picture">
-                  <pic:nvPicPr>
-                    <pic:cNvPr id="0" name="03_e2e_computed_vs_reported.png"/>
                     <pic:cNvPicPr/>
                   </pic:nvPicPr>
                   <pic:blipFill>
@@ -761,117 +313,175 @@
     </w:p>
     <w:p>
       <w:pPr>
+        <w:spacing w:after="200" w:line="276" w:lineRule="auto"/>
         <w:jc w:val="both"/>
-        <w:rPr>
-          <w:color w:val="000000" w:themeColor="text1"/>
-        </w:rPr>
-      </w:pPr>
-      <w:r>
         <w:rPr>
           <w:b/>
           <w:i/>
           <w:color w:val="000000" w:themeColor="text1"/>
         </w:rPr>
-        <w:t>Answer:</w:t>
+      </w:pPr>
+      <w:r>
+        <w:rPr>
+          <w:b/>
+          <w:i/>
+          <w:color w:val="000000" w:themeColor="text1"/>
+        </w:rPr>
+        <w:br w:type="page"/>
       </w:r>
     </w:p>
     <w:p>
       <w:pPr>
         <w:jc w:val="both"/>
         <w:rPr>
-          <w:color w:val="000000" w:themeColor="text1"/>
-        </w:rPr>
-      </w:pPr>
-      <w:r>
-        <w:rPr>
-          <w:color w:val="000000" w:themeColor="text1"/>
-        </w:rPr>
-        <w:t>Y</w:t>
-      </w:r>
-      <w:r>
-        <w:rPr>
-          <w:color w:val="000000" w:themeColor="text1"/>
-        </w:rPr>
-        <w:t>es. formula and e2e_s match on every row of Warm-up 1 (diff &lt; 1</w:t>
-      </w:r>
-      <w:r>
-        <w:rPr>
-          <w:color w:val="000000" w:themeColor="text1"/>
-        </w:rPr>
-        <w:t>ms</w:t>
-      </w:r>
-      <w:r>
-        <w:rPr>
-          <w:color w:val="000000" w:themeColor="text1"/>
-        </w:rPr>
-        <w:t>). The two curves coincide in the plot.</w:t>
-      </w:r>
-      <w:r>
-        <w:rPr>
-          <w:color w:val="000000" w:themeColor="text1"/>
-        </w:rPr>
-        <w:t xml:space="preserve"> E</w:t>
-      </w:r>
-      <w:r>
-        <w:rPr>
-          <w:color w:val="000000" w:themeColor="text1"/>
-        </w:rPr>
-        <w:t>nd-to-end time is first-token wait + rest of tokens.</w:t>
+          <w:b/>
+          <w:i/>
+          <w:color w:val="000000" w:themeColor="text1"/>
+        </w:rPr>
+      </w:pPr>
+      <w:r>
+        <w:rPr>
+          <w:b/>
+          <w:i/>
+          <w:color w:val="000000" w:themeColor="text1"/>
+        </w:rPr>
+        <w:lastRenderedPageBreak/>
+        <w:t>Answer:</w:t>
       </w:r>
     </w:p>
     <w:p>
       <w:pPr>
         <w:jc w:val="both"/>
         <w:rPr>
-          <w:color w:val="000000" w:themeColor="text1"/>
-        </w:rPr>
-      </w:pPr>
-      <w:r>
-        <w:rPr>
-          <w:color w:val="000000" w:themeColor="text1"/>
-        </w:rPr>
-        <w:t>e2e = TTFT + TPOT (</w:t>
+          <w:b/>
+          <w:iCs/>
+          <w:color w:val="000000" w:themeColor="text1"/>
+        </w:rPr>
+      </w:pPr>
+      <w:r>
+        <w:rPr>
+          <w:bCs/>
+          <w:iCs/>
+          <w:color w:val="000000" w:themeColor="text1"/>
+        </w:rPr>
+        <w:t>As seen in the Plot above, it is evident that Prompt length is linearly related to TTFT. So TTFT increases with prompt length.</w:t>
+      </w:r>
+      <w:r>
+        <w:rPr>
+          <w:bCs/>
+          <w:iCs/>
+          <w:color w:val="000000" w:themeColor="text1"/>
+        </w:rPr>
+        <w:t xml:space="preserve"> This observation can be explained by the fact that in this experiment we use a </w:t>
+      </w:r>
+      <w:r>
+        <w:rPr>
+          <w:b/>
+          <w:iCs/>
+          <w:color w:val="000000" w:themeColor="text1"/>
+        </w:rPr>
+        <w:t>single request</w:t>
+      </w:r>
+      <w:r>
+        <w:rPr>
+          <w:b/>
+          <w:iCs/>
+          <w:color w:val="000000" w:themeColor="text1"/>
+        </w:rPr>
+        <w:t xml:space="preserve">. </w:t>
+      </w:r>
+      <w:r>
+        <w:rPr>
+          <w:bCs/>
+          <w:iCs/>
+          <w:color w:val="000000" w:themeColor="text1"/>
+        </w:rPr>
+        <w:t>With one request there is no queue, so TTFT is only the wait until token 1, i.e. prefill.</w:t>
+      </w:r>
+      <w:r>
+        <w:rPr>
+          <w:bCs/>
+          <w:iCs/>
+          <w:color w:val="000000" w:themeColor="text1"/>
+        </w:rPr>
+        <w:t xml:space="preserve"> </w:t>
+      </w:r>
+      <w:r>
+        <w:rPr>
+          <w:bCs/>
+          <w:iCs/>
+          <w:color w:val="000000" w:themeColor="text1"/>
+        </w:rPr>
+        <w:t>That prefill is one forward pass over n prompt tokens. Q/K/V, output projection, and the MLP are O(n) and dominate on this 32B model.</w:t>
+      </w:r>
+      <w:r>
+        <w:rPr>
+          <w:b/>
+          <w:iCs/>
+          <w:color w:val="000000" w:themeColor="text1"/>
+        </w:rPr>
+        <w:t xml:space="preserve"> </w:t>
+      </w:r>
+      <w:r>
+        <w:rPr>
+          <w:bCs/>
+          <w:iCs/>
+          <w:color w:val="000000" w:themeColor="text1"/>
+        </w:rPr>
+        <w:t xml:space="preserve">Attention is O(n²) but is </w:t>
+      </w:r>
+      <w:r>
+        <w:rPr>
+          <w:bCs/>
+          <w:iCs/>
+          <w:color w:val="000000" w:themeColor="text1"/>
+        </w:rPr>
+        <w:t>negligible compared</w:t>
+      </w:r>
+      <w:r>
+        <w:rPr>
+          <w:bCs/>
+          <w:iCs/>
+          <w:color w:val="000000" w:themeColor="text1"/>
+        </w:rPr>
+        <w:t xml:space="preserve"> to those </w:t>
       </w:r>
       <w:proofErr w:type="spellStart"/>
       <w:r>
         <w:rPr>
-          <w:color w:val="000000" w:themeColor="text1"/>
-        </w:rPr>
-        <w:t>output_len</w:t>
+          <w:bCs/>
+          <w:iCs/>
+          <w:color w:val="000000" w:themeColor="text1"/>
+        </w:rPr>
+        <w:t>matmuls</w:t>
       </w:r>
       <w:proofErr w:type="spellEnd"/>
       <w:r>
         <w:rPr>
-          <w:color w:val="000000" w:themeColor="text1"/>
-        </w:rPr>
-        <w:t xml:space="preserve"> - 1)</w:t>
+          <w:bCs/>
+          <w:iCs/>
+          <w:color w:val="000000" w:themeColor="text1"/>
+        </w:rPr>
+        <w:t xml:space="preserve"> for n ≤ 4096, so TTFT still tracks n almost linearly.</w:t>
       </w:r>
     </w:p>
     <w:p>
       <w:pPr>
+        <w:pStyle w:val="Heading3"/>
         <w:jc w:val="both"/>
         <w:rPr>
           <w:color w:val="000000" w:themeColor="text1"/>
         </w:rPr>
       </w:pPr>
-      <w:proofErr w:type="spellStart"/>
-      <w:r>
-        <w:rPr>
-          <w:color w:val="000000" w:themeColor="text1"/>
-        </w:rPr>
-        <w:t>output_len</w:t>
-      </w:r>
-      <w:proofErr w:type="spellEnd"/>
-      <w:r>
-        <w:rPr>
-          <w:color w:val="000000" w:themeColor="text1"/>
-        </w:rPr>
-        <w:t xml:space="preserve"> = 128, so e2e = TTFT + 127 * TPOT. </w:t>
+      <w:r>
+        <w:rPr>
+          <w:color w:val="000000" w:themeColor="text1"/>
+        </w:rPr>
+        <w:t>2. Does TPOT depend on prompt length? Why or why not?</w:t>
       </w:r>
     </w:p>
     <w:p>
       <w:pPr>
-        <w:pStyle w:val="Heading3"/>
         <w:jc w:val="both"/>
         <w:rPr>
           <w:color w:val="000000" w:themeColor="text1"/>
@@ -879,240 +489,17 @@
       </w:pPr>
       <w:r>
         <w:rPr>
-          <w:color w:val="000000" w:themeColor="text1"/>
-        </w:rPr>
-        <w:t>4. Percentage breakdown between prefill and decode latency for different prompt lengths. Between prefill and decode, which one is the bottleneck?</w:t>
+          <w:i/>
+          <w:color w:val="000000" w:themeColor="text1"/>
+          <w:sz w:val="20"/>
+        </w:rPr>
+        <w:t>Figure W1.2  prompt_len vs TPOT</w:t>
       </w:r>
     </w:p>
     <w:p>
       <w:pPr>
         <w:jc w:val="both"/>
         <w:rPr>
-          <w:b/>
-          <w:i/>
-          <w:color w:val="000000" w:themeColor="text1"/>
-        </w:rPr>
-      </w:pPr>
-    </w:p>
-    <w:p>
-      <w:pPr>
-        <w:jc w:val="both"/>
-        <w:rPr>
-          <w:color w:val="000000" w:themeColor="text1"/>
-        </w:rPr>
-      </w:pPr>
-      <w:r>
-        <w:rPr>
-          <w:b/>
-          <w:i/>
-          <w:color w:val="000000" w:themeColor="text1"/>
-        </w:rPr>
-        <w:t>Answer:</w:t>
-      </w:r>
-    </w:p>
-    <w:p>
-      <w:pPr>
-        <w:jc w:val="both"/>
-      </w:pPr>
-      <w:r>
-        <w:t>The bars represent</w:t>
-      </w:r>
-      <w:r>
-        <w:t xml:space="preserve"> </w:t>
-      </w:r>
-      <w:r>
-        <w:t>prefill share = TTFT / e2e decode share = (e2e - TTFT)/e2e Prefill is the prompt, decode is the other 127 tokens.</w:t>
-      </w:r>
-      <w:r>
-        <w:t xml:space="preserve"> </w:t>
-      </w:r>
-      <w:r>
-        <w:rPr>
-          <w:rFonts w:hint="eastAsia"/>
-        </w:rPr>
-        <w:t xml:space="preserve">As the prompt increases, the size of </w:t>
-      </w:r>
-      <w:r>
-        <w:t>prefills</w:t>
-      </w:r>
-      <w:r>
-        <w:rPr>
-          <w:rFonts w:hint="eastAsia"/>
-        </w:rPr>
-        <w:t xml:space="preserve"> slice increases (roughly 1% at 16 tokens </w:t>
-      </w:r>
-      <w:r>
-        <w:rPr>
-          <w:rFonts w:hint="eastAsia"/>
-        </w:rPr>
-        <w:t>→</w:t>
-      </w:r>
-      <w:r>
-        <w:rPr>
-          <w:rFonts w:hint="eastAsia"/>
-        </w:rPr>
-        <w:t xml:space="preserve"> roughly 9% at 4096). Decodes share is slightly smaller, but still huge (</w:t>
-      </w:r>
-      <w:r>
-        <w:rPr>
-          <w:rFonts w:hint="eastAsia"/>
-        </w:rPr>
-        <w:t xml:space="preserve">about </w:t>
-      </w:r>
-      <w:r>
-        <w:rPr>
-          <w:rFonts w:hint="eastAsia"/>
-        </w:rPr>
-        <w:t>99% -</w:t>
-      </w:r>
-      <w:r>
-        <w:t>&gt; about</w:t>
-      </w:r>
-      <w:r>
-        <w:rPr>
-          <w:rFonts w:hint="eastAsia"/>
-        </w:rPr>
-        <w:t xml:space="preserve"> </w:t>
-      </w:r>
-      <w:r>
-        <w:rPr>
-          <w:rFonts w:hint="eastAsia"/>
-        </w:rPr>
-        <w:t>91%).</w:t>
-      </w:r>
-      <w:r>
-        <w:t xml:space="preserve"> </w:t>
-      </w:r>
-      <w:r>
-        <w:rPr>
-          <w:b/>
-          <w:bCs/>
-        </w:rPr>
-        <w:t>Decode is the bottleneck</w:t>
-      </w:r>
-      <w:r>
-        <w:t xml:space="preserve">, for each prompt length </w:t>
-      </w:r>
-      <w:r>
-        <w:t>tested</w:t>
-      </w:r>
-      <w:r>
-        <w:t xml:space="preserve">. Since </w:t>
-      </w:r>
-      <w:proofErr w:type="spellStart"/>
-      <w:r>
-        <w:t>output_len</w:t>
-      </w:r>
-      <w:proofErr w:type="spellEnd"/>
-      <w:r>
-        <w:t xml:space="preserve"> is fixed to 128, decode is </w:t>
-      </w:r>
-      <w:r>
-        <w:t>still about</w:t>
-      </w:r>
-      <w:r>
-        <w:t xml:space="preserve"> </w:t>
-      </w:r>
-      <w:r>
-        <w:t xml:space="preserve">4.1 sec. Only Prefill goes </w:t>
-      </w:r>
-      <w:proofErr w:type="gramStart"/>
-      <w:r>
-        <w:t xml:space="preserve">from </w:t>
-      </w:r>
-      <w:r>
-        <w:t xml:space="preserve"> about</w:t>
-      </w:r>
-      <w:proofErr w:type="gramEnd"/>
-      <w:r>
-        <w:t xml:space="preserve"> </w:t>
-      </w:r>
-      <w:r>
-        <w:t>40</w:t>
-      </w:r>
-      <w:r>
-        <w:t>ms</w:t>
-      </w:r>
-      <w:r>
-        <w:t xml:space="preserve"> </w:t>
-      </w:r>
-      <w:r>
-        <w:t>to about</w:t>
-      </w:r>
-      <w:r>
-        <w:t xml:space="preserve"> </w:t>
-      </w:r>
-      <w:r>
-        <w:t>393</w:t>
-      </w:r>
-      <w:r>
-        <w:t>ms</w:t>
-      </w:r>
-      <w:r>
-        <w:t>, so it never catches up to decode.</w:t>
-      </w:r>
-    </w:p>
-    <w:p>
-      <w:pPr>
-        <w:spacing w:after="200" w:line="276" w:lineRule="auto"/>
-        <w:jc w:val="both"/>
-        <w:rPr>
-          <w:i/>
-          <w:color w:val="000000" w:themeColor="text1"/>
-          <w:sz w:val="20"/>
-        </w:rPr>
-      </w:pPr>
-      <w:r>
-        <w:rPr>
-          <w:i/>
-          <w:color w:val="000000" w:themeColor="text1"/>
-          <w:sz w:val="20"/>
-        </w:rPr>
-        <w:br w:type="page"/>
-      </w:r>
-    </w:p>
-    <w:p>
-      <w:pPr>
-        <w:spacing w:after="200" w:line="276" w:lineRule="auto"/>
-        <w:jc w:val="both"/>
-        <w:rPr>
-          <w:i/>
-          <w:color w:val="000000" w:themeColor="text1"/>
-          <w:sz w:val="20"/>
-        </w:rPr>
-      </w:pPr>
-      <w:r>
-        <w:rPr>
-          <w:i/>
-          <w:color w:val="000000" w:themeColor="text1"/>
-          <w:sz w:val="20"/>
-        </w:rPr>
-        <w:lastRenderedPageBreak/>
-        <w:t xml:space="preserve">Figure </w:t>
-      </w:r>
-      <w:proofErr w:type="gramStart"/>
-      <w:r>
-        <w:rPr>
-          <w:i/>
-          <w:color w:val="000000" w:themeColor="text1"/>
-          <w:sz w:val="20"/>
-        </w:rPr>
-        <w:t>W1.4  prefill</w:t>
-      </w:r>
-      <w:proofErr w:type="gramEnd"/>
-      <w:r>
-        <w:rPr>
-          <w:i/>
-          <w:color w:val="000000" w:themeColor="text1"/>
-          <w:sz w:val="20"/>
-        </w:rPr>
-        <w:t xml:space="preserve"> vs decode share of e2e</w:t>
-      </w:r>
-    </w:p>
-    <w:p>
-      <w:pPr>
-        <w:jc w:val="both"/>
-        <w:rPr>
           <w:color w:val="000000" w:themeColor="text1"/>
         </w:rPr>
       </w:pPr>
@@ -1122,10 +509,10 @@
           <w:color w:val="000000" w:themeColor="text1"/>
         </w:rPr>
         <w:drawing>
-          <wp:inline distT="0" distB="0" distL="0" distR="0" wp14:anchorId="31439D6D" wp14:editId="09FB2BDA">
+          <wp:inline distT="0" distB="0" distL="0" distR="0" wp14:anchorId="3809FA56" wp14:editId="71D582B7">
             <wp:extent cx="5577840" cy="3408680"/>
             <wp:effectExtent l="0" t="0" r="0" b="0"/>
-            <wp:docPr id="4" name="Picture 4"/>
+            <wp:docPr id="2" name="Picture 2"/>
             <wp:cNvGraphicFramePr>
               <a:graphicFrameLocks xmlns:a="http://schemas.openxmlformats.org/drawingml/2006/main" noChangeAspect="1"/>
             </wp:cNvGraphicFramePr>
@@ -1133,7 +520,7 @@
               <a:graphicData uri="http://schemas.openxmlformats.org/drawingml/2006/picture">
                 <pic:pic xmlns:pic="http://schemas.openxmlformats.org/drawingml/2006/picture">
                   <pic:nvPicPr>
-                    <pic:cNvPr id="0" name="04_prefill_decode_breakdown.png"/>
+                    <pic:cNvPr id="0" name="02_tpot_vs_prompt.png"/>
                     <pic:cNvPicPr/>
                   </pic:nvPicPr>
                   <pic:blipFill>
@@ -1160,21 +547,138 @@
     </w:p>
     <w:p>
       <w:pPr>
-        <w:pStyle w:val="Heading2"/>
         <w:jc w:val="both"/>
         <w:rPr>
-          <w:color w:val="000000" w:themeColor="text1"/>
-        </w:rPr>
-      </w:pPr>
-      <w:r>
-        <w:rPr>
-          <w:color w:val="000000" w:themeColor="text1"/>
-        </w:rPr>
-        <w:t>Warm-up 2: Output length vs. latency (one request)</w:t>
+          <w:b/>
+          <w:i/>
+          <w:color w:val="000000" w:themeColor="text1"/>
+        </w:rPr>
+      </w:pPr>
+      <w:r>
+        <w:rPr>
+          <w:b/>
+          <w:i/>
+          <w:color w:val="000000" w:themeColor="text1"/>
+        </w:rPr>
+        <w:t>Answer:</w:t>
       </w:r>
     </w:p>
     <w:p>
       <w:pPr>
+        <w:jc w:val="both"/>
+        <w:rPr>
+          <w:color w:val="000000" w:themeColor="text1"/>
+          <w:lang w:val="en-GB"/>
+        </w:rPr>
+      </w:pPr>
+      <w:r>
+        <w:rPr>
+          <w:color w:val="000000" w:themeColor="text1"/>
+          <w:lang w:val="en-GB"/>
+        </w:rPr>
+        <w:t>TPOT is the average time of tokens after the first token. Those tokens are decoding steps, one new token at a time, with the KV cache. The prompt is no longer prefilled.</w:t>
+      </w:r>
+      <w:r>
+        <w:rPr>
+          <w:color w:val="000000" w:themeColor="text1"/>
+          <w:lang w:val="en-GB"/>
+        </w:rPr>
+        <w:t xml:space="preserve"> </w:t>
+      </w:r>
+      <w:r>
+        <w:rPr>
+          <w:color w:val="000000" w:themeColor="text1"/>
+          <w:lang w:val="en-GB"/>
+        </w:rPr>
+        <w:t>So changing prompt</w:t>
+      </w:r>
+      <w:r>
+        <w:rPr>
+          <w:color w:val="000000" w:themeColor="text1"/>
+          <w:lang w:val="en-GB"/>
+        </w:rPr>
+        <w:t xml:space="preserve"> length</w:t>
+      </w:r>
+      <w:r>
+        <w:rPr>
+          <w:color w:val="000000" w:themeColor="text1"/>
+          <w:lang w:val="en-GB"/>
+        </w:rPr>
+        <w:t xml:space="preserve"> changes the one prefill (TTFT). It does not change the decode cost per request and per step. So that’s why TTFT increases and TPOT </w:t>
+      </w:r>
+      <w:r>
+        <w:rPr>
+          <w:color w:val="000000" w:themeColor="text1"/>
+          <w:lang w:val="en-GB"/>
+        </w:rPr>
+        <w:t>has no discernible relation to prompt length</w:t>
+      </w:r>
+      <w:r>
+        <w:rPr>
+          <w:color w:val="000000" w:themeColor="text1"/>
+          <w:lang w:val="en-GB"/>
+        </w:rPr>
+        <w:t>.</w:t>
+      </w:r>
+      <w:r>
+        <w:rPr>
+          <w:color w:val="000000" w:themeColor="text1"/>
+          <w:lang w:val="en-GB"/>
+        </w:rPr>
+        <w:t xml:space="preserve"> One other observation is that the range of TPOT values stays within 0.14ms, which is a negligible gap.</w:t>
+      </w:r>
+    </w:p>
+    <w:p>
+      <w:pPr>
+        <w:jc w:val="both"/>
+        <w:rPr>
+          <w:color w:val="000000" w:themeColor="text1"/>
+          <w:lang w:val="en-GB"/>
+        </w:rPr>
+      </w:pPr>
+      <w:r>
+        <w:rPr>
+          <w:color w:val="000000" w:themeColor="text1"/>
+          <w:lang w:val="en-GB"/>
+        </w:rPr>
+        <w:t>(Decode attention does see a longer KV as the prompt grows, so a tiny dependence is possible</w:t>
+      </w:r>
+      <w:r>
+        <w:rPr>
+          <w:color w:val="000000" w:themeColor="text1"/>
+          <w:lang w:val="en-GB"/>
+        </w:rPr>
+        <w:t>, but clearly it is not dominant to the metric</w:t>
+      </w:r>
+      <w:r>
+        <w:rPr>
+          <w:color w:val="000000" w:themeColor="text1"/>
+          <w:lang w:val="en-GB"/>
+        </w:rPr>
+        <w:t>)</w:t>
+      </w:r>
+    </w:p>
+    <w:p>
+      <w:pPr>
+        <w:spacing w:after="200" w:line="276" w:lineRule="auto"/>
+        <w:jc w:val="both"/>
+        <w:rPr>
+          <w:rFonts w:asciiTheme="majorHAnsi" w:eastAsiaTheme="majorEastAsia" w:hAnsiTheme="majorHAnsi" w:cstheme="majorBidi"/>
+          <w:b/>
+          <w:bCs/>
+          <w:color w:val="000000" w:themeColor="text1"/>
+          <w:sz w:val="26"/>
+        </w:rPr>
+      </w:pPr>
+      <w:r>
+        <w:rPr>
+          <w:color w:val="000000" w:themeColor="text1"/>
+        </w:rPr>
+        <w:br w:type="page"/>
+      </w:r>
+    </w:p>
+    <w:p>
+      <w:pPr>
         <w:pStyle w:val="Heading3"/>
         <w:jc w:val="both"/>
         <w:rPr>
@@ -1185,7 +689,8 @@
         <w:rPr>
           <w:color w:val="000000" w:themeColor="text1"/>
         </w:rPr>
-        <w:t>1. Does TTFT grow with output length? Why or why not?</w:t>
+        <w:lastRenderedPageBreak/>
+        <w:t>3. From TTFT and TPOT, how can you calculate the end-to-end execution time? Does it match the reported e2e_s?</w:t>
       </w:r>
     </w:p>
     <w:p>
@@ -1196,245 +701,18 @@
         </w:rPr>
       </w:pPr>
       <w:r>
-        <w:br/>
-      </w:r>
-      <w:r>
-        <w:rPr>
-          <w:b/>
+        <w:rPr>
           <w:i/>
           <w:color w:val="000000" w:themeColor="text1"/>
-        </w:rPr>
-        <w:t>Answer:</w:t>
+          <w:sz w:val="20"/>
+        </w:rPr>
+        <w:t>Figure W1.3  computed e2e vs reported e2e_s</w:t>
       </w:r>
     </w:p>
     <w:p>
       <w:pPr>
-        <w:spacing w:after="200" w:line="276" w:lineRule="auto"/>
         <w:jc w:val="both"/>
         <w:rPr>
-          <w:iCs/>
-          <w:color w:val="000000" w:themeColor="text1"/>
-          <w:szCs w:val="32"/>
-        </w:rPr>
-      </w:pPr>
-      <w:r>
-        <w:rPr>
-          <w:iCs/>
-          <w:color w:val="000000" w:themeColor="text1"/>
-          <w:szCs w:val="32"/>
-        </w:rPr>
-        <w:t xml:space="preserve">The plot shows that </w:t>
-      </w:r>
-      <w:r>
-        <w:rPr>
-          <w:iCs/>
-          <w:color w:val="000000" w:themeColor="text1"/>
-          <w:szCs w:val="32"/>
-        </w:rPr>
-        <w:t xml:space="preserve">TTFT doesn't increase with </w:t>
-      </w:r>
-      <w:proofErr w:type="spellStart"/>
-      <w:r>
-        <w:rPr>
-          <w:iCs/>
-          <w:color w:val="000000" w:themeColor="text1"/>
-          <w:szCs w:val="32"/>
-        </w:rPr>
-        <w:t>output_len</w:t>
-      </w:r>
-      <w:proofErr w:type="spellEnd"/>
-      <w:r>
-        <w:rPr>
-          <w:iCs/>
-          <w:color w:val="000000" w:themeColor="text1"/>
-          <w:szCs w:val="32"/>
-        </w:rPr>
-        <w:t xml:space="preserve">. Every run </w:t>
-      </w:r>
-      <w:proofErr w:type="gramStart"/>
-      <w:r>
-        <w:rPr>
-          <w:iCs/>
-          <w:color w:val="000000" w:themeColor="text1"/>
-          <w:szCs w:val="32"/>
-        </w:rPr>
-        <w:t>( output</w:t>
-      </w:r>
-      <w:proofErr w:type="gramEnd"/>
-      <w:r>
-        <w:rPr>
-          <w:iCs/>
-          <w:color w:val="000000" w:themeColor="text1"/>
-          <w:szCs w:val="32"/>
-        </w:rPr>
-        <w:t xml:space="preserve"> 16 through </w:t>
-      </w:r>
-      <w:proofErr w:type="gramStart"/>
-      <w:r>
-        <w:rPr>
-          <w:iCs/>
-          <w:color w:val="000000" w:themeColor="text1"/>
-          <w:szCs w:val="32"/>
-        </w:rPr>
-        <w:t>2048 )</w:t>
-      </w:r>
-      <w:proofErr w:type="gramEnd"/>
-      <w:r>
-        <w:rPr>
-          <w:iCs/>
-          <w:color w:val="000000" w:themeColor="text1"/>
-          <w:szCs w:val="32"/>
-        </w:rPr>
-        <w:t xml:space="preserve"> it is 196.654ms. It is a flat line. TTFT is time to token 1</w:t>
-      </w:r>
-      <w:r>
-        <w:rPr>
-          <w:iCs/>
-          <w:color w:val="000000" w:themeColor="text1"/>
-          <w:szCs w:val="32"/>
-        </w:rPr>
-        <w:t>.</w:t>
-      </w:r>
-      <w:r>
-        <w:rPr>
-          <w:iCs/>
-          <w:color w:val="000000" w:themeColor="text1"/>
-          <w:szCs w:val="32"/>
-        </w:rPr>
-        <w:t xml:space="preserve"> That token is from prefill of the prompt. Here </w:t>
-      </w:r>
-      <w:proofErr w:type="spellStart"/>
-      <w:r>
-        <w:rPr>
-          <w:iCs/>
-          <w:color w:val="000000" w:themeColor="text1"/>
-          <w:szCs w:val="32"/>
-        </w:rPr>
-        <w:t>prompt_len</w:t>
-      </w:r>
-      <w:proofErr w:type="spellEnd"/>
-      <w:r>
-        <w:rPr>
-          <w:iCs/>
-          <w:color w:val="000000" w:themeColor="text1"/>
-          <w:szCs w:val="32"/>
-        </w:rPr>
-        <w:t xml:space="preserve"> is always 2048 so the prefill is always the same job.</w:t>
-      </w:r>
-      <w:r>
-        <w:rPr>
-          <w:iCs/>
-          <w:color w:val="000000" w:themeColor="text1"/>
-          <w:szCs w:val="32"/>
-        </w:rPr>
-        <w:t xml:space="preserve"> The output length doesn’t matter because it</w:t>
-      </w:r>
-      <w:r>
-        <w:rPr>
-          <w:iCs/>
-          <w:color w:val="000000" w:themeColor="text1"/>
-          <w:szCs w:val="32"/>
-        </w:rPr>
-        <w:t xml:space="preserve"> is total tokens you generate. </w:t>
-      </w:r>
-      <w:r>
-        <w:rPr>
-          <w:iCs/>
-          <w:color w:val="000000" w:themeColor="text1"/>
-          <w:szCs w:val="32"/>
-        </w:rPr>
-        <w:t xml:space="preserve">There are </w:t>
-      </w:r>
-      <w:r>
-        <w:rPr>
-          <w:iCs/>
-          <w:color w:val="000000" w:themeColor="text1"/>
-          <w:szCs w:val="32"/>
-        </w:rPr>
-        <w:t>2…N Decode tokens after the 1st token. They do not belong to TTFT</w:t>
-      </w:r>
-      <w:r>
-        <w:rPr>
-          <w:iCs/>
-          <w:color w:val="000000" w:themeColor="text1"/>
-          <w:szCs w:val="32"/>
-        </w:rPr>
-        <w:t xml:space="preserve"> as a metric, TTFT is limited to first token generation.</w:t>
-      </w:r>
-      <w:r>
-        <w:rPr>
-          <w:i/>
-          <w:color w:val="000000" w:themeColor="text1"/>
-          <w:szCs w:val="32"/>
-        </w:rPr>
-        <w:t xml:space="preserve"> </w:t>
-      </w:r>
-      <w:r>
-        <w:rPr>
-          <w:i/>
-          <w:color w:val="000000" w:themeColor="text1"/>
-          <w:sz w:val="20"/>
-        </w:rPr>
-        <w:br w:type="page"/>
-      </w:r>
-    </w:p>
-    <w:p>
-      <w:pPr>
-        <w:jc w:val="both"/>
-        <w:rPr>
-          <w:color w:val="000000" w:themeColor="text1"/>
-        </w:rPr>
-      </w:pPr>
-      <w:r>
-        <w:rPr>
-          <w:i/>
-          <w:color w:val="000000" w:themeColor="text1"/>
-          <w:sz w:val="20"/>
-        </w:rPr>
-        <w:lastRenderedPageBreak/>
-        <w:t xml:space="preserve">Figure </w:t>
-      </w:r>
-      <w:proofErr w:type="gramStart"/>
-      <w:r>
-        <w:rPr>
-          <w:i/>
-          <w:color w:val="000000" w:themeColor="text1"/>
-          <w:sz w:val="20"/>
-        </w:rPr>
-        <w:t>W2.1  TTFT</w:t>
-      </w:r>
-      <w:proofErr w:type="gramEnd"/>
-      <w:r>
-        <w:rPr>
-          <w:i/>
-          <w:color w:val="000000" w:themeColor="text1"/>
-          <w:sz w:val="20"/>
-        </w:rPr>
-        <w:t xml:space="preserve"> vs </w:t>
-      </w:r>
-      <w:proofErr w:type="spellStart"/>
-      <w:r>
-        <w:rPr>
-          <w:i/>
-          <w:color w:val="000000" w:themeColor="text1"/>
-          <w:sz w:val="20"/>
-        </w:rPr>
-        <w:t>output_len</w:t>
-      </w:r>
-      <w:proofErr w:type="spellEnd"/>
-      <w:r>
-        <w:rPr>
-          <w:i/>
-          <w:color w:val="000000" w:themeColor="text1"/>
-          <w:sz w:val="20"/>
-        </w:rPr>
-        <w:t xml:space="preserve"> </w:t>
-      </w:r>
-    </w:p>
-    <w:p>
-      <w:pPr>
-        <w:jc w:val="both"/>
-        <w:rPr>
           <w:color w:val="000000" w:themeColor="text1"/>
         </w:rPr>
       </w:pPr>
@@ -1444,10 +722,10 @@
           <w:color w:val="000000" w:themeColor="text1"/>
         </w:rPr>
         <w:drawing>
-          <wp:inline distT="0" distB="0" distL="0" distR="0" wp14:anchorId="03CE0817" wp14:editId="12190F2F">
+          <wp:inline distT="0" distB="0" distL="0" distR="0" wp14:anchorId="27049FA4" wp14:editId="776D2579">
             <wp:extent cx="5577840" cy="3408680"/>
             <wp:effectExtent l="0" t="0" r="0" b="0"/>
-            <wp:docPr id="5" name="Picture 5"/>
+            <wp:docPr id="3" name="Picture 3"/>
             <wp:cNvGraphicFramePr>
               <a:graphicFrameLocks xmlns:a="http://schemas.openxmlformats.org/drawingml/2006/main" noChangeAspect="1"/>
             </wp:cNvGraphicFramePr>
@@ -1455,7 +733,7 @@
               <a:graphicData uri="http://schemas.openxmlformats.org/drawingml/2006/picture">
                 <pic:pic xmlns:pic="http://schemas.openxmlformats.org/drawingml/2006/picture">
                   <pic:nvPicPr>
-                    <pic:cNvPr id="0" name="01_ttft_vs_output.png"/>
+                    <pic:cNvPr id="0" name="03_e2e_computed_vs_reported.png"/>
                     <pic:cNvPicPr/>
                   </pic:nvPicPr>
                   <pic:blipFill>
@@ -1482,6 +760,116 @@
     </w:p>
     <w:p>
       <w:pPr>
+        <w:jc w:val="both"/>
+        <w:rPr>
+          <w:color w:val="000000" w:themeColor="text1"/>
+        </w:rPr>
+      </w:pPr>
+      <w:r>
+        <w:rPr>
+          <w:b/>
+          <w:i/>
+          <w:color w:val="000000" w:themeColor="text1"/>
+        </w:rPr>
+        <w:t>Answer:</w:t>
+      </w:r>
+    </w:p>
+    <w:p>
+      <w:pPr>
+        <w:jc w:val="both"/>
+        <w:rPr>
+          <w:color w:val="000000" w:themeColor="text1"/>
+        </w:rPr>
+      </w:pPr>
+      <w:r>
+        <w:rPr>
+          <w:color w:val="000000" w:themeColor="text1"/>
+        </w:rPr>
+        <w:t>Y</w:t>
+      </w:r>
+      <w:r>
+        <w:rPr>
+          <w:color w:val="000000" w:themeColor="text1"/>
+        </w:rPr>
+        <w:t>es. formula and e2e_s match on every row of Warm-up 1 (diff &lt; 1</w:t>
+      </w:r>
+      <w:r>
+        <w:rPr>
+          <w:color w:val="000000" w:themeColor="text1"/>
+        </w:rPr>
+        <w:t>ms</w:t>
+      </w:r>
+      <w:r>
+        <w:rPr>
+          <w:color w:val="000000" w:themeColor="text1"/>
+        </w:rPr>
+        <w:t>). The two curves coincide in the plot.</w:t>
+      </w:r>
+      <w:r>
+        <w:rPr>
+          <w:color w:val="000000" w:themeColor="text1"/>
+        </w:rPr>
+        <w:t xml:space="preserve"> E</w:t>
+      </w:r>
+      <w:r>
+        <w:rPr>
+          <w:color w:val="000000" w:themeColor="text1"/>
+        </w:rPr>
+        <w:t>nd-to-end time is first-token wait + rest of tokens.</w:t>
+      </w:r>
+    </w:p>
+    <w:p>
+      <w:pPr>
+        <w:jc w:val="both"/>
+        <w:rPr>
+          <w:color w:val="000000" w:themeColor="text1"/>
+        </w:rPr>
+      </w:pPr>
+      <w:r>
+        <w:rPr>
+          <w:color w:val="000000" w:themeColor="text1"/>
+        </w:rPr>
+        <w:t>e2e = TTFT + TPOT (</w:t>
+      </w:r>
+      <w:proofErr w:type="spellStart"/>
+      <w:r>
+        <w:rPr>
+          <w:color w:val="000000" w:themeColor="text1"/>
+        </w:rPr>
+        <w:t>output_len</w:t>
+      </w:r>
+      <w:proofErr w:type="spellEnd"/>
+      <w:r>
+        <w:rPr>
+          <w:color w:val="000000" w:themeColor="text1"/>
+        </w:rPr>
+        <w:t xml:space="preserve"> - 1)</w:t>
+      </w:r>
+    </w:p>
+    <w:p>
+      <w:pPr>
+        <w:jc w:val="both"/>
+        <w:rPr>
+          <w:color w:val="000000" w:themeColor="text1"/>
+        </w:rPr>
+      </w:pPr>
+      <w:proofErr w:type="spellStart"/>
+      <w:r>
+        <w:rPr>
+          <w:color w:val="000000" w:themeColor="text1"/>
+        </w:rPr>
+        <w:t>output_len</w:t>
+      </w:r>
+      <w:proofErr w:type="spellEnd"/>
+      <w:r>
+        <w:rPr>
+          <w:color w:val="000000" w:themeColor="text1"/>
+        </w:rPr>
+        <w:t xml:space="preserve"> = 128, so e2e = TTFT + 127 * TPOT. </w:t>
+      </w:r>
+    </w:p>
+    <w:p>
+      <w:pPr>
         <w:pStyle w:val="Heading3"/>
         <w:jc w:val="both"/>
         <w:rPr>
@@ -1492,24 +880,18 @@
         <w:rPr>
           <w:color w:val="000000" w:themeColor="text1"/>
         </w:rPr>
-        <w:t>2. How does TPOT depend on output length? Why?</w:t>
+        <w:t>4. Percentage breakdown between prefill and decode latency for different prompt lengths. Between prefill and decode, which one is the bottleneck?</w:t>
       </w:r>
     </w:p>
     <w:p>
       <w:pPr>
         <w:jc w:val="both"/>
         <w:rPr>
-          <w:color w:val="000000" w:themeColor="text1"/>
-        </w:rPr>
-      </w:pPr>
-      <w:r>
-        <w:rPr>
+          <w:b/>
           <w:i/>
           <w:color w:val="000000" w:themeColor="text1"/>
-          <w:sz w:val="20"/>
-        </w:rPr>
-        <w:t>Figure W2.2  output_len vs TPOT</w:t>
-      </w:r>
+        </w:rPr>
+      </w:pPr>
     </w:p>
     <w:p>
       <w:pPr>
@@ -1520,14 +902,226 @@
       </w:pPr>
       <w:r>
         <w:rPr>
+          <w:b/>
+          <w:i/>
+          <w:color w:val="000000" w:themeColor="text1"/>
+        </w:rPr>
+        <w:t>Answer:</w:t>
+      </w:r>
+    </w:p>
+    <w:p>
+      <w:pPr>
+        <w:jc w:val="both"/>
+      </w:pPr>
+      <w:r>
+        <w:t>The bars represent</w:t>
+      </w:r>
+      <w:r>
+        <w:t xml:space="preserve"> prefill share = TTFT / e2e decode share = (e2e - TTFT)/e2e Prefill is the prompt, decode is the other 127 tokens.</w:t>
+      </w:r>
+      <w:r>
+        <w:t xml:space="preserve"> </w:t>
+      </w:r>
+      <w:r>
+        <w:rPr>
+          <w:rFonts w:hint="eastAsia"/>
+        </w:rPr>
+        <w:t xml:space="preserve">As the prompt increases, the size of </w:t>
+      </w:r>
+      <w:r>
+        <w:t>prefills</w:t>
+      </w:r>
+      <w:r>
+        <w:rPr>
+          <w:rFonts w:hint="eastAsia"/>
+        </w:rPr>
+        <w:t xml:space="preserve"> slice increases (roughly 1% at 16 tokens </w:t>
+      </w:r>
+      <w:r>
+        <w:rPr>
+          <w:rFonts w:hint="eastAsia"/>
+        </w:rPr>
+        <w:t>→</w:t>
+      </w:r>
+      <w:r>
+        <w:rPr>
+          <w:rFonts w:hint="eastAsia"/>
+        </w:rPr>
+        <w:t xml:space="preserve"> roughly 9% at 4096). Decodes share is slightly smaller, but still huge (</w:t>
+      </w:r>
+      <w:r>
+        <w:rPr>
+          <w:rFonts w:hint="eastAsia"/>
+        </w:rPr>
+        <w:t xml:space="preserve">about </w:t>
+      </w:r>
+      <w:r>
+        <w:rPr>
+          <w:rFonts w:hint="eastAsia"/>
+        </w:rPr>
+        <w:t>99% -</w:t>
+      </w:r>
+      <w:r>
+        <w:t>&gt; about</w:t>
+      </w:r>
+      <w:r>
+        <w:rPr>
+          <w:rFonts w:hint="eastAsia"/>
+        </w:rPr>
+        <w:t xml:space="preserve"> </w:t>
+      </w:r>
+      <w:r>
+        <w:rPr>
+          <w:rFonts w:hint="eastAsia"/>
+        </w:rPr>
+        <w:t>91%).</w:t>
+      </w:r>
+      <w:r>
+        <w:t xml:space="preserve"> </w:t>
+      </w:r>
+      <w:r>
+        <w:rPr>
+          <w:b/>
+          <w:bCs/>
+        </w:rPr>
+        <w:t>Decode is the bottleneck</w:t>
+      </w:r>
+      <w:r>
+        <w:t xml:space="preserve">, for each prompt length </w:t>
+      </w:r>
+      <w:r>
+        <w:t>tested</w:t>
+      </w:r>
+      <w:r>
+        <w:t xml:space="preserve">. Since </w:t>
+      </w:r>
+      <w:proofErr w:type="spellStart"/>
+      <w:r>
+        <w:t>output_len</w:t>
+      </w:r>
+      <w:proofErr w:type="spellEnd"/>
+      <w:r>
+        <w:t xml:space="preserve"> is fixed to 128, decode is </w:t>
+      </w:r>
+      <w:r>
+        <w:t>still about</w:t>
+      </w:r>
+      <w:r>
+        <w:t xml:space="preserve"> </w:t>
+      </w:r>
+      <w:r>
+        <w:t xml:space="preserve">4.1 sec. Only Prefill goes </w:t>
+      </w:r>
+      <w:proofErr w:type="gramStart"/>
+      <w:r>
+        <w:t xml:space="preserve">from </w:t>
+      </w:r>
+      <w:r>
+        <w:t xml:space="preserve"> about</w:t>
+      </w:r>
+      <w:proofErr w:type="gramEnd"/>
+      <w:r>
+        <w:t xml:space="preserve"> </w:t>
+      </w:r>
+      <w:r>
+        <w:t>40</w:t>
+      </w:r>
+      <w:r>
+        <w:t>ms</w:t>
+      </w:r>
+      <w:r>
+        <w:t xml:space="preserve"> </w:t>
+      </w:r>
+      <w:r>
+        <w:t>to about</w:t>
+      </w:r>
+      <w:r>
+        <w:t xml:space="preserve"> </w:t>
+      </w:r>
+      <w:r>
+        <w:t>393</w:t>
+      </w:r>
+      <w:r>
+        <w:t>ms</w:t>
+      </w:r>
+      <w:r>
+        <w:t>, so it never catches up to decode.</w:t>
+      </w:r>
+    </w:p>
+    <w:p>
+      <w:pPr>
+        <w:spacing w:after="200" w:line="276" w:lineRule="auto"/>
+        <w:jc w:val="both"/>
+        <w:rPr>
+          <w:i/>
+          <w:color w:val="000000" w:themeColor="text1"/>
+          <w:sz w:val="20"/>
+        </w:rPr>
+      </w:pPr>
+      <w:r>
+        <w:rPr>
+          <w:i/>
+          <w:color w:val="000000" w:themeColor="text1"/>
+          <w:sz w:val="20"/>
+        </w:rPr>
+        <w:br w:type="page"/>
+      </w:r>
+    </w:p>
+    <w:p>
+      <w:pPr>
+        <w:spacing w:after="200" w:line="276" w:lineRule="auto"/>
+        <w:jc w:val="both"/>
+        <w:rPr>
+          <w:i/>
+          <w:color w:val="000000" w:themeColor="text1"/>
+          <w:sz w:val="20"/>
+        </w:rPr>
+      </w:pPr>
+      <w:r>
+        <w:rPr>
+          <w:i/>
+          <w:color w:val="000000" w:themeColor="text1"/>
+          <w:sz w:val="20"/>
+        </w:rPr>
+        <w:lastRenderedPageBreak/>
+        <w:t xml:space="preserve">Figure </w:t>
+      </w:r>
+      <w:proofErr w:type="gramStart"/>
+      <w:r>
+        <w:rPr>
+          <w:i/>
+          <w:color w:val="000000" w:themeColor="text1"/>
+          <w:sz w:val="20"/>
+        </w:rPr>
+        <w:t>W1.4  prefill</w:t>
+      </w:r>
+      <w:proofErr w:type="gramEnd"/>
+      <w:r>
+        <w:rPr>
+          <w:i/>
+          <w:color w:val="000000" w:themeColor="text1"/>
+          <w:sz w:val="20"/>
+        </w:rPr>
+        <w:t xml:space="preserve"> vs decode share of e2e</w:t>
+      </w:r>
+    </w:p>
+    <w:p>
+      <w:pPr>
+        <w:jc w:val="both"/>
+        <w:rPr>
+          <w:color w:val="000000" w:themeColor="text1"/>
+        </w:rPr>
+      </w:pPr>
+      <w:r>
+        <w:rPr>
           <w:noProof/>
           <w:color w:val="000000" w:themeColor="text1"/>
         </w:rPr>
         <w:drawing>
-          <wp:inline distT="0" distB="0" distL="0" distR="0" wp14:anchorId="666833B9" wp14:editId="46951C25">
+          <wp:inline distT="0" distB="0" distL="0" distR="0" wp14:anchorId="31439D6D" wp14:editId="09FB2BDA">
             <wp:extent cx="5577840" cy="3408680"/>
             <wp:effectExtent l="0" t="0" r="0" b="0"/>
-            <wp:docPr id="6" name="Picture 6"/>
+            <wp:docPr id="4" name="Picture 4"/>
             <wp:cNvGraphicFramePr>
               <a:graphicFrameLocks xmlns:a="http://schemas.openxmlformats.org/drawingml/2006/main" noChangeAspect="1"/>
             </wp:cNvGraphicFramePr>
@@ -1535,7 +1129,7 @@
               <a:graphicData uri="http://schemas.openxmlformats.org/drawingml/2006/picture">
                 <pic:pic xmlns:pic="http://schemas.openxmlformats.org/drawingml/2006/picture">
                   <pic:nvPicPr>
-                    <pic:cNvPr id="0" name="02_tpot_vs_output.png"/>
+                    <pic:cNvPr id="0" name="04_prefill_decode_breakdown.png"/>
                     <pic:cNvPicPr/>
                   </pic:nvPicPr>
                   <pic:blipFill>
@@ -1562,19 +1156,212 @@
     </w:p>
     <w:p>
       <w:pPr>
+        <w:pStyle w:val="Heading2"/>
+        <w:jc w:val="both"/>
+        <w:rPr>
+          <w:color w:val="000000" w:themeColor="text1"/>
+        </w:rPr>
+      </w:pPr>
+      <w:r>
+        <w:rPr>
+          <w:color w:val="000000" w:themeColor="text1"/>
+        </w:rPr>
+        <w:t>Warm-up 2: Output length vs. latency (one request)</w:t>
+      </w:r>
+    </w:p>
+    <w:p>
+      <w:pPr>
+        <w:pStyle w:val="Heading3"/>
+        <w:jc w:val="both"/>
+        <w:rPr>
+          <w:color w:val="000000" w:themeColor="text1"/>
+        </w:rPr>
+      </w:pPr>
+      <w:r>
+        <w:rPr>
+          <w:color w:val="000000" w:themeColor="text1"/>
+        </w:rPr>
+        <w:t>1. Does TTFT grow with output length? Why or why not?</w:t>
+      </w:r>
+    </w:p>
+    <w:p>
+      <w:pPr>
+        <w:jc w:val="both"/>
+        <w:rPr>
+          <w:color w:val="000000" w:themeColor="text1"/>
+        </w:rPr>
+      </w:pPr>
+      <w:r>
+        <w:br/>
+      </w:r>
+      <w:r>
+        <w:rPr>
+          <w:b/>
+          <w:i/>
+          <w:color w:val="000000" w:themeColor="text1"/>
+        </w:rPr>
+        <w:t>Answer:</w:t>
+      </w:r>
+    </w:p>
+    <w:p>
+      <w:pPr>
         <w:spacing w:after="200" w:line="276" w:lineRule="auto"/>
         <w:jc w:val="both"/>
         <w:rPr>
-          <w:b/>
+          <w:iCs/>
+          <w:color w:val="000000" w:themeColor="text1"/>
+          <w:szCs w:val="32"/>
+        </w:rPr>
+      </w:pPr>
+      <w:r>
+        <w:rPr>
+          <w:iCs/>
+          <w:color w:val="000000" w:themeColor="text1"/>
+          <w:szCs w:val="32"/>
+        </w:rPr>
+        <w:t xml:space="preserve">The plot shows that </w:t>
+      </w:r>
+      <w:r>
+        <w:rPr>
+          <w:iCs/>
+          <w:color w:val="000000" w:themeColor="text1"/>
+          <w:szCs w:val="32"/>
+        </w:rPr>
+        <w:t xml:space="preserve">TTFT doesn't increase with </w:t>
+      </w:r>
+      <w:proofErr w:type="spellStart"/>
+      <w:r>
+        <w:rPr>
+          <w:iCs/>
+          <w:color w:val="000000" w:themeColor="text1"/>
+          <w:szCs w:val="32"/>
+        </w:rPr>
+        <w:t>output_len</w:t>
+      </w:r>
+      <w:proofErr w:type="spellEnd"/>
+      <w:r>
+        <w:rPr>
+          <w:iCs/>
+          <w:color w:val="000000" w:themeColor="text1"/>
+          <w:szCs w:val="32"/>
+        </w:rPr>
+        <w:t xml:space="preserve">. Every run </w:t>
+      </w:r>
+      <w:proofErr w:type="gramStart"/>
+      <w:r>
+        <w:rPr>
+          <w:iCs/>
+          <w:color w:val="000000" w:themeColor="text1"/>
+          <w:szCs w:val="32"/>
+        </w:rPr>
+        <w:t>( output</w:t>
+      </w:r>
+      <w:proofErr w:type="gramEnd"/>
+      <w:r>
+        <w:rPr>
+          <w:iCs/>
+          <w:color w:val="000000" w:themeColor="text1"/>
+          <w:szCs w:val="32"/>
+        </w:rPr>
+        <w:t xml:space="preserve"> 16 through </w:t>
+      </w:r>
+      <w:proofErr w:type="gramStart"/>
+      <w:r>
+        <w:rPr>
+          <w:iCs/>
+          <w:color w:val="000000" w:themeColor="text1"/>
+          <w:szCs w:val="32"/>
+        </w:rPr>
+        <w:t>2048 )</w:t>
+      </w:r>
+      <w:proofErr w:type="gramEnd"/>
+      <w:r>
+        <w:rPr>
+          <w:iCs/>
+          <w:color w:val="000000" w:themeColor="text1"/>
+          <w:szCs w:val="32"/>
+        </w:rPr>
+        <w:t xml:space="preserve"> it is 196.654ms. It is a flat line. TTFT is time to token 1</w:t>
+      </w:r>
+      <w:r>
+        <w:rPr>
+          <w:iCs/>
+          <w:color w:val="000000" w:themeColor="text1"/>
+          <w:szCs w:val="32"/>
+        </w:rPr>
+        <w:t>.</w:t>
+      </w:r>
+      <w:r>
+        <w:rPr>
+          <w:iCs/>
+          <w:color w:val="000000" w:themeColor="text1"/>
+          <w:szCs w:val="32"/>
+        </w:rPr>
+        <w:t xml:space="preserve"> That token is from prefill of the prompt. Here </w:t>
+      </w:r>
+      <w:proofErr w:type="spellStart"/>
+      <w:r>
+        <w:rPr>
+          <w:iCs/>
+          <w:color w:val="000000" w:themeColor="text1"/>
+          <w:szCs w:val="32"/>
+        </w:rPr>
+        <w:t>prompt_len</w:t>
+      </w:r>
+      <w:proofErr w:type="spellEnd"/>
+      <w:r>
+        <w:rPr>
+          <w:iCs/>
+          <w:color w:val="000000" w:themeColor="text1"/>
+          <w:szCs w:val="32"/>
+        </w:rPr>
+        <w:t xml:space="preserve"> is always 2048 so the prefill is always the same job.</w:t>
+      </w:r>
+      <w:r>
+        <w:rPr>
+          <w:iCs/>
+          <w:color w:val="000000" w:themeColor="text1"/>
+          <w:szCs w:val="32"/>
+        </w:rPr>
+        <w:t xml:space="preserve"> The output length doesn’t matter because it</w:t>
+      </w:r>
+      <w:r>
+        <w:rPr>
+          <w:iCs/>
+          <w:color w:val="000000" w:themeColor="text1"/>
+          <w:szCs w:val="32"/>
+        </w:rPr>
+        <w:t xml:space="preserve"> is total tokens you generate. </w:t>
+      </w:r>
+      <w:r>
+        <w:rPr>
+          <w:iCs/>
+          <w:color w:val="000000" w:themeColor="text1"/>
+          <w:szCs w:val="32"/>
+        </w:rPr>
+        <w:t xml:space="preserve">There are </w:t>
+      </w:r>
+      <w:r>
+        <w:rPr>
+          <w:iCs/>
+          <w:color w:val="000000" w:themeColor="text1"/>
+          <w:szCs w:val="32"/>
+        </w:rPr>
+        <w:t>2…N Decode tokens after the 1st token. They do not belong to TTFT as a metric, TTFT is limited to first token generation.</w:t>
+      </w:r>
+      <w:r>
+        <w:rPr>
           <w:i/>
           <w:color w:val="000000" w:themeColor="text1"/>
-        </w:rPr>
-      </w:pPr>
-      <w:r>
-        <w:rPr>
-          <w:b/>
+          <w:szCs w:val="32"/>
+        </w:rPr>
+        <w:t xml:space="preserve"> </w:t>
+      </w:r>
+      <w:r>
+        <w:rPr>
           <w:i/>
           <w:color w:val="000000" w:themeColor="text1"/>
+          <w:sz w:val="20"/>
         </w:rPr>
         <w:br w:type="page"/>
       </w:r>
@@ -1588,12 +1375,48 @@
       </w:pPr>
       <w:r>
         <w:rPr>
-          <w:b/>
           <w:i/>
           <w:color w:val="000000" w:themeColor="text1"/>
+          <w:sz w:val="20"/>
         </w:rPr>
         <w:lastRenderedPageBreak/>
-        <w:t>Answer:</w:t>
+        <w:t xml:space="preserve">Figure </w:t>
+      </w:r>
+      <w:proofErr w:type="gramStart"/>
+      <w:r>
+        <w:rPr>
+          <w:i/>
+          <w:color w:val="000000" w:themeColor="text1"/>
+          <w:sz w:val="20"/>
+        </w:rPr>
+        <w:t>W2.1  TTFT</w:t>
+      </w:r>
+      <w:proofErr w:type="gramEnd"/>
+      <w:r>
+        <w:rPr>
+          <w:i/>
+          <w:color w:val="000000" w:themeColor="text1"/>
+          <w:sz w:val="20"/>
+        </w:rPr>
+        <w:t xml:space="preserve"> vs </w:t>
+      </w:r>
+      <w:proofErr w:type="spellStart"/>
+      <w:r>
+        <w:rPr>
+          <w:i/>
+          <w:color w:val="000000" w:themeColor="text1"/>
+          <w:sz w:val="20"/>
+        </w:rPr>
+        <w:t>output_len</w:t>
+      </w:r>
+      <w:proofErr w:type="spellEnd"/>
+      <w:r>
+        <w:rPr>
+          <w:i/>
+          <w:color w:val="000000" w:themeColor="text1"/>
+          <w:sz w:val="20"/>
+        </w:rPr>
+        <w:t xml:space="preserve"> </w:t>
       </w:r>
     </w:p>
     <w:p>
@@ -1605,163 +1428,14 @@
       </w:pPr>
       <w:r>
         <w:rPr>
-          <w:color w:val="000000" w:themeColor="text1"/>
-        </w:rPr>
-        <w:t>The plot shows</w:t>
-      </w:r>
-      <w:r>
-        <w:rPr>
-          <w:color w:val="000000" w:themeColor="text1"/>
-        </w:rPr>
-        <w:t xml:space="preserve"> TPOT is not sensitive to </w:t>
-      </w:r>
-      <w:proofErr w:type="spellStart"/>
-      <w:r>
-        <w:rPr>
-          <w:color w:val="000000" w:themeColor="text1"/>
-        </w:rPr>
-        <w:t>output_len</w:t>
-      </w:r>
-      <w:proofErr w:type="spellEnd"/>
-      <w:r>
-        <w:rPr>
-          <w:color w:val="000000" w:themeColor="text1"/>
-        </w:rPr>
-        <w:t>. Still about 32.3</w:t>
-      </w:r>
-      <w:r>
-        <w:rPr>
-          <w:color w:val="000000" w:themeColor="text1"/>
-        </w:rPr>
-        <w:t>ms</w:t>
-      </w:r>
-      <w:r>
-        <w:rPr>
-          <w:color w:val="000000" w:themeColor="text1"/>
-        </w:rPr>
-        <w:t xml:space="preserve"> from output 16 to 2048. The swing is </w:t>
-      </w:r>
-      <w:r>
-        <w:rPr>
-          <w:color w:val="000000" w:themeColor="text1"/>
-        </w:rPr>
-        <w:t xml:space="preserve">only </w:t>
-      </w:r>
-      <w:r>
-        <w:rPr>
-          <w:color w:val="000000" w:themeColor="text1"/>
-        </w:rPr>
-        <w:t>about</w:t>
-      </w:r>
-      <w:r>
-        <w:rPr>
-          <w:color w:val="000000" w:themeColor="text1"/>
-        </w:rPr>
-        <w:t xml:space="preserve"> </w:t>
-      </w:r>
-      <w:r>
-        <w:rPr>
-          <w:color w:val="000000" w:themeColor="text1"/>
-        </w:rPr>
-        <w:t xml:space="preserve">0.06ms. The plot is zoomed </w:t>
-      </w:r>
-      <w:r>
-        <w:rPr>
-          <w:color w:val="000000" w:themeColor="text1"/>
-        </w:rPr>
-        <w:t>in,</w:t>
-      </w:r>
-      <w:r>
-        <w:rPr>
-          <w:color w:val="000000" w:themeColor="text1"/>
-        </w:rPr>
-        <w:t xml:space="preserve"> so the noise looks like a dip.</w:t>
-      </w:r>
-      <w:r>
-        <w:rPr>
-          <w:color w:val="000000" w:themeColor="text1"/>
-        </w:rPr>
-        <w:t xml:space="preserve"> </w:t>
-      </w:r>
-      <w:r>
-        <w:rPr>
-          <w:color w:val="000000" w:themeColor="text1"/>
-        </w:rPr>
-        <w:t xml:space="preserve">It remains flat </w:t>
-      </w:r>
-      <w:r>
-        <w:rPr>
-          <w:color w:val="000000" w:themeColor="text1"/>
-        </w:rPr>
-        <w:t>because</w:t>
-      </w:r>
-      <w:r>
-        <w:rPr>
-          <w:color w:val="000000" w:themeColor="text1"/>
-        </w:rPr>
-        <w:t xml:space="preserve"> TPOT averages tokens after the first. Those are all still decode steps, one token, </w:t>
-      </w:r>
-      <w:r>
-        <w:rPr>
-          <w:color w:val="000000" w:themeColor="text1"/>
-        </w:rPr>
-        <w:t>updating</w:t>
-      </w:r>
-      <w:r>
-        <w:rPr>
-          <w:color w:val="000000" w:themeColor="text1"/>
-        </w:rPr>
-        <w:t xml:space="preserve"> KV cache, same single request. Extending the output just means more of the same steps. It does not mean that each step is a different kind of work.</w:t>
-      </w:r>
-    </w:p>
-    <w:p>
-      <w:pPr>
-        <w:pStyle w:val="Heading3"/>
-        <w:jc w:val="both"/>
-        <w:rPr>
-          <w:color w:val="000000" w:themeColor="text1"/>
-        </w:rPr>
-      </w:pPr>
-      <w:r>
-        <w:rPr>
-          <w:color w:val="000000" w:themeColor="text1"/>
-        </w:rPr>
-        <w:t>3. From TTFT and TPOT, how can you calculate the end-to-end execution time? Does it match the reported e2e_s?</w:t>
-      </w:r>
-    </w:p>
-    <w:p>
-      <w:pPr>
-        <w:jc w:val="both"/>
-        <w:rPr>
-          <w:color w:val="000000" w:themeColor="text1"/>
-        </w:rPr>
-      </w:pPr>
-      <w:r>
-        <w:rPr>
-          <w:i/>
-          <w:color w:val="000000" w:themeColor="text1"/>
-          <w:sz w:val="20"/>
-        </w:rPr>
-        <w:t>Figure W2.3  computed e2e vs reported e2e_s</w:t>
-      </w:r>
-    </w:p>
-    <w:p>
-      <w:pPr>
-        <w:jc w:val="both"/>
-        <w:rPr>
-          <w:color w:val="000000" w:themeColor="text1"/>
-        </w:rPr>
-      </w:pPr>
-      <w:r>
-        <w:rPr>
           <w:noProof/>
           <w:color w:val="000000" w:themeColor="text1"/>
         </w:rPr>
         <w:drawing>
-          <wp:inline distT="0" distB="0" distL="0" distR="0" wp14:anchorId="61658C69" wp14:editId="0FC8713D">
+          <wp:inline distT="0" distB="0" distL="0" distR="0" wp14:anchorId="03CE0817" wp14:editId="12190F2F">
             <wp:extent cx="5577840" cy="3408680"/>
             <wp:effectExtent l="0" t="0" r="0" b="0"/>
-            <wp:docPr id="7" name="Picture 7"/>
+            <wp:docPr id="5" name="Picture 5"/>
             <wp:cNvGraphicFramePr>
               <a:graphicFrameLocks xmlns:a="http://schemas.openxmlformats.org/drawingml/2006/main" noChangeAspect="1"/>
             </wp:cNvGraphicFramePr>
@@ -1769,7 +1443,7 @@
               <a:graphicData uri="http://schemas.openxmlformats.org/drawingml/2006/picture">
                 <pic:pic xmlns:pic="http://schemas.openxmlformats.org/drawingml/2006/picture">
                   <pic:nvPicPr>
-                    <pic:cNvPr id="0" name="03_e2e_computed_vs_reported.png"/>
+                    <pic:cNvPr id="0" name="01_ttft_vs_output.png"/>
                     <pic:cNvPicPr/>
                   </pic:nvPicPr>
                   <pic:blipFill>
@@ -1796,6 +1470,7 @@
     </w:p>
     <w:p>
       <w:pPr>
+        <w:pStyle w:val="Heading3"/>
         <w:jc w:val="both"/>
         <w:rPr>
           <w:color w:val="000000" w:themeColor="text1"/>
@@ -1803,11 +1478,9 @@
       </w:pPr>
       <w:r>
         <w:rPr>
-          <w:b/>
-          <w:i/>
-          <w:color w:val="000000" w:themeColor="text1"/>
-        </w:rPr>
-        <w:t>Answer:</w:t>
+          <w:color w:val="000000" w:themeColor="text1"/>
+        </w:rPr>
+        <w:t>2. How does TPOT depend on output length? Why?</w:t>
       </w:r>
     </w:p>
     <w:p>
@@ -1819,41 +1492,11 @@
       </w:pPr>
       <w:r>
         <w:rPr>
-          <w:color w:val="000000" w:themeColor="text1"/>
-        </w:rPr>
-        <w:t>Y</w:t>
-      </w:r>
-      <w:r>
-        <w:rPr>
-          <w:color w:val="000000" w:themeColor="text1"/>
-        </w:rPr>
-        <w:t>es. Computed e2e and e2e_s overlap on plot for each output length (error &lt; 1</w:t>
-      </w:r>
-      <w:r>
-        <w:rPr>
-          <w:color w:val="000000" w:themeColor="text1"/>
-        </w:rPr>
-        <w:t>ms</w:t>
-      </w:r>
-      <w:r>
-        <w:rPr>
-          <w:color w:val="000000" w:themeColor="text1"/>
-        </w:rPr>
-        <w:t xml:space="preserve">). Same identity as Warm-up 1 but now </w:t>
-      </w:r>
-      <w:proofErr w:type="spellStart"/>
-      <w:r>
-        <w:rPr>
-          <w:color w:val="000000" w:themeColor="text1"/>
-        </w:rPr>
-        <w:t>output_len</w:t>
-      </w:r>
-      <w:proofErr w:type="spellEnd"/>
-      <w:r>
-        <w:rPr>
-          <w:color w:val="000000" w:themeColor="text1"/>
-        </w:rPr>
-        <w:t xml:space="preserve"> is changing.</w:t>
+          <w:i/>
+          <w:color w:val="000000" w:themeColor="text1"/>
+          <w:sz w:val="20"/>
+        </w:rPr>
+        <w:t>Figure W2.2  output_len vs TPOT</w:t>
       </w:r>
     </w:p>
     <w:p>
@@ -1865,143 +1508,14 @@
       </w:pPr>
       <w:r>
         <w:rPr>
-          <w:color w:val="000000" w:themeColor="text1"/>
-        </w:rPr>
-        <w:t>e2e = TTFT + TPOT x (</w:t>
-      </w:r>
-      <w:proofErr w:type="spellStart"/>
-      <w:r>
-        <w:rPr>
-          <w:color w:val="000000" w:themeColor="text1"/>
-        </w:rPr>
-        <w:t>output_len</w:t>
-      </w:r>
-      <w:proofErr w:type="spellEnd"/>
-      <w:r>
-        <w:rPr>
-          <w:color w:val="000000" w:themeColor="text1"/>
-        </w:rPr>
-        <w:t xml:space="preserve"> - 1) Token 1 is TTFT and all other tokens are TPOT.</w:t>
-      </w:r>
-      <w:r>
-        <w:rPr>
-          <w:color w:val="000000" w:themeColor="text1"/>
-        </w:rPr>
-        <w:t xml:space="preserve"> </w:t>
-      </w:r>
-      <w:r>
-        <w:rPr>
-          <w:color w:val="000000" w:themeColor="text1"/>
-        </w:rPr>
-        <w:t xml:space="preserve">For this </w:t>
-      </w:r>
-      <w:r>
-        <w:rPr>
-          <w:color w:val="000000" w:themeColor="text1"/>
-        </w:rPr>
-        <w:t>run</w:t>
-      </w:r>
-      <w:r>
-        <w:rPr>
-          <w:color w:val="000000" w:themeColor="text1"/>
-        </w:rPr>
-        <w:t xml:space="preserve"> TTFT is 196.654</w:t>
-      </w:r>
-      <w:r>
-        <w:rPr>
-          <w:color w:val="000000" w:themeColor="text1"/>
-        </w:rPr>
-        <w:t>ms</w:t>
-      </w:r>
-      <w:r>
-        <w:rPr>
-          <w:color w:val="000000" w:themeColor="text1"/>
-        </w:rPr>
-        <w:t xml:space="preserve">. </w:t>
-      </w:r>
-      <w:proofErr w:type="spellStart"/>
-      <w:r>
-        <w:rPr>
-          <w:color w:val="000000" w:themeColor="text1"/>
-        </w:rPr>
-        <w:t>output_len</w:t>
-      </w:r>
-      <w:proofErr w:type="spellEnd"/>
-      <w:r>
-        <w:rPr>
-          <w:color w:val="000000" w:themeColor="text1"/>
-        </w:rPr>
-        <w:t xml:space="preserve"> is variable, so e2e should almost linearly scale with output length (more decode tokens, same prefill).</w:t>
-      </w:r>
-    </w:p>
-    <w:p>
-      <w:pPr>
-        <w:spacing w:after="200" w:line="276" w:lineRule="auto"/>
-        <w:jc w:val="both"/>
-        <w:rPr>
-          <w:rFonts w:asciiTheme="majorHAnsi" w:eastAsiaTheme="majorEastAsia" w:hAnsiTheme="majorHAnsi" w:cstheme="majorBidi"/>
-          <w:b/>
-          <w:bCs/>
-          <w:color w:val="000000" w:themeColor="text1"/>
-          <w:sz w:val="26"/>
-        </w:rPr>
-      </w:pPr>
-      <w:r>
-        <w:rPr>
-          <w:color w:val="000000" w:themeColor="text1"/>
-        </w:rPr>
-        <w:br w:type="page"/>
-      </w:r>
-    </w:p>
-    <w:p>
-      <w:pPr>
-        <w:pStyle w:val="Heading3"/>
-        <w:jc w:val="both"/>
-        <w:rPr>
-          <w:color w:val="000000" w:themeColor="text1"/>
-        </w:rPr>
-      </w:pPr>
-      <w:r>
-        <w:rPr>
-          <w:color w:val="000000" w:themeColor="text1"/>
-        </w:rPr>
-        <w:lastRenderedPageBreak/>
-        <w:t>4. Percentage breakdown between prefill and decode latency for different output lengths. Between prefill and decode, which one is the bottleneck?</w:t>
-      </w:r>
-    </w:p>
-    <w:p>
-      <w:pPr>
-        <w:jc w:val="both"/>
-        <w:rPr>
-          <w:color w:val="000000" w:themeColor="text1"/>
-        </w:rPr>
-      </w:pPr>
-      <w:r>
-        <w:rPr>
-          <w:i/>
-          <w:color w:val="000000" w:themeColor="text1"/>
-          <w:sz w:val="20"/>
-        </w:rPr>
-        <w:t>Figure W2.4  prefill vs decode share of e2e</w:t>
-      </w:r>
-    </w:p>
-    <w:p>
-      <w:pPr>
-        <w:jc w:val="both"/>
-        <w:rPr>
-          <w:color w:val="000000" w:themeColor="text1"/>
-        </w:rPr>
-      </w:pPr>
-      <w:r>
-        <w:rPr>
           <w:noProof/>
           <w:color w:val="000000" w:themeColor="text1"/>
         </w:rPr>
         <w:drawing>
-          <wp:inline distT="0" distB="0" distL="0" distR="0" wp14:anchorId="17ACE384" wp14:editId="5EA0F4D3">
+          <wp:inline distT="0" distB="0" distL="0" distR="0" wp14:anchorId="666833B9" wp14:editId="46951C25">
             <wp:extent cx="5577840" cy="3408680"/>
             <wp:effectExtent l="0" t="0" r="0" b="0"/>
-            <wp:docPr id="8" name="Picture 8"/>
+            <wp:docPr id="6" name="Picture 6"/>
             <wp:cNvGraphicFramePr>
               <a:graphicFrameLocks xmlns:a="http://schemas.openxmlformats.org/drawingml/2006/main" noChangeAspect="1"/>
             </wp:cNvGraphicFramePr>
@@ -2009,7 +1523,7 @@
               <a:graphicData uri="http://schemas.openxmlformats.org/drawingml/2006/picture">
                 <pic:pic xmlns:pic="http://schemas.openxmlformats.org/drawingml/2006/picture">
                   <pic:nvPicPr>
-                    <pic:cNvPr id="0" name="04_prefill_decode_breakdown.png"/>
+                    <pic:cNvPr id="0" name="02_tpot_vs_output.png"/>
                     <pic:cNvPicPr/>
                   </pic:nvPicPr>
                   <pic:blipFill>
@@ -2036,18 +1550,21 @@
     </w:p>
     <w:p>
       <w:pPr>
+        <w:spacing w:after="200" w:line="276" w:lineRule="auto"/>
         <w:jc w:val="both"/>
-        <w:rPr>
-          <w:color w:val="000000" w:themeColor="text1"/>
-        </w:rPr>
-      </w:pPr>
-      <w:r>
         <w:rPr>
           <w:b/>
           <w:i/>
           <w:color w:val="000000" w:themeColor="text1"/>
         </w:rPr>
-        <w:t>Answer:</w:t>
+      </w:pPr>
+      <w:r>
+        <w:rPr>
+          <w:b/>
+          <w:i/>
+          <w:color w:val="000000" w:themeColor="text1"/>
+        </w:rPr>
+        <w:br w:type="page"/>
       </w:r>
     </w:p>
     <w:p>
@@ -2059,114 +1576,16 @@
       </w:pPr>
       <w:r>
         <w:rPr>
-          <w:color w:val="000000" w:themeColor="text1"/>
-        </w:rPr>
-        <w:t>The bars in the plot represent</w:t>
-      </w:r>
-      <w:r>
-        <w:rPr>
-          <w:color w:val="000000" w:themeColor="text1"/>
-        </w:rPr>
-        <w:t xml:space="preserve"> </w:t>
-      </w:r>
-      <w:r>
-        <w:rPr>
-          <w:color w:val="000000" w:themeColor="text1"/>
-        </w:rPr>
-        <w:t>prefill share = TTFT / e2e.  decode share = (e2e - TTFT)/e2e. Prefill fixed here (prompt 2048, TTFT 196.7</w:t>
-      </w:r>
-      <w:r>
-        <w:rPr>
-          <w:color w:val="000000" w:themeColor="text1"/>
-        </w:rPr>
-        <w:t>ms</w:t>
-      </w:r>
-      <w:r>
-        <w:rPr>
-          <w:color w:val="000000" w:themeColor="text1"/>
-        </w:rPr>
-        <w:t xml:space="preserve">). Decode increases with </w:t>
-      </w:r>
-      <w:proofErr w:type="spellStart"/>
-      <w:r>
-        <w:rPr>
-          <w:color w:val="000000" w:themeColor="text1"/>
-        </w:rPr>
-        <w:t>output_len</w:t>
-      </w:r>
-      <w:proofErr w:type="spellEnd"/>
-      <w:r>
-        <w:rPr>
-          <w:color w:val="000000" w:themeColor="text1"/>
-        </w:rPr>
-        <w:t>.</w:t>
-      </w:r>
-      <w:r>
-        <w:rPr>
-          <w:color w:val="000000" w:themeColor="text1"/>
-        </w:rPr>
-        <w:t xml:space="preserve"> When the output length grows </w:t>
-      </w:r>
-      <w:proofErr w:type="spellStart"/>
-      <w:r>
-        <w:rPr>
-          <w:color w:val="000000" w:themeColor="text1"/>
-        </w:rPr>
-        <w:t>prefill's</w:t>
-      </w:r>
-      <w:proofErr w:type="spellEnd"/>
-      <w:r>
-        <w:rPr>
-          <w:color w:val="000000" w:themeColor="text1"/>
-        </w:rPr>
-        <w:t xml:space="preserve"> slice shrinks from about 29% at output 16 to about 0.3% at output 2048. Decode 71% =</w:t>
-      </w:r>
-      <w:r>
-        <w:rPr>
-          <w:color w:val="000000" w:themeColor="text1"/>
-        </w:rPr>
-        <w:t>&gt;</w:t>
-      </w:r>
-      <w:r>
-        <w:rPr>
-          <w:color w:val="000000" w:themeColor="text1"/>
-        </w:rPr>
-        <w:t xml:space="preserve"> 99.7%</w:t>
-      </w:r>
-      <w:r>
-        <w:rPr>
-          <w:color w:val="000000" w:themeColor="text1"/>
-        </w:rPr>
-        <w:t>.</w:t>
-      </w:r>
-      <w:r>
-        <w:rPr>
-          <w:color w:val="000000" w:themeColor="text1"/>
-        </w:rPr>
-        <w:t xml:space="preserve"> </w:t>
-      </w:r>
-      <w:r>
-        <w:rPr>
-          <w:color w:val="000000" w:themeColor="text1"/>
-        </w:rPr>
-        <w:t xml:space="preserve">Decode </w:t>
-      </w:r>
-      <w:r>
-        <w:rPr>
-          <w:color w:val="000000" w:themeColor="text1"/>
-        </w:rPr>
-        <w:t>is the bottleneck for all the output lengths.</w:t>
-      </w:r>
-      <w:r>
-        <w:rPr>
-          <w:color w:val="000000" w:themeColor="text1"/>
-        </w:rPr>
-        <w:t xml:space="preserve"> Even at output 16 decode is still the bigger piece. For long outputs, it is almost the entire e2e.</w:t>
+          <w:b/>
+          <w:i/>
+          <w:color w:val="000000" w:themeColor="text1"/>
+        </w:rPr>
+        <w:lastRenderedPageBreak/>
+        <w:t>Answer:</w:t>
       </w:r>
     </w:p>
     <w:p>
       <w:pPr>
-        <w:pStyle w:val="Heading2"/>
         <w:jc w:val="both"/>
         <w:rPr>
           <w:color w:val="000000" w:themeColor="text1"/>
@@ -2176,11 +1595,116 @@
         <w:rPr>
           <w:color w:val="000000" w:themeColor="text1"/>
         </w:rPr>
-        <w:t>Experiment 1: Batch size vs. latency</w:t>
+        <w:t>The plot shows</w:t>
+      </w:r>
+      <w:r>
+        <w:rPr>
+          <w:color w:val="000000" w:themeColor="text1"/>
+        </w:rPr>
+        <w:t xml:space="preserve"> TPOT is not sensitive to </w:t>
+      </w:r>
+      <w:proofErr w:type="spellStart"/>
+      <w:r>
+        <w:rPr>
+          <w:color w:val="000000" w:themeColor="text1"/>
+        </w:rPr>
+        <w:t>output_len</w:t>
+      </w:r>
+      <w:proofErr w:type="spellEnd"/>
+      <w:r>
+        <w:rPr>
+          <w:color w:val="000000" w:themeColor="text1"/>
+        </w:rPr>
+        <w:t>. Still about 32.3</w:t>
+      </w:r>
+      <w:r>
+        <w:rPr>
+          <w:color w:val="000000" w:themeColor="text1"/>
+        </w:rPr>
+        <w:t>ms</w:t>
+      </w:r>
+      <w:r>
+        <w:rPr>
+          <w:color w:val="000000" w:themeColor="text1"/>
+        </w:rPr>
+        <w:t xml:space="preserve"> from output 16 to 2048. The swing is </w:t>
+      </w:r>
+      <w:r>
+        <w:rPr>
+          <w:color w:val="000000" w:themeColor="text1"/>
+        </w:rPr>
+        <w:t xml:space="preserve">only </w:t>
+      </w:r>
+      <w:r>
+        <w:rPr>
+          <w:color w:val="000000" w:themeColor="text1"/>
+        </w:rPr>
+        <w:t>about</w:t>
+      </w:r>
+      <w:r>
+        <w:rPr>
+          <w:color w:val="000000" w:themeColor="text1"/>
+        </w:rPr>
+        <w:t xml:space="preserve"> </w:t>
+      </w:r>
+      <w:r>
+        <w:rPr>
+          <w:color w:val="000000" w:themeColor="text1"/>
+        </w:rPr>
+        <w:t xml:space="preserve">0.06ms. The plot is zoomed </w:t>
+      </w:r>
+      <w:r>
+        <w:rPr>
+          <w:color w:val="000000" w:themeColor="text1"/>
+        </w:rPr>
+        <w:t>in,</w:t>
+      </w:r>
+      <w:r>
+        <w:rPr>
+          <w:color w:val="000000" w:themeColor="text1"/>
+        </w:rPr>
+        <w:t xml:space="preserve"> so the noise looks like a dip.</w:t>
+      </w:r>
+      <w:r>
+        <w:rPr>
+          <w:color w:val="000000" w:themeColor="text1"/>
+        </w:rPr>
+        <w:t xml:space="preserve"> </w:t>
+      </w:r>
+      <w:r>
+        <w:rPr>
+          <w:color w:val="000000" w:themeColor="text1"/>
+        </w:rPr>
+        <w:t xml:space="preserve">It remains flat </w:t>
+      </w:r>
+      <w:r>
+        <w:rPr>
+          <w:color w:val="000000" w:themeColor="text1"/>
+        </w:rPr>
+        <w:t>because</w:t>
+      </w:r>
+      <w:r>
+        <w:rPr>
+          <w:color w:val="000000" w:themeColor="text1"/>
+        </w:rPr>
+        <w:t xml:space="preserve"> TPOT averages tokens after the first. Those are all still decode steps, one token, </w:t>
+      </w:r>
+      <w:r>
+        <w:rPr>
+          <w:color w:val="000000" w:themeColor="text1"/>
+        </w:rPr>
+        <w:t>updating</w:t>
+      </w:r>
+      <w:r>
+        <w:rPr>
+          <w:color w:val="000000" w:themeColor="text1"/>
+        </w:rPr>
+        <w:t xml:space="preserve"> KV cache, same single request. Extending the output just means more of the same steps. It does not mean that each step is a different kind of work.</w:t>
       </w:r>
     </w:p>
     <w:p>
       <w:pPr>
+        <w:pStyle w:val="Heading3"/>
         <w:jc w:val="both"/>
         <w:rPr>
           <w:color w:val="000000" w:themeColor="text1"/>
@@ -2190,12 +1714,11 @@
         <w:rPr>
           <w:color w:val="000000" w:themeColor="text1"/>
         </w:rPr>
-        <w:t>N identical requests all arrive at time 0 (count). prompt_len=16, output_len fixed; N from 1 to 256.</w:t>
+        <w:t>3. From TTFT and TPOT, how can you calculate the end-to-end execution time? Does it match the reported e2e_s?</w:t>
       </w:r>
     </w:p>
     <w:p>
       <w:pPr>
-        <w:pStyle w:val="Heading3"/>
         <w:jc w:val="both"/>
         <w:rPr>
           <w:color w:val="000000" w:themeColor="text1"/>
@@ -2203,165 +1726,16 @@
       </w:pPr>
       <w:r>
         <w:rPr>
-          <w:color w:val="000000" w:themeColor="text1"/>
-        </w:rPr>
-        <w:t>1. How does TTFT change with N? Why?</w:t>
+          <w:i/>
+          <w:color w:val="000000" w:themeColor="text1"/>
+          <w:sz w:val="20"/>
+        </w:rPr>
+        <w:t>Figure W2.3  computed e2e vs reported e2e_s</w:t>
       </w:r>
     </w:p>
     <w:p>
       <w:pPr>
         <w:jc w:val="both"/>
-      </w:pPr>
-    </w:p>
-    <w:p>
-      <w:pPr>
-        <w:jc w:val="both"/>
-      </w:pPr>
-      <w:r>
-        <w:rPr>
-          <w:b/>
-          <w:i/>
-        </w:rPr>
-        <w:t>Answer:</w:t>
-      </w:r>
-    </w:p>
-    <w:p>
-      <w:pPr>
-        <w:jc w:val="both"/>
-      </w:pPr>
-      <w:r>
-        <w:t>In this experiment we change</w:t>
-      </w:r>
-      <w:r>
-        <w:t xml:space="preserve"> </w:t>
-      </w:r>
-      <w:r>
-        <w:t>o</w:t>
-      </w:r>
-      <w:r>
-        <w:t>nly N</w:t>
-      </w:r>
-      <w:r>
-        <w:t>.</w:t>
-      </w:r>
-      <w:r>
-        <w:t xml:space="preserve"> Each request still has </w:t>
-      </w:r>
-      <w:proofErr w:type="spellStart"/>
-      <w:r>
-        <w:t>prompt_len</w:t>
-      </w:r>
-      <w:proofErr w:type="spellEnd"/>
-      <w:r>
-        <w:t xml:space="preserve">=16, </w:t>
-      </w:r>
-      <w:proofErr w:type="spellStart"/>
-      <w:r>
-        <w:t>output_len</w:t>
-      </w:r>
-      <w:proofErr w:type="spellEnd"/>
-      <w:r>
-        <w:t xml:space="preserve">=128, arrival 0. </w:t>
-      </w:r>
-      <w:r>
-        <w:t xml:space="preserve"> The plot shows</w:t>
-      </w:r>
-      <w:r>
-        <w:rPr>
-          <w:rFonts w:hint="eastAsia"/>
-        </w:rPr>
-        <w:t xml:space="preserve"> TTFT still increasing with N (40ms at N=1 </w:t>
-      </w:r>
-      <w:r>
-        <w:rPr>
-          <w:rFonts w:hint="eastAsia"/>
-        </w:rPr>
-        <w:t>→</w:t>
-      </w:r>
-      <w:r>
-        <w:rPr>
-          <w:rFonts w:hint="eastAsia"/>
-        </w:rPr>
-        <w:t xml:space="preserve"> 369ms at N=256).</w:t>
-      </w:r>
-      <w:r>
-        <w:t xml:space="preserve"> </w:t>
-      </w:r>
-      <w:r>
-        <w:t xml:space="preserve">TTFT goes up </w:t>
-      </w:r>
-      <w:r>
-        <w:t>because</w:t>
-      </w:r>
-      <w:r>
-        <w:t xml:space="preserve"> </w:t>
-      </w:r>
-      <w:r>
-        <w:t>a</w:t>
-      </w:r>
-      <w:r>
-        <w:t>ll N short prompts prefill in one batch. This step does N * 16 tokens (16 when N = 1, 4096 when N = 256). A bigger batched prefill takes more time, so everyone’s first token waits longer.</w:t>
-      </w:r>
-    </w:p>
-    <w:p>
-      <w:pPr>
-        <w:spacing w:after="200" w:line="276" w:lineRule="auto"/>
-        <w:rPr>
-          <w:i/>
-          <w:color w:val="000000" w:themeColor="text1"/>
-          <w:sz w:val="20"/>
-        </w:rPr>
-      </w:pPr>
-      <w:r>
-        <w:rPr>
-          <w:i/>
-          <w:color w:val="000000" w:themeColor="text1"/>
-          <w:sz w:val="20"/>
-        </w:rPr>
-        <w:br w:type="page"/>
-      </w:r>
-    </w:p>
-    <w:p>
-      <w:pPr>
-        <w:spacing w:after="200" w:line="276" w:lineRule="auto"/>
-        <w:jc w:val="both"/>
-        <w:rPr>
-          <w:i/>
-          <w:color w:val="000000" w:themeColor="text1"/>
-          <w:sz w:val="20"/>
-        </w:rPr>
-      </w:pPr>
-      <w:r>
-        <w:rPr>
-          <w:i/>
-          <w:color w:val="000000" w:themeColor="text1"/>
-          <w:sz w:val="20"/>
-        </w:rPr>
-        <w:lastRenderedPageBreak/>
-        <w:t xml:space="preserve">Figure </w:t>
-      </w:r>
-      <w:proofErr w:type="gramStart"/>
-      <w:r>
-        <w:rPr>
-          <w:i/>
-          <w:color w:val="000000" w:themeColor="text1"/>
-          <w:sz w:val="20"/>
-        </w:rPr>
-        <w:t>E1.1  N</w:t>
-      </w:r>
-      <w:proofErr w:type="gramEnd"/>
-      <w:r>
-        <w:rPr>
-          <w:i/>
-          <w:color w:val="000000" w:themeColor="text1"/>
-          <w:sz w:val="20"/>
-        </w:rPr>
-        <w:t xml:space="preserve"> vs TTFT</w:t>
-      </w:r>
-    </w:p>
-    <w:p>
-      <w:pPr>
-        <w:jc w:val="both"/>
         <w:rPr>
           <w:color w:val="000000" w:themeColor="text1"/>
         </w:rPr>
@@ -2372,10 +1746,10 @@
           <w:color w:val="000000" w:themeColor="text1"/>
         </w:rPr>
         <w:drawing>
-          <wp:inline distT="0" distB="0" distL="0" distR="0" wp14:anchorId="5FDD337E" wp14:editId="440D57BE">
+          <wp:inline distT="0" distB="0" distL="0" distR="0" wp14:anchorId="61658C69" wp14:editId="0FC8713D">
             <wp:extent cx="5577840" cy="3408680"/>
             <wp:effectExtent l="0" t="0" r="0" b="0"/>
-            <wp:docPr id="9" name="Picture 9"/>
+            <wp:docPr id="7" name="Picture 7"/>
             <wp:cNvGraphicFramePr>
               <a:graphicFrameLocks xmlns:a="http://schemas.openxmlformats.org/drawingml/2006/main" noChangeAspect="1"/>
             </wp:cNvGraphicFramePr>
@@ -2383,7 +1757,7 @@
               <a:graphicData uri="http://schemas.openxmlformats.org/drawingml/2006/picture">
                 <pic:pic xmlns:pic="http://schemas.openxmlformats.org/drawingml/2006/picture">
                   <pic:nvPicPr>
-                    <pic:cNvPr id="0" name="01_ttft_vs_batch.png"/>
+                    <pic:cNvPr id="0" name="03_e2e_computed_vs_reported.png"/>
                     <pic:cNvPicPr/>
                   </pic:nvPicPr>
                   <pic:blipFill>
@@ -2410,6 +1784,165 @@
     </w:p>
     <w:p>
       <w:pPr>
+        <w:jc w:val="both"/>
+        <w:rPr>
+          <w:color w:val="000000" w:themeColor="text1"/>
+        </w:rPr>
+      </w:pPr>
+      <w:r>
+        <w:rPr>
+          <w:b/>
+          <w:i/>
+          <w:color w:val="000000" w:themeColor="text1"/>
+        </w:rPr>
+        <w:t>Answer:</w:t>
+      </w:r>
+    </w:p>
+    <w:p>
+      <w:pPr>
+        <w:jc w:val="both"/>
+        <w:rPr>
+          <w:color w:val="000000" w:themeColor="text1"/>
+        </w:rPr>
+      </w:pPr>
+      <w:r>
+        <w:rPr>
+          <w:color w:val="000000" w:themeColor="text1"/>
+        </w:rPr>
+        <w:t>Y</w:t>
+      </w:r>
+      <w:r>
+        <w:rPr>
+          <w:color w:val="000000" w:themeColor="text1"/>
+        </w:rPr>
+        <w:t>es. Computed e2e and e2e_s overlap on plot for each output length (error &lt; 1</w:t>
+      </w:r>
+      <w:r>
+        <w:rPr>
+          <w:color w:val="000000" w:themeColor="text1"/>
+        </w:rPr>
+        <w:t>ms</w:t>
+      </w:r>
+      <w:r>
+        <w:rPr>
+          <w:color w:val="000000" w:themeColor="text1"/>
+        </w:rPr>
+        <w:t xml:space="preserve">). Same identity as Warm-up 1 but now </w:t>
+      </w:r>
+      <w:proofErr w:type="spellStart"/>
+      <w:r>
+        <w:rPr>
+          <w:color w:val="000000" w:themeColor="text1"/>
+        </w:rPr>
+        <w:t>output_len</w:t>
+      </w:r>
+      <w:proofErr w:type="spellEnd"/>
+      <w:r>
+        <w:rPr>
+          <w:color w:val="000000" w:themeColor="text1"/>
+        </w:rPr>
+        <w:t xml:space="preserve"> is changing.</w:t>
+      </w:r>
+    </w:p>
+    <w:p>
+      <w:pPr>
+        <w:jc w:val="both"/>
+        <w:rPr>
+          <w:color w:val="000000" w:themeColor="text1"/>
+        </w:rPr>
+      </w:pPr>
+      <w:r>
+        <w:rPr>
+          <w:color w:val="000000" w:themeColor="text1"/>
+        </w:rPr>
+        <w:t>e2e = TTFT + TPOT x (</w:t>
+      </w:r>
+      <w:proofErr w:type="spellStart"/>
+      <w:r>
+        <w:rPr>
+          <w:color w:val="000000" w:themeColor="text1"/>
+        </w:rPr>
+        <w:t>output_len</w:t>
+      </w:r>
+      <w:proofErr w:type="spellEnd"/>
+      <w:r>
+        <w:rPr>
+          <w:color w:val="000000" w:themeColor="text1"/>
+        </w:rPr>
+        <w:t xml:space="preserve"> - 1) Token 1 is TTFT and all other tokens are TPOT.</w:t>
+      </w:r>
+      <w:r>
+        <w:rPr>
+          <w:color w:val="000000" w:themeColor="text1"/>
+        </w:rPr>
+        <w:t xml:space="preserve"> </w:t>
+      </w:r>
+      <w:r>
+        <w:rPr>
+          <w:color w:val="000000" w:themeColor="text1"/>
+        </w:rPr>
+        <w:t xml:space="preserve">For this </w:t>
+      </w:r>
+      <w:r>
+        <w:rPr>
+          <w:color w:val="000000" w:themeColor="text1"/>
+        </w:rPr>
+        <w:t>run</w:t>
+      </w:r>
+      <w:r>
+        <w:rPr>
+          <w:color w:val="000000" w:themeColor="text1"/>
+        </w:rPr>
+        <w:t xml:space="preserve"> TTFT is 196.654</w:t>
+      </w:r>
+      <w:r>
+        <w:rPr>
+          <w:color w:val="000000" w:themeColor="text1"/>
+        </w:rPr>
+        <w:t>ms</w:t>
+      </w:r>
+      <w:r>
+        <w:rPr>
+          <w:color w:val="000000" w:themeColor="text1"/>
+        </w:rPr>
+        <w:t xml:space="preserve">. </w:t>
+      </w:r>
+      <w:proofErr w:type="spellStart"/>
+      <w:r>
+        <w:rPr>
+          <w:color w:val="000000" w:themeColor="text1"/>
+        </w:rPr>
+        <w:t>output_len</w:t>
+      </w:r>
+      <w:proofErr w:type="spellEnd"/>
+      <w:r>
+        <w:rPr>
+          <w:color w:val="000000" w:themeColor="text1"/>
+        </w:rPr>
+        <w:t xml:space="preserve"> is variable, so e2e should almost linearly scale with output length (more decode tokens, same prefill).</w:t>
+      </w:r>
+    </w:p>
+    <w:p>
+      <w:pPr>
+        <w:spacing w:after="200" w:line="276" w:lineRule="auto"/>
+        <w:jc w:val="both"/>
+        <w:rPr>
+          <w:rFonts w:asciiTheme="majorHAnsi" w:eastAsiaTheme="majorEastAsia" w:hAnsiTheme="majorHAnsi" w:cstheme="majorBidi"/>
+          <w:b/>
+          <w:bCs/>
+          <w:color w:val="000000" w:themeColor="text1"/>
+          <w:sz w:val="26"/>
+        </w:rPr>
+      </w:pPr>
+      <w:r>
+        <w:rPr>
+          <w:color w:val="000000" w:themeColor="text1"/>
+        </w:rPr>
+        <w:br w:type="page"/>
+      </w:r>
+    </w:p>
+    <w:p>
+      <w:pPr>
         <w:pStyle w:val="Heading3"/>
         <w:jc w:val="both"/>
         <w:rPr>
@@ -2420,19 +1953,25 @@
         <w:rPr>
           <w:color w:val="000000" w:themeColor="text1"/>
         </w:rPr>
-        <w:t>2. How does TPOT change with N? Why?</w:t>
+        <w:lastRenderedPageBreak/>
+        <w:t>4. Percentage breakdown between prefill and decode latency for different output lengths. Between prefill and decode, which one is the bottleneck?</w:t>
       </w:r>
     </w:p>
     <w:p>
       <w:pPr>
-        <w:spacing w:after="200" w:line="276" w:lineRule="auto"/>
         <w:jc w:val="both"/>
         <w:rPr>
+          <w:color w:val="000000" w:themeColor="text1"/>
+        </w:rPr>
+      </w:pPr>
+      <w:r>
+        <w:rPr>
           <w:i/>
           <w:color w:val="000000" w:themeColor="text1"/>
           <w:sz w:val="20"/>
         </w:rPr>
-      </w:pPr>
+        <w:t>Figure W2.4  prefill vs decode share of e2e</w:t>
+      </w:r>
     </w:p>
     <w:p>
       <w:pPr>
@@ -2443,129 +1982,14 @@
       </w:pPr>
       <w:r>
         <w:rPr>
-          <w:b/>
-          <w:i/>
-          <w:color w:val="000000" w:themeColor="text1"/>
-        </w:rPr>
-        <w:t>Answer:</w:t>
-      </w:r>
-    </w:p>
-    <w:p>
-      <w:pPr>
-        <w:spacing w:after="200" w:line="276" w:lineRule="auto"/>
-        <w:jc w:val="both"/>
-      </w:pPr>
-      <w:r>
-        <w:t>The Plot shows</w:t>
-      </w:r>
-      <w:r>
-        <w:t xml:space="preserve"> that TPOT has not been greatly influenced by the increase in batch size, with the execution time only increasing from 32ms in (N=1) to around 40ms even when the batch size increases from 1 to 256. This is expected behavior from a decoding process that is memory-bandwidth-bound, since model weights are loaded at every step regardless of the number of requests. Therefore, increase in (N) does not result in the increase in execution time in proportion. On the other hand, throughput surprisingly increases from around 31 tokens/s to more than 6300 tokens/s. Higher batch sizes allow more tokens to be processed simultaneously during the matrix multiplication operations, but they also cause some increase in execution time.</w:t>
-      </w:r>
-    </w:p>
-    <w:p>
-      <w:pPr>
-        <w:spacing w:after="200" w:line="276" w:lineRule="auto"/>
-        <w:jc w:val="both"/>
-        <w:rPr>
-          <w:b/>
-          <w:bCs/>
-          <w:iCs/>
-          <w:color w:val="000000" w:themeColor="text1"/>
-          <w:szCs w:val="32"/>
-          <w:lang w:val="en-GB"/>
-        </w:rPr>
-      </w:pPr>
-      <w:r>
-        <w:t xml:space="preserve">At the same time, there are some unexpected things in the data. At (N=16), decoding stages have </w:t>
-      </w:r>
-      <w:r>
-        <w:t>uncharacteristic</w:t>
-      </w:r>
-      <w:r>
-        <w:t xml:space="preserve"> performance, whereas neighboring batch sizes, (N=8) and (N=32), have better results. This </w:t>
-      </w:r>
-      <w:r>
-        <w:t xml:space="preserve">could </w:t>
-      </w:r>
-      <w:r>
-        <w:t xml:space="preserve">mean that maybe </w:t>
-      </w:r>
-      <w:r>
-        <w:t xml:space="preserve">spike </w:t>
-      </w:r>
-      <w:r>
-        <w:t>is simply a wrong prediction for the batch size rather than real change in performance. The same inconsistency is observed at (N=64)</w:t>
-      </w:r>
-      <w:r>
-        <w:t>.</w:t>
-      </w:r>
-      <w:r>
-        <w:rPr>
-          <w:b/>
-          <w:bCs/>
-          <w:iCs/>
-          <w:color w:val="000000" w:themeColor="text1"/>
-          <w:szCs w:val="32"/>
-          <w:lang w:val="en-GB"/>
-        </w:rPr>
-        <w:br w:type="page"/>
-      </w:r>
-    </w:p>
-    <w:p>
-      <w:pPr>
-        <w:spacing w:after="200" w:line="276" w:lineRule="auto"/>
-        <w:jc w:val="both"/>
-        <w:rPr>
-          <w:i/>
-          <w:color w:val="000000" w:themeColor="text1"/>
-          <w:sz w:val="20"/>
-        </w:rPr>
-      </w:pPr>
-      <w:r>
-        <w:rPr>
-          <w:i/>
-          <w:color w:val="000000" w:themeColor="text1"/>
-          <w:sz w:val="20"/>
-        </w:rPr>
-        <w:lastRenderedPageBreak/>
-        <w:t xml:space="preserve">Figure </w:t>
-      </w:r>
-      <w:proofErr w:type="gramStart"/>
-      <w:r>
-        <w:rPr>
-          <w:i/>
-          <w:color w:val="000000" w:themeColor="text1"/>
-          <w:sz w:val="20"/>
-        </w:rPr>
-        <w:t>E1.2  N</w:t>
-      </w:r>
-      <w:proofErr w:type="gramEnd"/>
-      <w:r>
-        <w:rPr>
-          <w:i/>
-          <w:color w:val="000000" w:themeColor="text1"/>
-          <w:sz w:val="20"/>
-        </w:rPr>
-        <w:t xml:space="preserve"> vs TPOT</w:t>
-      </w:r>
-    </w:p>
-    <w:p>
-      <w:pPr>
-        <w:jc w:val="both"/>
-        <w:rPr>
-          <w:color w:val="000000" w:themeColor="text1"/>
-        </w:rPr>
-      </w:pPr>
-      <w:r>
-        <w:rPr>
           <w:noProof/>
           <w:color w:val="000000" w:themeColor="text1"/>
         </w:rPr>
         <w:drawing>
-          <wp:inline distT="0" distB="0" distL="0" distR="0" wp14:anchorId="4EEBEE3D" wp14:editId="4C1F684F">
+          <wp:inline distT="0" distB="0" distL="0" distR="0" wp14:anchorId="17ACE384" wp14:editId="5EA0F4D3">
             <wp:extent cx="5577840" cy="3408680"/>
             <wp:effectExtent l="0" t="0" r="0" b="0"/>
-            <wp:docPr id="10" name="Picture 10"/>
+            <wp:docPr id="8" name="Picture 8"/>
             <wp:cNvGraphicFramePr>
               <a:graphicFrameLocks xmlns:a="http://schemas.openxmlformats.org/drawingml/2006/main" noChangeAspect="1"/>
             </wp:cNvGraphicFramePr>
@@ -2573,7 +1997,7 @@
               <a:graphicData uri="http://schemas.openxmlformats.org/drawingml/2006/picture">
                 <pic:pic xmlns:pic="http://schemas.openxmlformats.org/drawingml/2006/picture">
                   <pic:nvPicPr>
-                    <pic:cNvPr id="0" name="02_tpot_vs_batch.png"/>
+                    <pic:cNvPr id="0" name="04_prefill_decode_breakdown.png"/>
                     <pic:cNvPicPr/>
                   </pic:nvPicPr>
                   <pic:blipFill>
@@ -2600,6 +2024,118 @@
     </w:p>
     <w:p>
       <w:pPr>
+        <w:jc w:val="both"/>
+        <w:rPr>
+          <w:color w:val="000000" w:themeColor="text1"/>
+        </w:rPr>
+      </w:pPr>
+      <w:r>
+        <w:rPr>
+          <w:b/>
+          <w:i/>
+          <w:color w:val="000000" w:themeColor="text1"/>
+        </w:rPr>
+        <w:t>Answer:</w:t>
+      </w:r>
+    </w:p>
+    <w:p>
+      <w:pPr>
+        <w:jc w:val="both"/>
+        <w:rPr>
+          <w:color w:val="000000" w:themeColor="text1"/>
+        </w:rPr>
+      </w:pPr>
+      <w:r>
+        <w:rPr>
+          <w:color w:val="000000" w:themeColor="text1"/>
+        </w:rPr>
+        <w:t>The bars in the plot represent</w:t>
+      </w:r>
+      <w:r>
+        <w:rPr>
+          <w:color w:val="000000" w:themeColor="text1"/>
+        </w:rPr>
+        <w:t xml:space="preserve"> prefill share = TTFT / e2e.  decode share = (e2e - TTFT)/e2e. Prefill fixed here (prompt 2048, TTFT 196.7</w:t>
+      </w:r>
+      <w:r>
+        <w:rPr>
+          <w:color w:val="000000" w:themeColor="text1"/>
+        </w:rPr>
+        <w:t>ms</w:t>
+      </w:r>
+      <w:r>
+        <w:rPr>
+          <w:color w:val="000000" w:themeColor="text1"/>
+        </w:rPr>
+        <w:t xml:space="preserve">). Decode increases with </w:t>
+      </w:r>
+      <w:proofErr w:type="spellStart"/>
+      <w:r>
+        <w:rPr>
+          <w:color w:val="000000" w:themeColor="text1"/>
+        </w:rPr>
+        <w:t>output_len</w:t>
+      </w:r>
+      <w:proofErr w:type="spellEnd"/>
+      <w:r>
+        <w:rPr>
+          <w:color w:val="000000" w:themeColor="text1"/>
+        </w:rPr>
+        <w:t>.</w:t>
+      </w:r>
+      <w:r>
+        <w:rPr>
+          <w:color w:val="000000" w:themeColor="text1"/>
+        </w:rPr>
+        <w:t xml:space="preserve"> When the output length grows </w:t>
+      </w:r>
+      <w:proofErr w:type="spellStart"/>
+      <w:r>
+        <w:rPr>
+          <w:color w:val="000000" w:themeColor="text1"/>
+        </w:rPr>
+        <w:t>prefill's</w:t>
+      </w:r>
+      <w:proofErr w:type="spellEnd"/>
+      <w:r>
+        <w:rPr>
+          <w:color w:val="000000" w:themeColor="text1"/>
+        </w:rPr>
+        <w:t xml:space="preserve"> slice shrinks from about 29% at output 16 to about 0.3% at output 2048. Decode 71% =</w:t>
+      </w:r>
+      <w:r>
+        <w:rPr>
+          <w:color w:val="000000" w:themeColor="text1"/>
+        </w:rPr>
+        <w:t>&gt;</w:t>
+      </w:r>
+      <w:r>
+        <w:rPr>
+          <w:color w:val="000000" w:themeColor="text1"/>
+        </w:rPr>
+        <w:t xml:space="preserve"> 99.7%</w:t>
+      </w:r>
+      <w:r>
+        <w:rPr>
+          <w:color w:val="000000" w:themeColor="text1"/>
+        </w:rPr>
+        <w:t>.</w:t>
+      </w:r>
+      <w:r>
+        <w:rPr>
+          <w:color w:val="000000" w:themeColor="text1"/>
+        </w:rPr>
+        <w:t xml:space="preserve"> </w:t>
+      </w:r>
+      <w:r>
+        <w:rPr>
+          <w:color w:val="000000" w:themeColor="text1"/>
+        </w:rPr>
+        <w:t>Decode is the bottleneck for all the output lengths. Even at output 16 decode is still the bigger piece. For long outputs, it is almost the entire e2e.</w:t>
+      </w:r>
+    </w:p>
+    <w:p>
+      <w:pPr>
         <w:pStyle w:val="Heading2"/>
         <w:jc w:val="both"/>
         <w:rPr>
@@ -2610,11 +2146,25 @@
         <w:rPr>
           <w:color w:val="000000" w:themeColor="text1"/>
         </w:rPr>
-        <w:t>Experiment 2: New requests arrive!</w:t>
+        <w:t>Experiment 1: Batch size vs. latency</w:t>
       </w:r>
     </w:p>
     <w:p>
       <w:pPr>
+        <w:jc w:val="both"/>
+        <w:rPr>
+          <w:color w:val="000000" w:themeColor="text1"/>
+        </w:rPr>
+      </w:pPr>
+      <w:r>
+        <w:rPr>
+          <w:color w:val="000000" w:themeColor="text1"/>
+        </w:rPr>
+        <w:t>N identical requests all arrive at time 0 (count). prompt_len=16, output_len fixed; N from 1 to 256.</w:t>
+      </w:r>
+    </w:p>
+    <w:p>
+      <w:pPr>
         <w:pStyle w:val="Heading3"/>
         <w:jc w:val="both"/>
         <w:rPr>
@@ -2625,21 +2175,22 @@
         <w:rPr>
           <w:color w:val="000000" w:themeColor="text1"/>
         </w:rPr>
-        <w:t>4a. One request alone (baseline)</w:t>
+        <w:t>1. How does TTFT change with N? Why?</w:t>
       </w:r>
     </w:p>
     <w:p>
       <w:pPr>
         <w:jc w:val="both"/>
-        <w:rPr>
-          <w:color w:val="000000" w:themeColor="text1"/>
-        </w:rPr>
+      </w:pPr>
+    </w:p>
+    <w:p>
+      <w:pPr>
+        <w:jc w:val="both"/>
       </w:pPr>
       <w:r>
         <w:rPr>
           <w:b/>
           <w:i/>
-          <w:color w:val="000000" w:themeColor="text1"/>
         </w:rPr>
         <w:t>Answer:</w:t>
       </w:r>
@@ -2647,159 +2198,188 @@
     <w:p>
       <w:pPr>
         <w:jc w:val="both"/>
-        <w:rPr>
-          <w:color w:val="000000" w:themeColor="text1"/>
-        </w:rPr>
-      </w:pPr>
-      <w:r>
-        <w:rPr>
-          <w:color w:val="000000" w:themeColor="text1"/>
-        </w:rPr>
-        <w:t>The first request at t=0 is given, with prompt 1024 and produce 512 (</w:t>
-      </w:r>
-      <w:r>
-        <w:rPr>
-          <w:color w:val="000000" w:themeColor="text1"/>
-        </w:rPr>
-        <w:t>like</w:t>
-      </w:r>
-      <w:r>
-        <w:rPr>
-          <w:color w:val="000000" w:themeColor="text1"/>
-        </w:rPr>
-        <w:t xml:space="preserve"> request 0 in 4b–4d</w:t>
-      </w:r>
-      <w:proofErr w:type="gramStart"/>
-      <w:r>
-        <w:rPr>
-          <w:color w:val="000000" w:themeColor="text1"/>
-        </w:rPr>
-        <w:t>).</w:t>
-      </w:r>
-      <w:r>
-        <w:rPr>
-          <w:color w:val="000000" w:themeColor="text1"/>
-        </w:rPr>
+      </w:pPr>
+      <w:r>
+        <w:t>In this experiment we change</w:t>
+      </w:r>
+      <w:r>
+        <w:t xml:space="preserve"> </w:t>
+      </w:r>
+      <w:r>
+        <w:t>o</w:t>
+      </w:r>
+      <w:r>
+        <w:t>nly N</w:t>
+      </w:r>
+      <w:r>
         <w:t>.</w:t>
       </w:r>
-      <w:proofErr w:type="gramEnd"/>
-      <w:r>
-        <w:rPr>
-          <w:color w:val="000000" w:themeColor="text1"/>
-        </w:rPr>
-        <w:t xml:space="preserve"> There is </w:t>
-      </w:r>
-      <w:r>
-        <w:rPr>
-          <w:color w:val="000000" w:themeColor="text1"/>
-        </w:rPr>
-        <w:t>0 waiting time on queue</w:t>
-      </w:r>
-      <w:r>
-        <w:rPr>
-          <w:color w:val="000000" w:themeColor="text1"/>
-        </w:rPr>
-        <w:t>.</w:t>
-      </w:r>
-      <w:r>
-        <w:rPr>
-          <w:color w:val="000000" w:themeColor="text1"/>
-        </w:rPr>
-        <w:t xml:space="preserve"> The TTFT is 113.7</w:t>
-      </w:r>
-      <w:r>
-        <w:rPr>
-          <w:color w:val="000000" w:themeColor="text1"/>
-        </w:rPr>
-        <w:t>ms</w:t>
-      </w:r>
-      <w:r>
-        <w:rPr>
-          <w:color w:val="000000" w:themeColor="text1"/>
-        </w:rPr>
-        <w:t xml:space="preserve"> based on one prefill step of length of 1024 tokens</w:t>
-      </w:r>
-      <w:r>
-        <w:rPr>
-          <w:color w:val="000000" w:themeColor="text1"/>
-        </w:rPr>
-        <w:t>.</w:t>
-      </w:r>
-      <w:r>
-        <w:rPr>
-          <w:color w:val="000000" w:themeColor="text1"/>
-        </w:rPr>
-        <w:t xml:space="preserve"> The TPOT is 32.26</w:t>
-      </w:r>
-      <w:r>
-        <w:rPr>
-          <w:color w:val="000000" w:themeColor="text1"/>
-        </w:rPr>
-        <w:t>ms.</w:t>
-      </w:r>
-      <w:r>
-        <w:rPr>
-          <w:color w:val="000000" w:themeColor="text1"/>
-        </w:rPr>
-        <w:t xml:space="preserve"> The e2e time is 16.6 </w:t>
-      </w:r>
-      <w:r>
-        <w:rPr>
-          <w:color w:val="000000" w:themeColor="text1"/>
-        </w:rPr>
-        <w:t>seconds.</w:t>
-      </w:r>
-      <w:r>
-        <w:rPr>
-          <w:color w:val="000000" w:themeColor="text1"/>
-        </w:rPr>
-        <w:t xml:space="preserve"> The typical time gap is in the range of 32.2–32.3</w:t>
-      </w:r>
-      <w:r>
-        <w:rPr>
-          <w:color w:val="000000" w:themeColor="text1"/>
-        </w:rPr>
-        <w:t>ms</w:t>
-      </w:r>
-      <w:r>
-        <w:rPr>
-          <w:color w:val="000000" w:themeColor="text1"/>
-        </w:rPr>
-        <w:t>, with the highest gap recorded at 32.31</w:t>
-      </w:r>
-      <w:r>
-        <w:rPr>
-          <w:color w:val="000000" w:themeColor="text1"/>
-        </w:rPr>
-        <w:t>ms</w:t>
-      </w:r>
-      <w:r>
-        <w:rPr>
-          <w:color w:val="000000" w:themeColor="text1"/>
-        </w:rPr>
-        <w:t>.</w:t>
-      </w:r>
-      <w:r>
-        <w:rPr>
-          <w:color w:val="000000" w:themeColor="text1"/>
-        </w:rPr>
-        <w:t xml:space="preserve"> Since there are no other processes running, nothing interferes with the decoding </w:t>
-      </w:r>
-      <w:r>
-        <w:rPr>
-          <w:color w:val="000000" w:themeColor="text1"/>
-        </w:rPr>
-        <w:t>step</w:t>
-      </w:r>
-      <w:r>
-        <w:rPr>
-          <w:color w:val="000000" w:themeColor="text1"/>
-        </w:rPr>
-        <w:t>.</w:t>
+      <w:r>
+        <w:t xml:space="preserve"> Each request still has </w:t>
+      </w:r>
+      <w:proofErr w:type="spellStart"/>
+      <w:r>
+        <w:t>prompt_len</w:t>
+      </w:r>
+      <w:proofErr w:type="spellEnd"/>
+      <w:r>
+        <w:t xml:space="preserve">=16, </w:t>
+      </w:r>
+      <w:proofErr w:type="spellStart"/>
+      <w:r>
+        <w:t>output_len</w:t>
+      </w:r>
+      <w:proofErr w:type="spellEnd"/>
+      <w:r>
+        <w:t xml:space="preserve">=128, arrival 0. </w:t>
+      </w:r>
+      <w:r>
+        <w:t xml:space="preserve"> The plot shows</w:t>
+      </w:r>
+      <w:r>
+        <w:rPr>
+          <w:rFonts w:hint="eastAsia"/>
+        </w:rPr>
+        <w:t xml:space="preserve"> TTFT still increasing with N (40ms at N=1 </w:t>
+      </w:r>
+      <w:r>
+        <w:rPr>
+          <w:rFonts w:hint="eastAsia"/>
+        </w:rPr>
+        <w:t>→</w:t>
+      </w:r>
+      <w:r>
+        <w:rPr>
+          <w:rFonts w:hint="eastAsia"/>
+        </w:rPr>
+        <w:t xml:space="preserve"> 369ms at N=256).</w:t>
+      </w:r>
+      <w:r>
+        <w:t xml:space="preserve"> </w:t>
+      </w:r>
+      <w:r>
+        <w:t xml:space="preserve">TTFT goes up </w:t>
+      </w:r>
+      <w:r>
+        <w:t>because</w:t>
+      </w:r>
+      <w:r>
+        <w:t xml:space="preserve"> </w:t>
+      </w:r>
+      <w:r>
+        <w:t>a</w:t>
+      </w:r>
+      <w:r>
+        <w:t>ll N short prompts prefill in one batch. This step does N * 16 tokens (16 when N = 1, 4096 when N = 256). A bigger batched prefill takes more time, so everyone’s first token waits longer.</w:t>
       </w:r>
     </w:p>
     <w:p>
       <w:pPr>
+        <w:spacing w:after="200" w:line="276" w:lineRule="auto"/>
+        <w:rPr>
+          <w:i/>
+          <w:color w:val="000000" w:themeColor="text1"/>
+          <w:sz w:val="20"/>
+        </w:rPr>
+      </w:pPr>
+      <w:r>
+        <w:rPr>
+          <w:i/>
+          <w:color w:val="000000" w:themeColor="text1"/>
+          <w:sz w:val="20"/>
+        </w:rPr>
+        <w:br w:type="page"/>
+      </w:r>
+    </w:p>
+    <w:p>
+      <w:pPr>
+        <w:spacing w:after="200" w:line="276" w:lineRule="auto"/>
+        <w:jc w:val="both"/>
+        <w:rPr>
+          <w:i/>
+          <w:color w:val="000000" w:themeColor="text1"/>
+          <w:sz w:val="20"/>
+        </w:rPr>
+      </w:pPr>
+      <w:r>
+        <w:rPr>
+          <w:i/>
+          <w:color w:val="000000" w:themeColor="text1"/>
+          <w:sz w:val="20"/>
+        </w:rPr>
+        <w:lastRenderedPageBreak/>
+        <w:t xml:space="preserve">Figure </w:t>
+      </w:r>
+      <w:proofErr w:type="gramStart"/>
+      <w:r>
+        <w:rPr>
+          <w:i/>
+          <w:color w:val="000000" w:themeColor="text1"/>
+          <w:sz w:val="20"/>
+        </w:rPr>
+        <w:t>E1.1  N</w:t>
+      </w:r>
+      <w:proofErr w:type="gramEnd"/>
+      <w:r>
+        <w:rPr>
+          <w:i/>
+          <w:color w:val="000000" w:themeColor="text1"/>
+          <w:sz w:val="20"/>
+        </w:rPr>
+        <w:t xml:space="preserve"> vs TTFT</w:t>
+      </w:r>
+    </w:p>
+    <w:p>
+      <w:pPr>
+        <w:jc w:val="both"/>
+        <w:rPr>
+          <w:color w:val="000000" w:themeColor="text1"/>
+        </w:rPr>
+      </w:pPr>
+      <w:r>
+        <w:rPr>
+          <w:noProof/>
+          <w:color w:val="000000" w:themeColor="text1"/>
+        </w:rPr>
+        <w:drawing>
+          <wp:inline distT="0" distB="0" distL="0" distR="0" wp14:anchorId="5FDD337E" wp14:editId="440D57BE">
+            <wp:extent cx="5577840" cy="3408680"/>
+            <wp:effectExtent l="0" t="0" r="0" b="0"/>
+            <wp:docPr id="9" name="Picture 9"/>
+            <wp:cNvGraphicFramePr>
+              <a:graphicFrameLocks xmlns:a="http://schemas.openxmlformats.org/drawingml/2006/main" noChangeAspect="1"/>
+            </wp:cNvGraphicFramePr>
+            <a:graphic xmlns:a="http://schemas.openxmlformats.org/drawingml/2006/main">
+              <a:graphicData uri="http://schemas.openxmlformats.org/drawingml/2006/picture">
+                <pic:pic xmlns:pic="http://schemas.openxmlformats.org/drawingml/2006/picture">
+                  <pic:nvPicPr>
+                    <pic:cNvPr id="0" name="01_ttft_vs_batch.png"/>
+                    <pic:cNvPicPr/>
+                  </pic:nvPicPr>
+                  <pic:blipFill>
+                    <a:blip r:embed="rId16"/>
+                    <a:stretch>
+                      <a:fillRect/>
+                    </a:stretch>
+                  </pic:blipFill>
+                  <pic:spPr>
+                    <a:xfrm>
+                      <a:off x="0" y="0"/>
+                      <a:ext cx="5577840" cy="3408680"/>
+                    </a:xfrm>
+                    <a:prstGeom prst="rect">
+                      <a:avLst/>
+                    </a:prstGeom>
+                  </pic:spPr>
+                </pic:pic>
+              </a:graphicData>
+            </a:graphic>
+          </wp:inline>
+        </w:drawing>
+      </w:r>
+    </w:p>
+    <w:p>
+      <w:pPr>
         <w:pStyle w:val="Heading3"/>
         <w:jc w:val="both"/>
         <w:rPr>
@@ -2810,7 +2390,7 @@
         <w:rPr>
           <w:color w:val="000000" w:themeColor="text1"/>
         </w:rPr>
-        <w:t>4b. Add a second request that arrives while the first is still generating output. Compare the first request's TPOT and token gaps with 4a. Why did they change? Use tokens.csv and steps.csv to exactly pinpoint what happened.</w:t>
+        <w:t>2. How does TPOT change with N? Why?</w:t>
       </w:r>
     </w:p>
     <w:p>
@@ -2844,35 +2424,394 @@
       <w:pPr>
         <w:spacing w:after="200" w:line="276" w:lineRule="auto"/>
         <w:jc w:val="both"/>
-        <w:rPr>
+      </w:pPr>
+      <w:r>
+        <w:t>The Plot shows that TPOT has not been greatly influenced by the increase in batch size, with the execution time only increasing from 32ms in (N=1) to around 40ms even when the batch size increases from 1 to 256. This is expected behavior from a decoding process that is memory-bandwidth-bound, since model weights are loaded at every step regardless of the number of requests. Therefore, increase in (N) does not result in the increase in execution time in proportion. On the other hand, throughput surprisingly increases from around 31 tokens/s to more than 6300 tokens/s. Higher batch sizes allow more tokens to be processed simultaneously during the matrix multiplication operations, but they also cause some increase in execution time.</w:t>
+      </w:r>
+    </w:p>
+    <w:p>
+      <w:pPr>
+        <w:spacing w:after="200" w:line="276" w:lineRule="auto"/>
+        <w:jc w:val="both"/>
+        <w:rPr>
+          <w:b/>
+          <w:bCs/>
           <w:iCs/>
           <w:color w:val="000000" w:themeColor="text1"/>
           <w:szCs w:val="32"/>
-        </w:rPr>
-      </w:pPr>
-      <w:r>
-        <w:rPr>
+          <w:lang w:val="en-GB"/>
+        </w:rPr>
+      </w:pPr>
+      <w:r>
+        <w:t xml:space="preserve">At the same time, there are some unexpected things in the data. At (N=16), decoding stages have </w:t>
+      </w:r>
+      <w:r>
+        <w:t>uncharacteristic</w:t>
+      </w:r>
+      <w:r>
+        <w:t xml:space="preserve"> performance, whereas neighboring batch sizes, (N=8) and (N=32), have better results. This </w:t>
+      </w:r>
+      <w:r>
+        <w:t xml:space="preserve">could </w:t>
+      </w:r>
+      <w:r>
+        <w:t xml:space="preserve">mean that maybe </w:t>
+      </w:r>
+      <w:r>
+        <w:t xml:space="preserve">spike </w:t>
+      </w:r>
+      <w:r>
+        <w:t>is simply a wrong prediction for the batch size rather than real change in performance. The same inconsistency is observed at (N=64)</w:t>
+      </w:r>
+      <w:r>
+        <w:t>.</w:t>
+      </w:r>
+      <w:r>
+        <w:rPr>
+          <w:b/>
+          <w:bCs/>
           <w:iCs/>
           <w:color w:val="000000" w:themeColor="text1"/>
           <w:szCs w:val="32"/>
-        </w:rPr>
-        <w:t>The second request makes an entry at t=1.0 seconds (prompt size being 1024 and output size being 64) while request zero is being decoded</w:t>
-      </w:r>
-      <w:r>
+          <w:lang w:val="en-GB"/>
+        </w:rPr>
+        <w:br w:type="page"/>
+      </w:r>
+    </w:p>
+    <w:p>
+      <w:pPr>
+        <w:spacing w:after="200" w:line="276" w:lineRule="auto"/>
+        <w:jc w:val="both"/>
+        <w:rPr>
+          <w:i/>
+          <w:color w:val="000000" w:themeColor="text1"/>
+          <w:sz w:val="20"/>
+        </w:rPr>
+      </w:pPr>
+      <w:r>
+        <w:rPr>
+          <w:i/>
+          <w:color w:val="000000" w:themeColor="text1"/>
+          <w:sz w:val="20"/>
+        </w:rPr>
+        <w:lastRenderedPageBreak/>
+        <w:t xml:space="preserve">Figure </w:t>
+      </w:r>
+      <w:proofErr w:type="gramStart"/>
+      <w:r>
+        <w:rPr>
+          <w:i/>
+          <w:color w:val="000000" w:themeColor="text1"/>
+          <w:sz w:val="20"/>
+        </w:rPr>
+        <w:t>E1.2  N</w:t>
+      </w:r>
+      <w:proofErr w:type="gramEnd"/>
+      <w:r>
+        <w:rPr>
+          <w:i/>
+          <w:color w:val="000000" w:themeColor="text1"/>
+          <w:sz w:val="20"/>
+        </w:rPr>
+        <w:t xml:space="preserve"> vs TPOT</w:t>
+      </w:r>
+    </w:p>
+    <w:p>
+      <w:pPr>
+        <w:jc w:val="both"/>
+        <w:rPr>
+          <w:color w:val="000000" w:themeColor="text1"/>
+        </w:rPr>
+      </w:pPr>
+      <w:r>
+        <w:rPr>
+          <w:noProof/>
+          <w:color w:val="000000" w:themeColor="text1"/>
+        </w:rPr>
+        <w:drawing>
+          <wp:inline distT="0" distB="0" distL="0" distR="0" wp14:anchorId="4EEBEE3D" wp14:editId="4C1F684F">
+            <wp:extent cx="5577840" cy="3408680"/>
+            <wp:effectExtent l="0" t="0" r="0" b="0"/>
+            <wp:docPr id="10" name="Picture 10"/>
+            <wp:cNvGraphicFramePr>
+              <a:graphicFrameLocks xmlns:a="http://schemas.openxmlformats.org/drawingml/2006/main" noChangeAspect="1"/>
+            </wp:cNvGraphicFramePr>
+            <a:graphic xmlns:a="http://schemas.openxmlformats.org/drawingml/2006/main">
+              <a:graphicData uri="http://schemas.openxmlformats.org/drawingml/2006/picture">
+                <pic:pic xmlns:pic="http://schemas.openxmlformats.org/drawingml/2006/picture">
+                  <pic:nvPicPr>
+                    <pic:cNvPr id="0" name="02_tpot_vs_batch.png"/>
+                    <pic:cNvPicPr/>
+                  </pic:nvPicPr>
+                  <pic:blipFill>
+                    <a:blip r:embed="rId17"/>
+                    <a:stretch>
+                      <a:fillRect/>
+                    </a:stretch>
+                  </pic:blipFill>
+                  <pic:spPr>
+                    <a:xfrm>
+                      <a:off x="0" y="0"/>
+                      <a:ext cx="5577840" cy="3408680"/>
+                    </a:xfrm>
+                    <a:prstGeom prst="rect">
+                      <a:avLst/>
+                    </a:prstGeom>
+                  </pic:spPr>
+                </pic:pic>
+              </a:graphicData>
+            </a:graphic>
+          </wp:inline>
+        </w:drawing>
+      </w:r>
+    </w:p>
+    <w:p>
+      <w:pPr>
+        <w:pStyle w:val="Heading2"/>
+        <w:jc w:val="both"/>
+        <w:rPr>
+          <w:color w:val="000000" w:themeColor="text1"/>
+        </w:rPr>
+      </w:pPr>
+      <w:r>
+        <w:rPr>
+          <w:color w:val="000000" w:themeColor="text1"/>
+        </w:rPr>
+        <w:t>Experiment 2: New requests arrive!</w:t>
+      </w:r>
+    </w:p>
+    <w:p>
+      <w:pPr>
+        <w:pStyle w:val="Heading3"/>
+        <w:jc w:val="both"/>
+        <w:rPr>
+          <w:color w:val="000000" w:themeColor="text1"/>
+        </w:rPr>
+      </w:pPr>
+      <w:r>
+        <w:rPr>
+          <w:color w:val="000000" w:themeColor="text1"/>
+        </w:rPr>
+        <w:t>4a. One request alone (baseline)</w:t>
+      </w:r>
+    </w:p>
+    <w:p>
+      <w:pPr>
+        <w:jc w:val="both"/>
+        <w:rPr>
+          <w:color w:val="000000" w:themeColor="text1"/>
+        </w:rPr>
+      </w:pPr>
+      <w:r>
+        <w:rPr>
+          <w:b/>
+          <w:i/>
+          <w:color w:val="000000" w:themeColor="text1"/>
+        </w:rPr>
+        <w:t>Answer:</w:t>
+      </w:r>
+    </w:p>
+    <w:p>
+      <w:pPr>
+        <w:jc w:val="both"/>
+        <w:rPr>
+          <w:color w:val="000000" w:themeColor="text1"/>
+        </w:rPr>
+      </w:pPr>
+      <w:r>
+        <w:rPr>
+          <w:color w:val="000000" w:themeColor="text1"/>
+        </w:rPr>
+        <w:t>The first request at t=0 is given, with prompt 1024 and produce 512 (</w:t>
+      </w:r>
+      <w:r>
+        <w:rPr>
+          <w:color w:val="000000" w:themeColor="text1"/>
+        </w:rPr>
+        <w:t>like</w:t>
+      </w:r>
+      <w:r>
+        <w:rPr>
+          <w:color w:val="000000" w:themeColor="text1"/>
+        </w:rPr>
+        <w:t xml:space="preserve"> request 0 in 4b–4d</w:t>
+      </w:r>
+      <w:proofErr w:type="gramStart"/>
+      <w:r>
+        <w:rPr>
+          <w:color w:val="000000" w:themeColor="text1"/>
+        </w:rPr>
+        <w:t>).</w:t>
+      </w:r>
+      <w:r>
+        <w:rPr>
+          <w:color w:val="000000" w:themeColor="text1"/>
+        </w:rPr>
+        <w:t>.</w:t>
+      </w:r>
+      <w:proofErr w:type="gramEnd"/>
+      <w:r>
+        <w:rPr>
+          <w:color w:val="000000" w:themeColor="text1"/>
+        </w:rPr>
+        <w:t xml:space="preserve"> There is </w:t>
+      </w:r>
+      <w:r>
+        <w:rPr>
+          <w:color w:val="000000" w:themeColor="text1"/>
+        </w:rPr>
+        <w:t>0 waiting time on queue</w:t>
+      </w:r>
+      <w:r>
+        <w:rPr>
+          <w:color w:val="000000" w:themeColor="text1"/>
+        </w:rPr>
+        <w:t>.</w:t>
+      </w:r>
+      <w:r>
+        <w:rPr>
+          <w:color w:val="000000" w:themeColor="text1"/>
+        </w:rPr>
+        <w:t xml:space="preserve"> The TTFT is 113.7</w:t>
+      </w:r>
+      <w:r>
+        <w:rPr>
+          <w:color w:val="000000" w:themeColor="text1"/>
+        </w:rPr>
+        <w:t>ms</w:t>
+      </w:r>
+      <w:r>
+        <w:rPr>
+          <w:color w:val="000000" w:themeColor="text1"/>
+        </w:rPr>
+        <w:t xml:space="preserve"> based on one prefill step of length of 1024 tokens</w:t>
+      </w:r>
+      <w:r>
+        <w:rPr>
+          <w:color w:val="000000" w:themeColor="text1"/>
+        </w:rPr>
+        <w:t>.</w:t>
+      </w:r>
+      <w:r>
+        <w:rPr>
+          <w:color w:val="000000" w:themeColor="text1"/>
+        </w:rPr>
+        <w:t xml:space="preserve"> The TPOT is 32.26</w:t>
+      </w:r>
+      <w:r>
+        <w:rPr>
+          <w:color w:val="000000" w:themeColor="text1"/>
+        </w:rPr>
+        <w:t>ms.</w:t>
+      </w:r>
+      <w:r>
+        <w:rPr>
+          <w:color w:val="000000" w:themeColor="text1"/>
+        </w:rPr>
+        <w:t xml:space="preserve"> The e2e time is 16.6 seconds. The typical time gap is in the range of 32.2–32.3</w:t>
+      </w:r>
+      <w:r>
+        <w:rPr>
+          <w:color w:val="000000" w:themeColor="text1"/>
+        </w:rPr>
+        <w:t>ms</w:t>
+      </w:r>
+      <w:r>
+        <w:rPr>
+          <w:color w:val="000000" w:themeColor="text1"/>
+        </w:rPr>
+        <w:t>, with the highest gap recorded at 32.31</w:t>
+      </w:r>
+      <w:r>
+        <w:rPr>
+          <w:color w:val="000000" w:themeColor="text1"/>
+        </w:rPr>
+        <w:t>ms</w:t>
+      </w:r>
+      <w:r>
+        <w:rPr>
+          <w:color w:val="000000" w:themeColor="text1"/>
+        </w:rPr>
+        <w:t>.</w:t>
+      </w:r>
+      <w:r>
+        <w:rPr>
+          <w:color w:val="000000" w:themeColor="text1"/>
+        </w:rPr>
+        <w:t xml:space="preserve"> Since there are no other processes running, nothing interferes with the decoding </w:t>
+      </w:r>
+      <w:r>
+        <w:rPr>
+          <w:color w:val="000000" w:themeColor="text1"/>
+        </w:rPr>
+        <w:t>step</w:t>
+      </w:r>
+      <w:r>
+        <w:rPr>
+          <w:color w:val="000000" w:themeColor="text1"/>
+        </w:rPr>
+        <w:t>.</w:t>
+      </w:r>
+    </w:p>
+    <w:p>
+      <w:pPr>
+        <w:pStyle w:val="Heading3"/>
+        <w:jc w:val="both"/>
+        <w:rPr>
+          <w:color w:val="000000" w:themeColor="text1"/>
+        </w:rPr>
+      </w:pPr>
+      <w:r>
+        <w:rPr>
+          <w:color w:val="000000" w:themeColor="text1"/>
+        </w:rPr>
+        <w:t>4b. Add a second request that arrives while the first is still generating output. Compare the first request's TPOT and token gaps with 4a. Why did they change? Use tokens.csv and steps.csv to exactly pinpoint what happened.</w:t>
+      </w:r>
+    </w:p>
+    <w:p>
+      <w:pPr>
+        <w:spacing w:after="200" w:line="276" w:lineRule="auto"/>
+        <w:jc w:val="both"/>
+        <w:rPr>
+          <w:i/>
+          <w:color w:val="000000" w:themeColor="text1"/>
+          <w:sz w:val="20"/>
+        </w:rPr>
+      </w:pPr>
+    </w:p>
+    <w:p>
+      <w:pPr>
+        <w:jc w:val="both"/>
+        <w:rPr>
+          <w:color w:val="000000" w:themeColor="text1"/>
+        </w:rPr>
+      </w:pPr>
+      <w:r>
+        <w:rPr>
+          <w:b/>
+          <w:i/>
+          <w:color w:val="000000" w:themeColor="text1"/>
+        </w:rPr>
+        <w:t>Answer:</w:t>
+      </w:r>
+    </w:p>
+    <w:p>
+      <w:pPr>
+        <w:spacing w:after="200" w:line="276" w:lineRule="auto"/>
+        <w:jc w:val="both"/>
         <w:rPr>
           <w:iCs/>
           <w:color w:val="000000" w:themeColor="text1"/>
           <w:szCs w:val="32"/>
         </w:rPr>
-        <w:t>.</w:t>
-      </w:r>
+      </w:pPr>
       <w:r>
         <w:rPr>
           <w:iCs/>
           <w:color w:val="000000" w:themeColor="text1"/>
           <w:szCs w:val="32"/>
         </w:rPr>
-        <w:t xml:space="preserve"> The second request </w:t>
+        <w:t xml:space="preserve">The second request makes an entry at t=1.0 seconds (prompt size being 1024 and output size being 64) while request zero is being decoded. The second request must wait for 15.5ms for the currently running step to end. The scheduler would put request one’s entire 1024 tokens in the same step as request zero’s next decode (steps.csv step 29: start 1.0155 s, end 1.1326 s, duration 117.07 ms, prefill_tokens=1024, decode_tokens=1, requests 0 and 1; 117.07 ms is the </w:t>
       </w:r>
       <w:r>
         <w:rPr>
@@ -2880,23 +2819,26 @@
           <w:color w:val="000000" w:themeColor="text1"/>
           <w:szCs w:val="32"/>
         </w:rPr>
-        <w:t>must</w:t>
-      </w:r>
+        <w:lastRenderedPageBreak/>
+        <w:t xml:space="preserve">duration of this step, not the wall-clock time the token was produced). Step 29 takes 117.07 ms. tokens.csv shows request 0, token 30: </w:t>
+      </w:r>
+      <w:proofErr w:type="spellStart"/>
       <w:r>
         <w:rPr>
           <w:iCs/>
           <w:color w:val="000000" w:themeColor="text1"/>
           <w:szCs w:val="32"/>
         </w:rPr>
-        <w:t xml:space="preserve"> wait for 15.5</w:t>
-      </w:r>
+        <w:t>time_s</w:t>
+      </w:r>
+      <w:proofErr w:type="spellEnd"/>
       <w:r>
         <w:rPr>
           <w:iCs/>
           <w:color w:val="000000" w:themeColor="text1"/>
           <w:szCs w:val="32"/>
         </w:rPr>
-        <w:t>ms</w:t>
+        <w:t xml:space="preserve"> </w:t>
       </w:r>
       <w:r>
         <w:rPr>
@@ -2904,7 +2846,7 @@
           <w:color w:val="000000" w:themeColor="text1"/>
           <w:szCs w:val="32"/>
         </w:rPr>
-        <w:t xml:space="preserve"> for the currently running step to end</w:t>
+        <w:t>=</w:t>
       </w:r>
       <w:r>
         <w:rPr>
@@ -2912,244 +2854,43 @@
           <w:color w:val="000000" w:themeColor="text1"/>
           <w:szCs w:val="32"/>
         </w:rPr>
-        <w:t>.</w:t>
-      </w:r>
+        <w:t xml:space="preserve">1.133 s, </w:t>
+      </w:r>
+      <w:proofErr w:type="spellStart"/>
       <w:r>
         <w:rPr>
           <w:iCs/>
           <w:color w:val="000000" w:themeColor="text1"/>
           <w:szCs w:val="32"/>
         </w:rPr>
-        <w:t xml:space="preserve"> The scheduler would put request one’s entire 1024 tokens in the same step as request zero’s next decode (steps would run for 29th step with a batched size of 2 </w:t>
-      </w:r>
+        <w:t>gap_ms</w:t>
+      </w:r>
+      <w:proofErr w:type="spellEnd"/>
       <w:r>
         <w:rPr>
           <w:iCs/>
           <w:color w:val="000000" w:themeColor="text1"/>
           <w:szCs w:val="32"/>
         </w:rPr>
-        <w:t>requests</w:t>
-      </w:r>
+        <w:t xml:space="preserve">=117.07, step=29, so request 0’s gap for that token is 117.07 ms as opposed to about 32 ms in 4a. Therefore, request zero has a worst-case scenario gap as compared to the earlier 32.3ms measured before. Now each step will have decoding done meaning one token will be decoded at approx 32.1ms, leading to very little change in steady – state decoding time overall since the time would only extend from 32.26 to 32.42ms </w:t>
+      </w:r>
+      <w:proofErr w:type="gramStart"/>
       <w:r>
         <w:rPr>
           <w:iCs/>
           <w:color w:val="000000" w:themeColor="text1"/>
           <w:szCs w:val="32"/>
         </w:rPr>
-        <w:t xml:space="preserve"> and</w:t>
-      </w:r>
+        <w:t>later on</w:t>
+      </w:r>
+      <w:proofErr w:type="gramEnd"/>
       <w:r>
         <w:rPr>
           <w:iCs/>
           <w:color w:val="000000" w:themeColor="text1"/>
           <w:szCs w:val="32"/>
         </w:rPr>
-        <w:t xml:space="preserve"> 117.07ms of time would be taken to execute this step)</w:t>
-      </w:r>
-      <w:r>
-        <w:rPr>
-          <w:iCs/>
-          <w:color w:val="000000" w:themeColor="text1"/>
-          <w:szCs w:val="32"/>
-        </w:rPr>
-        <w:t>.</w:t>
-      </w:r>
-      <w:r>
-        <w:rPr>
-          <w:iCs/>
-          <w:color w:val="000000" w:themeColor="text1"/>
-          <w:szCs w:val="32"/>
-        </w:rPr>
-        <w:t xml:space="preserve"> </w:t>
-      </w:r>
-      <w:r>
-        <w:rPr>
-          <w:iCs/>
-          <w:color w:val="000000" w:themeColor="text1"/>
-          <w:szCs w:val="32"/>
-        </w:rPr>
-        <w:t>S</w:t>
-      </w:r>
-      <w:r>
-        <w:rPr>
-          <w:iCs/>
-          <w:color w:val="000000" w:themeColor="text1"/>
-          <w:szCs w:val="32"/>
-        </w:rPr>
-        <w:t>tep 29</w:t>
-      </w:r>
-      <w:r>
-        <w:rPr>
-          <w:iCs/>
-          <w:color w:val="000000" w:themeColor="text1"/>
-          <w:szCs w:val="32"/>
-        </w:rPr>
-        <w:t xml:space="preserve"> </w:t>
-      </w:r>
-      <w:r>
-        <w:rPr>
-          <w:iCs/>
-          <w:color w:val="000000" w:themeColor="text1"/>
-          <w:szCs w:val="32"/>
-        </w:rPr>
-        <w:t xml:space="preserve">takes </w:t>
-      </w:r>
-      <w:r>
-        <w:rPr>
-          <w:iCs/>
-          <w:color w:val="000000" w:themeColor="text1"/>
-          <w:szCs w:val="32"/>
-        </w:rPr>
-        <w:t>117.07</w:t>
-      </w:r>
-      <w:r>
-        <w:rPr>
-          <w:iCs/>
-          <w:color w:val="000000" w:themeColor="text1"/>
-          <w:szCs w:val="32"/>
-        </w:rPr>
-        <w:t>ms</w:t>
-      </w:r>
-      <w:r>
-        <w:rPr>
-          <w:iCs/>
-          <w:color w:val="000000" w:themeColor="text1"/>
-          <w:szCs w:val="32"/>
-        </w:rPr>
-        <w:t>, it is known that request zero has a gap of 117.07 as opposed to the gap being only around 32</w:t>
-      </w:r>
-      <w:r>
-        <w:rPr>
-          <w:iCs/>
-          <w:color w:val="000000" w:themeColor="text1"/>
-          <w:szCs w:val="32"/>
-        </w:rPr>
-        <w:t>ms</w:t>
-      </w:r>
-      <w:r>
-        <w:rPr>
-          <w:iCs/>
-          <w:color w:val="000000" w:themeColor="text1"/>
-          <w:szCs w:val="32"/>
-        </w:rPr>
-        <w:t xml:space="preserve">. </w:t>
-      </w:r>
-      <w:r>
-        <w:rPr>
-          <w:iCs/>
-          <w:color w:val="000000" w:themeColor="text1"/>
-          <w:szCs w:val="32"/>
-        </w:rPr>
-        <w:lastRenderedPageBreak/>
-        <w:t>Therefore,</w:t>
-      </w:r>
-      <w:r>
-        <w:rPr>
-          <w:iCs/>
-          <w:color w:val="000000" w:themeColor="text1"/>
-          <w:szCs w:val="32"/>
-        </w:rPr>
-        <w:t xml:space="preserve"> request zero has a worst-case scenario gap as compared to the earlier 32.3</w:t>
-      </w:r>
-      <w:r>
-        <w:rPr>
-          <w:iCs/>
-          <w:color w:val="000000" w:themeColor="text1"/>
-          <w:szCs w:val="32"/>
-        </w:rPr>
-        <w:t>ms</w:t>
-      </w:r>
-      <w:r>
-        <w:rPr>
-          <w:iCs/>
-          <w:color w:val="000000" w:themeColor="text1"/>
-          <w:szCs w:val="32"/>
-        </w:rPr>
-        <w:t xml:space="preserve"> measured before. Now each step will have decoding done meaning one token will be decoded at </w:t>
-      </w:r>
-      <w:proofErr w:type="spellStart"/>
-      <w:r>
-        <w:rPr>
-          <w:iCs/>
-          <w:color w:val="000000" w:themeColor="text1"/>
-          <w:szCs w:val="32"/>
-        </w:rPr>
-        <w:t>approx</w:t>
-      </w:r>
-      <w:proofErr w:type="spellEnd"/>
-      <w:r>
-        <w:rPr>
-          <w:iCs/>
-          <w:color w:val="000000" w:themeColor="text1"/>
-          <w:szCs w:val="32"/>
-        </w:rPr>
-        <w:t xml:space="preserve"> 32.1ms, leading to very little change in steady – state decoding time overall since the time would only extend from 32.26 to 32.42</w:t>
-      </w:r>
-      <w:r>
-        <w:rPr>
-          <w:iCs/>
-          <w:color w:val="000000" w:themeColor="text1"/>
-          <w:szCs w:val="32"/>
-        </w:rPr>
-        <w:t>ms</w:t>
-      </w:r>
-      <w:r>
-        <w:rPr>
-          <w:iCs/>
-          <w:color w:val="000000" w:themeColor="text1"/>
-          <w:szCs w:val="32"/>
-        </w:rPr>
-        <w:t xml:space="preserve"> </w:t>
-      </w:r>
-      <w:proofErr w:type="gramStart"/>
-      <w:r>
-        <w:rPr>
-          <w:iCs/>
-          <w:color w:val="000000" w:themeColor="text1"/>
-          <w:szCs w:val="32"/>
-        </w:rPr>
-        <w:t>later</w:t>
-      </w:r>
-      <w:r>
-        <w:rPr>
-          <w:iCs/>
-          <w:color w:val="000000" w:themeColor="text1"/>
-          <w:szCs w:val="32"/>
-        </w:rPr>
-        <w:t xml:space="preserve"> </w:t>
-      </w:r>
-      <w:r>
-        <w:rPr>
-          <w:iCs/>
-          <w:color w:val="000000" w:themeColor="text1"/>
-          <w:szCs w:val="32"/>
-        </w:rPr>
-        <w:t>on</w:t>
-      </w:r>
-      <w:proofErr w:type="gramEnd"/>
-      <w:r>
-        <w:rPr>
-          <w:iCs/>
-          <w:color w:val="000000" w:themeColor="text1"/>
-          <w:szCs w:val="32"/>
-        </w:rPr>
-        <w:t xml:space="preserve"> </w:t>
-      </w:r>
-      <w:r>
-        <w:rPr>
-          <w:iCs/>
-          <w:color w:val="000000" w:themeColor="text1"/>
-          <w:szCs w:val="32"/>
-        </w:rPr>
-        <w:t>leading to an increase only in gaps</w:t>
-      </w:r>
-      <w:r>
-        <w:rPr>
-          <w:iCs/>
-          <w:color w:val="000000" w:themeColor="text1"/>
-          <w:szCs w:val="32"/>
-        </w:rPr>
-        <w:t>.</w:t>
+        <w:t xml:space="preserve"> leading to an increase only in gaps.</w:t>
       </w:r>
     </w:p>
     <w:p>
@@ -3215,7 +2956,7 @@
                     <pic:cNvPicPr/>
                   </pic:nvPicPr>
                   <pic:blipFill>
-                    <a:blip r:embed="rId16"/>
+                    <a:blip r:embed="rId18"/>
                     <a:stretch>
                       <a:fillRect/>
                     </a:stretch>
@@ -3280,7 +3021,7 @@
                     <pic:cNvPicPr/>
                   </pic:nvPicPr>
                   <pic:blipFill>
-                    <a:blip r:embed="rId17"/>
+                    <a:blip r:embed="rId19"/>
                     <a:stretch>
                       <a:fillRect/>
                     </a:stretch>
@@ -3321,7 +3062,6 @@
         <w:rPr>
           <w:color w:val="000000" w:themeColor="text1"/>
         </w:rPr>
-        <w:lastRenderedPageBreak/>
         <w:t>4c. Vary the second request's prompt length (few hundred tokens up to 4000). For each, discuss how the first request's worst token gap, and its TPOT, changes.</w:t>
       </w:r>
     </w:p>
@@ -3366,623 +3106,6 @@
                 <pic:pic xmlns:pic="http://schemas.openxmlformats.org/drawingml/2006/picture">
                   <pic:nvPicPr>
                     <pic:cNvPr id="0" name="4c_worstgap_tpot_vs_second_prompt.png"/>
-                    <pic:cNvPicPr/>
-                  </pic:nvPicPr>
-                  <pic:blipFill>
-                    <a:blip r:embed="rId18"/>
-                    <a:stretch>
-                      <a:fillRect/>
-                    </a:stretch>
-                  </pic:blipFill>
-                  <pic:spPr>
-                    <a:xfrm>
-                      <a:off x="0" y="0"/>
-                      <a:ext cx="5577840" cy="3408680"/>
-                    </a:xfrm>
-                    <a:prstGeom prst="rect">
-                      <a:avLst/>
-                    </a:prstGeom>
-                  </pic:spPr>
-                </pic:pic>
-              </a:graphicData>
-            </a:graphic>
-          </wp:inline>
-        </w:drawing>
-      </w:r>
-    </w:p>
-    <w:p>
-      <w:pPr>
-        <w:jc w:val="both"/>
-        <w:rPr>
-          <w:color w:val="000000" w:themeColor="text1"/>
-        </w:rPr>
-      </w:pPr>
-      <w:r>
-        <w:rPr>
-          <w:b/>
-          <w:i/>
-          <w:color w:val="000000" w:themeColor="text1"/>
-        </w:rPr>
-        <w:t>Answer:</w:t>
-      </w:r>
-    </w:p>
-    <w:p>
-      <w:pPr>
-        <w:jc w:val="both"/>
-        <w:rPr>
-          <w:color w:val="000000" w:themeColor="text1"/>
-        </w:rPr>
-      </w:pPr>
-      <w:r>
-        <w:rPr>
-          <w:rFonts w:hint="eastAsia"/>
-          <w:color w:val="000000" w:themeColor="text1"/>
-        </w:rPr>
-        <w:t>Request 0 remains unchanged (prompt 1024, result 512, t=0)</w:t>
-      </w:r>
-      <w:r>
-        <w:rPr>
-          <w:rFonts w:hint="eastAsia"/>
-          <w:color w:val="000000" w:themeColor="text1"/>
-        </w:rPr>
-        <w:t>.</w:t>
-      </w:r>
-      <w:r>
-        <w:rPr>
-          <w:rFonts w:hint="eastAsia"/>
-          <w:color w:val="000000" w:themeColor="text1"/>
-        </w:rPr>
-        <w:t xml:space="preserve"> second request comes in at t=1.0 s with output 64</w:t>
-      </w:r>
-      <w:r>
-        <w:rPr>
-          <w:rFonts w:hint="eastAsia"/>
-          <w:color w:val="000000" w:themeColor="text1"/>
-        </w:rPr>
-        <w:t>.</w:t>
-      </w:r>
-      <w:r>
-        <w:rPr>
-          <w:rFonts w:hint="eastAsia"/>
-          <w:color w:val="000000" w:themeColor="text1"/>
-        </w:rPr>
-        <w:t xml:space="preserve"> only changing its prompt length: 256, 512, 1024, 2048, 3072, 4000</w:t>
-      </w:r>
-      <w:r>
-        <w:rPr>
-          <w:rFonts w:hint="eastAsia"/>
-          <w:color w:val="000000" w:themeColor="text1"/>
-        </w:rPr>
-        <w:t>.</w:t>
-      </w:r>
-      <w:r>
-        <w:rPr>
-          <w:rFonts w:hint="eastAsia"/>
-          <w:color w:val="000000" w:themeColor="text1"/>
-        </w:rPr>
-        <w:t xml:space="preserve"> request 0's worst gap is increasing: 47 </w:t>
-      </w:r>
-      <w:r>
-        <w:rPr>
-          <w:rFonts w:hint="eastAsia"/>
-          <w:color w:val="000000" w:themeColor="text1"/>
-        </w:rPr>
-        <w:t>→</w:t>
-      </w:r>
-      <w:r>
-        <w:rPr>
-          <w:rFonts w:hint="eastAsia"/>
-          <w:color w:val="000000" w:themeColor="text1"/>
-        </w:rPr>
-        <w:t xml:space="preserve"> 67 </w:t>
-      </w:r>
-      <w:r>
-        <w:rPr>
-          <w:rFonts w:hint="eastAsia"/>
-          <w:color w:val="000000" w:themeColor="text1"/>
-        </w:rPr>
-        <w:t>→</w:t>
-      </w:r>
-      <w:r>
-        <w:rPr>
-          <w:rFonts w:hint="eastAsia"/>
-          <w:color w:val="000000" w:themeColor="text1"/>
-        </w:rPr>
-        <w:t xml:space="preserve"> 117 </w:t>
-      </w:r>
-      <w:r>
-        <w:rPr>
-          <w:rFonts w:hint="eastAsia"/>
-          <w:color w:val="000000" w:themeColor="text1"/>
-        </w:rPr>
-        <w:t>→</w:t>
-      </w:r>
-      <w:r>
-        <w:rPr>
-          <w:rFonts w:hint="eastAsia"/>
-          <w:color w:val="000000" w:themeColor="text1"/>
-        </w:rPr>
-        <w:t xml:space="preserve"> 200 </w:t>
-      </w:r>
-      <w:r>
-        <w:rPr>
-          <w:rFonts w:hint="eastAsia"/>
-          <w:color w:val="000000" w:themeColor="text1"/>
-        </w:rPr>
-        <w:t>→</w:t>
-      </w:r>
-      <w:r>
-        <w:rPr>
-          <w:rFonts w:hint="eastAsia"/>
-          <w:color w:val="000000" w:themeColor="text1"/>
-        </w:rPr>
-        <w:t xml:space="preserve"> 307 </w:t>
-      </w:r>
-      <w:r>
-        <w:rPr>
-          <w:rFonts w:hint="eastAsia"/>
-          <w:color w:val="000000" w:themeColor="text1"/>
-        </w:rPr>
-        <w:t>→</w:t>
-      </w:r>
-      <w:r>
-        <w:rPr>
-          <w:rFonts w:hint="eastAsia"/>
-          <w:color w:val="000000" w:themeColor="text1"/>
-        </w:rPr>
-        <w:t xml:space="preserve"> 393</w:t>
-      </w:r>
-      <w:r>
-        <w:rPr>
-          <w:rFonts w:hint="eastAsia"/>
-          <w:color w:val="000000" w:themeColor="text1"/>
-        </w:rPr>
-        <w:t>ms.</w:t>
-      </w:r>
-      <w:r>
-        <w:rPr>
-          <w:rFonts w:hint="eastAsia"/>
-          <w:color w:val="000000" w:themeColor="text1"/>
-        </w:rPr>
-        <w:t xml:space="preserve"> t</w:t>
-      </w:r>
-      <w:r>
-        <w:rPr>
-          <w:color w:val="000000" w:themeColor="text1"/>
-        </w:rPr>
-        <w:t>he gap always occurs on token 30, the first token after the second request arrives.</w:t>
-      </w:r>
-    </w:p>
-    <w:p>
-      <w:pPr>
-        <w:jc w:val="both"/>
-        <w:rPr>
-          <w:color w:val="000000" w:themeColor="text1"/>
-        </w:rPr>
-      </w:pPr>
-      <w:r>
-        <w:rPr>
-          <w:color w:val="000000" w:themeColor="text1"/>
-        </w:rPr>
-        <w:t xml:space="preserve">The chunk size being 4096 means that all </w:t>
-      </w:r>
-      <w:r>
-        <w:rPr>
-          <w:color w:val="000000" w:themeColor="text1"/>
-        </w:rPr>
-        <w:t>second’s</w:t>
-      </w:r>
-      <w:r>
-        <w:rPr>
-          <w:color w:val="000000" w:themeColor="text1"/>
-        </w:rPr>
-        <w:t xml:space="preserve"> prompt till 4000 would fit into one chunk</w:t>
-      </w:r>
-      <w:r>
-        <w:rPr>
-          <w:color w:val="000000" w:themeColor="text1"/>
-        </w:rPr>
-        <w:t>.</w:t>
-      </w:r>
-      <w:r>
-        <w:rPr>
-          <w:color w:val="000000" w:themeColor="text1"/>
-        </w:rPr>
-        <w:t xml:space="preserve"> the scheduler puts all that prefill into the same step as next decode for request 0</w:t>
-      </w:r>
-      <w:r>
-        <w:rPr>
-          <w:color w:val="000000" w:themeColor="text1"/>
-        </w:rPr>
-        <w:t>.</w:t>
-      </w:r>
-      <w:r>
-        <w:rPr>
-          <w:color w:val="000000" w:themeColor="text1"/>
-        </w:rPr>
-        <w:t xml:space="preserve"> request 0's token gets delayed for that whole step</w:t>
-      </w:r>
-      <w:r>
-        <w:rPr>
-          <w:color w:val="000000" w:themeColor="text1"/>
-        </w:rPr>
-        <w:t>.</w:t>
-      </w:r>
-      <w:r>
-        <w:rPr>
-          <w:color w:val="000000" w:themeColor="text1"/>
-        </w:rPr>
-        <w:t xml:space="preserve"> </w:t>
-      </w:r>
-      <w:r>
-        <w:rPr>
-          <w:color w:val="000000" w:themeColor="text1"/>
-        </w:rPr>
-        <w:t>therefore,</w:t>
-      </w:r>
-      <w:r>
-        <w:rPr>
-          <w:color w:val="000000" w:themeColor="text1"/>
-        </w:rPr>
-        <w:t xml:space="preserve"> the worst gap </w:t>
-      </w:r>
-      <w:r>
-        <w:rPr>
-          <w:rFonts w:hint="eastAsia"/>
-          <w:color w:val="000000" w:themeColor="text1"/>
-        </w:rPr>
-        <w:t>would be approximately the time taken to prefill the second prompt</w:t>
-      </w:r>
-      <w:r>
-        <w:rPr>
-          <w:rFonts w:hint="eastAsia"/>
-          <w:color w:val="000000" w:themeColor="text1"/>
-        </w:rPr>
-        <w:t>.</w:t>
-      </w:r>
-      <w:r>
-        <w:rPr>
-          <w:rFonts w:hint="eastAsia"/>
-          <w:color w:val="000000" w:themeColor="text1"/>
-        </w:rPr>
-        <w:t xml:space="preserve"> this time closely resembles the Warm-up 1 TTFT of the same prompt length (1024 </w:t>
-      </w:r>
-      <w:r>
-        <w:rPr>
-          <w:rFonts w:hint="eastAsia"/>
-          <w:color w:val="000000" w:themeColor="text1"/>
-        </w:rPr>
-        <w:t>→</w:t>
-      </w:r>
-      <w:r>
-        <w:rPr>
-          <w:rFonts w:hint="eastAsia"/>
-          <w:color w:val="000000" w:themeColor="text1"/>
-        </w:rPr>
-        <w:t xml:space="preserve"> 114 vs 117ms, 2048 </w:t>
-      </w:r>
-      <w:r>
-        <w:rPr>
-          <w:rFonts w:hint="eastAsia"/>
-          <w:color w:val="000000" w:themeColor="text1"/>
-        </w:rPr>
-        <w:t>→</w:t>
-      </w:r>
-      <w:r>
-        <w:rPr>
-          <w:rFonts w:hint="eastAsia"/>
-          <w:color w:val="000000" w:themeColor="text1"/>
-        </w:rPr>
-        <w:t xml:space="preserve"> 197 vs 200ms, 4096 </w:t>
-      </w:r>
-      <w:r>
-        <w:rPr>
-          <w:rFonts w:hint="eastAsia"/>
-          <w:color w:val="000000" w:themeColor="text1"/>
-        </w:rPr>
-        <w:t>→</w:t>
-      </w:r>
-      <w:r>
-        <w:rPr>
-          <w:rFonts w:hint="eastAsia"/>
-          <w:color w:val="000000" w:themeColor="text1"/>
-        </w:rPr>
-        <w:t xml:space="preserve"> 393ms vs 393ms for 4000 prompt length)</w:t>
-      </w:r>
-      <w:r>
-        <w:rPr>
-          <w:rFonts w:hint="eastAsia"/>
-          <w:color w:val="000000" w:themeColor="text1"/>
-        </w:rPr>
-        <w:t>.</w:t>
-      </w:r>
-      <w:r>
-        <w:rPr>
-          <w:rFonts w:hint="eastAsia"/>
-          <w:color w:val="000000" w:themeColor="text1"/>
-        </w:rPr>
-        <w:t xml:space="preserve"> this suggests that the </w:t>
-      </w:r>
-      <w:r>
-        <w:rPr>
-          <w:color w:val="000000" w:themeColor="text1"/>
-        </w:rPr>
-        <w:t>worst gap takes on similar approximate time to the prefill growth.</w:t>
-      </w:r>
-    </w:p>
-    <w:p>
-      <w:pPr>
-        <w:jc w:val="both"/>
-        <w:rPr>
-          <w:color w:val="000000" w:themeColor="text1"/>
-        </w:rPr>
-      </w:pPr>
-      <w:r>
-        <w:rPr>
-          <w:color w:val="000000" w:themeColor="text1"/>
-        </w:rPr>
-        <w:t xml:space="preserve">TPOT goes only 32.29 </w:t>
-      </w:r>
-      <w:r>
-        <w:rPr>
-          <w:rFonts w:hint="eastAsia"/>
-          <w:color w:val="000000" w:themeColor="text1"/>
-        </w:rPr>
-        <w:t>→</w:t>
-      </w:r>
-      <w:r>
-        <w:rPr>
-          <w:color w:val="000000" w:themeColor="text1"/>
-        </w:rPr>
-        <w:t xml:space="preserve"> 32.97</w:t>
-      </w:r>
-      <w:r>
-        <w:rPr>
-          <w:color w:val="000000" w:themeColor="text1"/>
-        </w:rPr>
-        <w:t>ms</w:t>
-      </w:r>
-      <w:r>
-        <w:rPr>
-          <w:color w:val="000000" w:themeColor="text1"/>
-        </w:rPr>
-        <w:t xml:space="preserve"> for the whole sweep count</w:t>
-      </w:r>
-      <w:r>
-        <w:rPr>
-          <w:color w:val="000000" w:themeColor="text1"/>
-        </w:rPr>
-        <w:t>.</w:t>
-      </w:r>
-      <w:r>
-        <w:rPr>
-          <w:color w:val="000000" w:themeColor="text1"/>
-        </w:rPr>
-        <w:t xml:space="preserve"> the delay occurs at one step while all other decode process happens in about 32</w:t>
-      </w:r>
-      <w:r>
-        <w:rPr>
-          <w:color w:val="000000" w:themeColor="text1"/>
-        </w:rPr>
-        <w:t>ms.</w:t>
-      </w:r>
-      <w:r>
-        <w:rPr>
-          <w:color w:val="000000" w:themeColor="text1"/>
-        </w:rPr>
-        <w:t xml:space="preserve"> TPOT does an average of that one delay over 511 gaps (at 4000: about 361</w:t>
-      </w:r>
-      <w:r>
-        <w:rPr>
-          <w:color w:val="000000" w:themeColor="text1"/>
-        </w:rPr>
-        <w:t>ms</w:t>
-      </w:r>
-      <w:r>
-        <w:rPr>
-          <w:color w:val="000000" w:themeColor="text1"/>
-        </w:rPr>
-        <w:t xml:space="preserve"> extra / 511 ≈ 0.7</w:t>
-      </w:r>
-      <w:r>
-        <w:rPr>
-          <w:color w:val="000000" w:themeColor="text1"/>
-        </w:rPr>
-        <w:t>ms</w:t>
-      </w:r>
-      <w:r>
-        <w:rPr>
-          <w:color w:val="000000" w:themeColor="text1"/>
-        </w:rPr>
-        <w:t>)</w:t>
-      </w:r>
-      <w:r>
-        <w:rPr>
-          <w:color w:val="000000" w:themeColor="text1"/>
-        </w:rPr>
-        <w:t>.</w:t>
-      </w:r>
-      <w:r>
-        <w:rPr>
-          <w:color w:val="000000" w:themeColor="text1"/>
-        </w:rPr>
-        <w:t xml:space="preserve"> </w:t>
-      </w:r>
-      <w:r>
-        <w:rPr>
-          <w:color w:val="000000" w:themeColor="text1"/>
-        </w:rPr>
-        <w:t>therefore,</w:t>
-      </w:r>
-      <w:r>
-        <w:rPr>
-          <w:color w:val="000000" w:themeColor="text1"/>
-        </w:rPr>
-        <w:t xml:space="preserve"> TPOT </w:t>
-      </w:r>
-      <w:r>
-        <w:rPr>
-          <w:color w:val="000000" w:themeColor="text1"/>
-        </w:rPr>
-        <w:t>doesn’t showcase</w:t>
-      </w:r>
-      <w:r>
-        <w:rPr>
-          <w:color w:val="000000" w:themeColor="text1"/>
-        </w:rPr>
-        <w:t xml:space="preserve"> the situation of request 0</w:t>
-      </w:r>
-      <w:r>
-        <w:rPr>
-          <w:color w:val="000000" w:themeColor="text1"/>
-        </w:rPr>
-        <w:t>.</w:t>
-      </w:r>
-      <w:r>
-        <w:rPr>
-          <w:color w:val="000000" w:themeColor="text1"/>
-        </w:rPr>
-        <w:t xml:space="preserve"> </w:t>
-      </w:r>
-    </w:p>
-    <w:p>
-      <w:pPr>
-        <w:jc w:val="both"/>
-        <w:rPr>
-          <w:color w:val="000000" w:themeColor="text1"/>
-        </w:rPr>
-      </w:pPr>
-    </w:p>
-    <w:p>
-      <w:pPr>
-        <w:jc w:val="both"/>
-        <w:rPr>
-          <w:color w:val="000000" w:themeColor="text1"/>
-        </w:rPr>
-      </w:pPr>
-    </w:p>
-    <w:p>
-      <w:pPr>
-        <w:pStyle w:val="Heading3"/>
-        <w:jc w:val="both"/>
-        <w:rPr>
-          <w:color w:val="000000" w:themeColor="text1"/>
-        </w:rPr>
-      </w:pPr>
-      <w:r>
-        <w:rPr>
-          <w:color w:val="000000" w:themeColor="text1"/>
-        </w:rPr>
-        <w:lastRenderedPageBreak/>
-        <w:t>4d. Repeat 4c at several chunk sizes (4096, 2048, 1024, 512, 256). Discuss what happens.</w:t>
-      </w:r>
-    </w:p>
-    <w:p>
-      <w:pPr>
-        <w:jc w:val="both"/>
-        <w:rPr>
-          <w:color w:val="000000" w:themeColor="text1"/>
-        </w:rPr>
-      </w:pPr>
-      <w:r>
-        <w:rPr>
-          <w:i/>
-          <w:color w:val="000000" w:themeColor="text1"/>
-          <w:sz w:val="20"/>
-        </w:rPr>
-        <w:t>Figure E2.4  request 0 worst gap vs second prompt, by chunk size</w:t>
-      </w:r>
-    </w:p>
-    <w:p>
-      <w:pPr>
-        <w:jc w:val="both"/>
-        <w:rPr>
-          <w:color w:val="000000" w:themeColor="text1"/>
-        </w:rPr>
-      </w:pPr>
-      <w:r>
-        <w:rPr>
-          <w:noProof/>
-          <w:color w:val="000000" w:themeColor="text1"/>
-        </w:rPr>
-        <w:drawing>
-          <wp:inline distT="0" distB="0" distL="0" distR="0" wp14:anchorId="166428C6" wp14:editId="1B7CF2F2">
-            <wp:extent cx="5577840" cy="3408680"/>
-            <wp:effectExtent l="0" t="0" r="0" b="0"/>
-            <wp:docPr id="14" name="Picture 14"/>
-            <wp:cNvGraphicFramePr>
-              <a:graphicFrameLocks xmlns:a="http://schemas.openxmlformats.org/drawingml/2006/main" noChangeAspect="1"/>
-            </wp:cNvGraphicFramePr>
-            <a:graphic xmlns:a="http://schemas.openxmlformats.org/drawingml/2006/main">
-              <a:graphicData uri="http://schemas.openxmlformats.org/drawingml/2006/picture">
-                <pic:pic xmlns:pic="http://schemas.openxmlformats.org/drawingml/2006/picture">
-                  <pic:nvPicPr>
-                    <pic:cNvPr id="0" name="4d_worstgap_vs_second_prompt.png"/>
-                    <pic:cNvPicPr/>
-                  </pic:nvPicPr>
-                  <pic:blipFill>
-                    <a:blip r:embed="rId19"/>
-                    <a:stretch>
-                      <a:fillRect/>
-                    </a:stretch>
-                  </pic:blipFill>
-                  <pic:spPr>
-                    <a:xfrm>
-                      <a:off x="0" y="0"/>
-                      <a:ext cx="5577840" cy="3408680"/>
-                    </a:xfrm>
-                    <a:prstGeom prst="rect">
-                      <a:avLst/>
-                    </a:prstGeom>
-                  </pic:spPr>
-                </pic:pic>
-              </a:graphicData>
-            </a:graphic>
-          </wp:inline>
-        </w:drawing>
-      </w:r>
-    </w:p>
-    <w:p>
-      <w:pPr>
-        <w:jc w:val="both"/>
-        <w:rPr>
-          <w:color w:val="000000" w:themeColor="text1"/>
-        </w:rPr>
-      </w:pPr>
-      <w:r>
-        <w:rPr>
-          <w:i/>
-          <w:color w:val="000000" w:themeColor="text1"/>
-          <w:sz w:val="20"/>
-        </w:rPr>
-        <w:t>Figure E2.5  request 0 TPOT vs second prompt, by chunk size</w:t>
-      </w:r>
-    </w:p>
-    <w:p>
-      <w:pPr>
-        <w:jc w:val="both"/>
-        <w:rPr>
-          <w:color w:val="000000" w:themeColor="text1"/>
-        </w:rPr>
-      </w:pPr>
-      <w:r>
-        <w:rPr>
-          <w:noProof/>
-          <w:color w:val="000000" w:themeColor="text1"/>
-        </w:rPr>
-        <w:drawing>
-          <wp:inline distT="0" distB="0" distL="0" distR="0" wp14:anchorId="2380FE8A" wp14:editId="26B1B8B2">
-            <wp:extent cx="5577840" cy="3408680"/>
-            <wp:effectExtent l="0" t="0" r="0" b="0"/>
-            <wp:docPr id="15" name="Picture 15"/>
-            <wp:cNvGraphicFramePr>
-              <a:graphicFrameLocks xmlns:a="http://schemas.openxmlformats.org/drawingml/2006/main" noChangeAspect="1"/>
-            </wp:cNvGraphicFramePr>
-            <a:graphic xmlns:a="http://schemas.openxmlformats.org/drawingml/2006/main">
-              <a:graphicData uri="http://schemas.openxmlformats.org/drawingml/2006/picture">
-                <pic:pic xmlns:pic="http://schemas.openxmlformats.org/drawingml/2006/picture">
-                  <pic:nvPicPr>
-                    <pic:cNvPr id="0" name="4d_tpot_vs_second_prompt.png"/>
                     <pic:cNvPicPr/>
                   </pic:nvPicPr>
                   <pic:blipFill>
@@ -4009,20 +3132,633 @@
     </w:p>
     <w:p>
       <w:pPr>
-        <w:spacing w:after="200" w:line="276" w:lineRule="auto"/>
+        <w:jc w:val="both"/>
+        <w:rPr>
+          <w:color w:val="000000" w:themeColor="text1"/>
+        </w:rPr>
+      </w:pPr>
+      <w:r>
         <w:rPr>
           <w:b/>
           <w:i/>
           <w:color w:val="000000" w:themeColor="text1"/>
         </w:rPr>
-      </w:pPr>
-      <w:r>
+        <w:t>Answer:</w:t>
+      </w:r>
+    </w:p>
+    <w:p>
+      <w:pPr>
+        <w:jc w:val="both"/>
+        <w:rPr>
+          <w:color w:val="000000" w:themeColor="text1"/>
+        </w:rPr>
+      </w:pPr>
+      <w:r>
+        <w:rPr>
+          <w:rFonts w:hint="eastAsia"/>
+          <w:color w:val="000000" w:themeColor="text1"/>
+        </w:rPr>
+        <w:t>Request 0 remains unchanged (prompt 1024, result 512, t=0)</w:t>
+      </w:r>
+      <w:r>
+        <w:rPr>
+          <w:rFonts w:hint="eastAsia"/>
+          <w:color w:val="000000" w:themeColor="text1"/>
+        </w:rPr>
+        <w:t>.</w:t>
+      </w:r>
+      <w:r>
+        <w:rPr>
+          <w:rFonts w:hint="eastAsia"/>
+          <w:color w:val="000000" w:themeColor="text1"/>
+        </w:rPr>
+        <w:t xml:space="preserve"> second request comes in at t=1.0 s with output 64</w:t>
+      </w:r>
+      <w:r>
+        <w:rPr>
+          <w:rFonts w:hint="eastAsia"/>
+          <w:color w:val="000000" w:themeColor="text1"/>
+        </w:rPr>
+        <w:t>.</w:t>
+      </w:r>
+      <w:r>
+        <w:rPr>
+          <w:rFonts w:hint="eastAsia"/>
+          <w:color w:val="000000" w:themeColor="text1"/>
+        </w:rPr>
+        <w:t xml:space="preserve"> only changing its prompt length: 256, 512, 1024, 2048, 3072, 4000</w:t>
+      </w:r>
+      <w:r>
+        <w:rPr>
+          <w:rFonts w:hint="eastAsia"/>
+          <w:color w:val="000000" w:themeColor="text1"/>
+        </w:rPr>
+        <w:t>.</w:t>
+      </w:r>
+      <w:r>
+        <w:rPr>
+          <w:rFonts w:hint="eastAsia"/>
+          <w:color w:val="000000" w:themeColor="text1"/>
+        </w:rPr>
+        <w:t xml:space="preserve"> request 0's worst gap is increasing: 47 </w:t>
+      </w:r>
+      <w:r>
+        <w:rPr>
+          <w:rFonts w:hint="eastAsia"/>
+          <w:color w:val="000000" w:themeColor="text1"/>
+        </w:rPr>
+        <w:t>→</w:t>
+      </w:r>
+      <w:r>
+        <w:rPr>
+          <w:rFonts w:hint="eastAsia"/>
+          <w:color w:val="000000" w:themeColor="text1"/>
+        </w:rPr>
+        <w:t xml:space="preserve"> 67 </w:t>
+      </w:r>
+      <w:r>
+        <w:rPr>
+          <w:rFonts w:hint="eastAsia"/>
+          <w:color w:val="000000" w:themeColor="text1"/>
+        </w:rPr>
+        <w:t>→</w:t>
+      </w:r>
+      <w:r>
+        <w:rPr>
+          <w:rFonts w:hint="eastAsia"/>
+          <w:color w:val="000000" w:themeColor="text1"/>
+        </w:rPr>
+        <w:t xml:space="preserve"> 117 </w:t>
+      </w:r>
+      <w:r>
+        <w:rPr>
+          <w:rFonts w:hint="eastAsia"/>
+          <w:color w:val="000000" w:themeColor="text1"/>
+        </w:rPr>
+        <w:t>→</w:t>
+      </w:r>
+      <w:r>
+        <w:rPr>
+          <w:rFonts w:hint="eastAsia"/>
+          <w:color w:val="000000" w:themeColor="text1"/>
+        </w:rPr>
+        <w:t xml:space="preserve"> 200 </w:t>
+      </w:r>
+      <w:r>
+        <w:rPr>
+          <w:rFonts w:hint="eastAsia"/>
+          <w:color w:val="000000" w:themeColor="text1"/>
+        </w:rPr>
+        <w:t>→</w:t>
+      </w:r>
+      <w:r>
+        <w:rPr>
+          <w:rFonts w:hint="eastAsia"/>
+          <w:color w:val="000000" w:themeColor="text1"/>
+        </w:rPr>
+        <w:t xml:space="preserve"> 307 </w:t>
+      </w:r>
+      <w:r>
+        <w:rPr>
+          <w:rFonts w:hint="eastAsia"/>
+          <w:color w:val="000000" w:themeColor="text1"/>
+        </w:rPr>
+        <w:t>→</w:t>
+      </w:r>
+      <w:r>
+        <w:rPr>
+          <w:rFonts w:hint="eastAsia"/>
+          <w:color w:val="000000" w:themeColor="text1"/>
+        </w:rPr>
+        <w:t xml:space="preserve"> 393</w:t>
+      </w:r>
+      <w:r>
+        <w:rPr>
+          <w:rFonts w:hint="eastAsia"/>
+          <w:color w:val="000000" w:themeColor="text1"/>
+        </w:rPr>
+        <w:t>ms.</w:t>
+      </w:r>
+      <w:r>
+        <w:rPr>
+          <w:rFonts w:hint="eastAsia"/>
+          <w:color w:val="000000" w:themeColor="text1"/>
+        </w:rPr>
+        <w:t xml:space="preserve"> t</w:t>
+      </w:r>
+      <w:r>
+        <w:rPr>
+          <w:color w:val="000000" w:themeColor="text1"/>
+        </w:rPr>
+        <w:t>he gap always occurs on token 30, the first token after the second request arrives.</w:t>
+      </w:r>
+    </w:p>
+    <w:p>
+      <w:pPr>
+        <w:jc w:val="both"/>
+        <w:rPr>
+          <w:color w:val="000000" w:themeColor="text1"/>
+        </w:rPr>
+      </w:pPr>
+      <w:r>
+        <w:rPr>
+          <w:color w:val="000000" w:themeColor="text1"/>
+        </w:rPr>
+        <w:t>The chunk size being 4096 means that all second’s prompt till 4000 would fit into one chunk</w:t>
+      </w:r>
+      <w:r>
+        <w:rPr>
+          <w:color w:val="000000" w:themeColor="text1"/>
+        </w:rPr>
+        <w:t>.</w:t>
+      </w:r>
+      <w:r>
+        <w:rPr>
+          <w:color w:val="000000" w:themeColor="text1"/>
+        </w:rPr>
+        <w:t xml:space="preserve"> the scheduler puts all that prefill into the same step as next decode for request 0</w:t>
+      </w:r>
+      <w:r>
+        <w:rPr>
+          <w:color w:val="000000" w:themeColor="text1"/>
+        </w:rPr>
+        <w:t>.</w:t>
+      </w:r>
+      <w:r>
+        <w:rPr>
+          <w:color w:val="000000" w:themeColor="text1"/>
+        </w:rPr>
+        <w:t xml:space="preserve"> request 0's token gets delayed for that whole step</w:t>
+      </w:r>
+      <w:r>
+        <w:rPr>
+          <w:color w:val="000000" w:themeColor="text1"/>
+        </w:rPr>
+        <w:t>.</w:t>
+      </w:r>
+      <w:r>
+        <w:rPr>
+          <w:color w:val="000000" w:themeColor="text1"/>
+        </w:rPr>
+        <w:t xml:space="preserve"> </w:t>
+      </w:r>
+      <w:r>
+        <w:rPr>
+          <w:color w:val="000000" w:themeColor="text1"/>
+        </w:rPr>
+        <w:t>therefore,</w:t>
+      </w:r>
+      <w:r>
+        <w:rPr>
+          <w:color w:val="000000" w:themeColor="text1"/>
+        </w:rPr>
+        <w:t xml:space="preserve"> the worst gap </w:t>
+      </w:r>
+      <w:r>
+        <w:rPr>
+          <w:rFonts w:hint="eastAsia"/>
+          <w:color w:val="000000" w:themeColor="text1"/>
+        </w:rPr>
+        <w:t>would be approximately the time taken to prefill the second prompt</w:t>
+      </w:r>
+      <w:r>
+        <w:rPr>
+          <w:rFonts w:hint="eastAsia"/>
+          <w:color w:val="000000" w:themeColor="text1"/>
+        </w:rPr>
+        <w:t>.</w:t>
+      </w:r>
+      <w:r>
+        <w:rPr>
+          <w:rFonts w:hint="eastAsia"/>
+          <w:color w:val="000000" w:themeColor="text1"/>
+        </w:rPr>
+        <w:t xml:space="preserve"> this time closely resembles the Warm-up 1 TTFT of the same prompt length (1024 </w:t>
+      </w:r>
+      <w:r>
+        <w:rPr>
+          <w:rFonts w:hint="eastAsia"/>
+          <w:color w:val="000000" w:themeColor="text1"/>
+        </w:rPr>
+        <w:t>→</w:t>
+      </w:r>
+      <w:r>
+        <w:rPr>
+          <w:rFonts w:hint="eastAsia"/>
+          <w:color w:val="000000" w:themeColor="text1"/>
+        </w:rPr>
+        <w:t xml:space="preserve"> 114 vs 117ms, 2048 </w:t>
+      </w:r>
+      <w:r>
+        <w:rPr>
+          <w:rFonts w:hint="eastAsia"/>
+          <w:color w:val="000000" w:themeColor="text1"/>
+        </w:rPr>
+        <w:t>→</w:t>
+      </w:r>
+      <w:r>
+        <w:rPr>
+          <w:rFonts w:hint="eastAsia"/>
+          <w:color w:val="000000" w:themeColor="text1"/>
+        </w:rPr>
+        <w:t xml:space="preserve"> 197 vs 200ms, 4096 </w:t>
+      </w:r>
+      <w:r>
+        <w:rPr>
+          <w:rFonts w:hint="eastAsia"/>
+          <w:color w:val="000000" w:themeColor="text1"/>
+        </w:rPr>
+        <w:t>→</w:t>
+      </w:r>
+      <w:r>
+        <w:rPr>
+          <w:rFonts w:hint="eastAsia"/>
+          <w:color w:val="000000" w:themeColor="text1"/>
+        </w:rPr>
+        <w:t xml:space="preserve"> 393ms vs 393ms for 4000 prompt length)</w:t>
+      </w:r>
+      <w:r>
+        <w:rPr>
+          <w:rFonts w:hint="eastAsia"/>
+          <w:color w:val="000000" w:themeColor="text1"/>
+        </w:rPr>
+        <w:t>.</w:t>
+      </w:r>
+      <w:r>
+        <w:rPr>
+          <w:rFonts w:hint="eastAsia"/>
+          <w:color w:val="000000" w:themeColor="text1"/>
+        </w:rPr>
+        <w:t xml:space="preserve"> this suggests that the </w:t>
+      </w:r>
+      <w:r>
+        <w:rPr>
+          <w:color w:val="000000" w:themeColor="text1"/>
+        </w:rPr>
+        <w:t>worst gap takes on similar approximate time to the prefill growth.</w:t>
+      </w:r>
+    </w:p>
+    <w:p>
+      <w:pPr>
+        <w:jc w:val="both"/>
+        <w:rPr>
+          <w:color w:val="000000" w:themeColor="text1"/>
+        </w:rPr>
+      </w:pPr>
+      <w:r>
+        <w:rPr>
+          <w:color w:val="000000" w:themeColor="text1"/>
+        </w:rPr>
+        <w:t xml:space="preserve">TPOT goes only 32.29 </w:t>
+      </w:r>
+      <w:r>
+        <w:rPr>
+          <w:rFonts w:hint="eastAsia"/>
+          <w:color w:val="000000" w:themeColor="text1"/>
+        </w:rPr>
+        <w:t>→</w:t>
+      </w:r>
+      <w:r>
+        <w:rPr>
+          <w:color w:val="000000" w:themeColor="text1"/>
+        </w:rPr>
+        <w:t xml:space="preserve"> 32.97</w:t>
+      </w:r>
+      <w:r>
+        <w:rPr>
+          <w:color w:val="000000" w:themeColor="text1"/>
+        </w:rPr>
+        <w:t>ms</w:t>
+      </w:r>
+      <w:r>
+        <w:rPr>
+          <w:color w:val="000000" w:themeColor="text1"/>
+        </w:rPr>
+        <w:t xml:space="preserve"> for the whole sweep count</w:t>
+      </w:r>
+      <w:r>
+        <w:rPr>
+          <w:color w:val="000000" w:themeColor="text1"/>
+        </w:rPr>
+        <w:t>.</w:t>
+      </w:r>
+      <w:r>
+        <w:rPr>
+          <w:color w:val="000000" w:themeColor="text1"/>
+        </w:rPr>
+        <w:t xml:space="preserve"> the delay occurs at one step while all other decode process happens in about 32</w:t>
+      </w:r>
+      <w:r>
+        <w:rPr>
+          <w:color w:val="000000" w:themeColor="text1"/>
+        </w:rPr>
+        <w:t>ms.</w:t>
+      </w:r>
+      <w:r>
+        <w:rPr>
+          <w:color w:val="000000" w:themeColor="text1"/>
+        </w:rPr>
+        <w:t xml:space="preserve"> TPOT does an average of that one delay over 511 gaps (at 4000: about 361</w:t>
+      </w:r>
+      <w:r>
+        <w:rPr>
+          <w:color w:val="000000" w:themeColor="text1"/>
+        </w:rPr>
+        <w:t>ms</w:t>
+      </w:r>
+      <w:r>
+        <w:rPr>
+          <w:color w:val="000000" w:themeColor="text1"/>
+        </w:rPr>
+        <w:t xml:space="preserve"> extra / 511 </w:t>
+      </w:r>
+      <w:r>
+        <w:rPr>
+          <w:color w:val="000000" w:themeColor="text1"/>
+        </w:rPr>
+        <w:t>=</w:t>
+      </w:r>
+      <w:r>
+        <w:rPr>
+          <w:color w:val="000000" w:themeColor="text1"/>
+        </w:rPr>
+        <w:t>0.7</w:t>
+      </w:r>
+      <w:r>
+        <w:rPr>
+          <w:color w:val="000000" w:themeColor="text1"/>
+        </w:rPr>
+        <w:t>ms</w:t>
+      </w:r>
+      <w:r>
+        <w:rPr>
+          <w:color w:val="000000" w:themeColor="text1"/>
+        </w:rPr>
+        <w:t>)</w:t>
+      </w:r>
+      <w:r>
+        <w:rPr>
+          <w:color w:val="000000" w:themeColor="text1"/>
+        </w:rPr>
+        <w:t>.</w:t>
+      </w:r>
+      <w:r>
+        <w:rPr>
+          <w:color w:val="000000" w:themeColor="text1"/>
+        </w:rPr>
+        <w:t xml:space="preserve"> therefore, TPOT </w:t>
+      </w:r>
+      <w:r>
+        <w:rPr>
+          <w:color w:val="000000" w:themeColor="text1"/>
+        </w:rPr>
+        <w:t>doesn’t showcase</w:t>
+      </w:r>
+      <w:r>
+        <w:rPr>
+          <w:color w:val="000000" w:themeColor="text1"/>
+        </w:rPr>
+        <w:t xml:space="preserve"> the situation of request 0</w:t>
+      </w:r>
+      <w:r>
+        <w:rPr>
+          <w:color w:val="000000" w:themeColor="text1"/>
+        </w:rPr>
+        <w:t>.</w:t>
+      </w:r>
+      <w:r>
+        <w:rPr>
+          <w:color w:val="000000" w:themeColor="text1"/>
+        </w:rPr>
+        <w:t xml:space="preserve"> </w:t>
+      </w:r>
+    </w:p>
+    <w:p>
+      <w:pPr>
+        <w:jc w:val="both"/>
+        <w:rPr>
+          <w:color w:val="000000" w:themeColor="text1"/>
+        </w:rPr>
+      </w:pPr>
+    </w:p>
+    <w:p>
+      <w:pPr>
+        <w:jc w:val="both"/>
+        <w:rPr>
+          <w:color w:val="000000" w:themeColor="text1"/>
+        </w:rPr>
+      </w:pPr>
+    </w:p>
+    <w:p>
+      <w:pPr>
+        <w:pStyle w:val="Heading3"/>
+        <w:jc w:val="both"/>
+        <w:rPr>
+          <w:color w:val="000000" w:themeColor="text1"/>
+        </w:rPr>
+      </w:pPr>
+      <w:r>
+        <w:rPr>
+          <w:color w:val="000000" w:themeColor="text1"/>
+        </w:rPr>
+        <w:t>4d. Repeat 4c at several chunk sizes (4096, 2048, 1024, 512, 256). Discuss what happens.</w:t>
+      </w:r>
+    </w:p>
+    <w:p>
+      <w:pPr>
+        <w:jc w:val="both"/>
+        <w:rPr>
+          <w:color w:val="000000" w:themeColor="text1"/>
+        </w:rPr>
+      </w:pPr>
+      <w:r>
+        <w:rPr>
+          <w:i/>
+          <w:color w:val="000000" w:themeColor="text1"/>
+          <w:sz w:val="20"/>
+        </w:rPr>
+        <w:t>Figure E2.4  request 0 worst gap vs second prompt, by chunk size</w:t>
+      </w:r>
+    </w:p>
+    <w:p>
+      <w:pPr>
+        <w:jc w:val="both"/>
+        <w:rPr>
+          <w:color w:val="000000" w:themeColor="text1"/>
+        </w:rPr>
+      </w:pPr>
+      <w:r>
+        <w:rPr>
+          <w:noProof/>
+          <w:color w:val="000000" w:themeColor="text1"/>
+        </w:rPr>
+        <w:drawing>
+          <wp:inline distT="0" distB="0" distL="0" distR="0" wp14:anchorId="166428C6" wp14:editId="1B7CF2F2">
+            <wp:extent cx="5577840" cy="3408680"/>
+            <wp:effectExtent l="0" t="0" r="0" b="0"/>
+            <wp:docPr id="14" name="Picture 14"/>
+            <wp:cNvGraphicFramePr>
+              <a:graphicFrameLocks xmlns:a="http://schemas.openxmlformats.org/drawingml/2006/main" noChangeAspect="1"/>
+            </wp:cNvGraphicFramePr>
+            <a:graphic xmlns:a="http://schemas.openxmlformats.org/drawingml/2006/main">
+              <a:graphicData uri="http://schemas.openxmlformats.org/drawingml/2006/picture">
+                <pic:pic xmlns:pic="http://schemas.openxmlformats.org/drawingml/2006/picture">
+                  <pic:nvPicPr>
+                    <pic:cNvPr id="0" name="4d_worstgap_vs_second_prompt.png"/>
+                    <pic:cNvPicPr/>
+                  </pic:nvPicPr>
+                  <pic:blipFill>
+                    <a:blip r:embed="rId21"/>
+                    <a:stretch>
+                      <a:fillRect/>
+                    </a:stretch>
+                  </pic:blipFill>
+                  <pic:spPr>
+                    <a:xfrm>
+                      <a:off x="0" y="0"/>
+                      <a:ext cx="5577840" cy="3408680"/>
+                    </a:xfrm>
+                    <a:prstGeom prst="rect">
+                      <a:avLst/>
+                    </a:prstGeom>
+                  </pic:spPr>
+                </pic:pic>
+              </a:graphicData>
+            </a:graphic>
+          </wp:inline>
+        </w:drawing>
+      </w:r>
+    </w:p>
+    <w:p>
+      <w:pPr>
+        <w:jc w:val="both"/>
+        <w:rPr>
+          <w:color w:val="000000" w:themeColor="text1"/>
+        </w:rPr>
+      </w:pPr>
+      <w:r>
+        <w:rPr>
+          <w:i/>
+          <w:color w:val="000000" w:themeColor="text1"/>
+          <w:sz w:val="20"/>
+        </w:rPr>
+        <w:t>Figure E2.5  request 0 TPOT vs second prompt, by chunk size</w:t>
+      </w:r>
+    </w:p>
+    <w:p>
+      <w:pPr>
+        <w:jc w:val="both"/>
+        <w:rPr>
+          <w:color w:val="000000" w:themeColor="text1"/>
+        </w:rPr>
+      </w:pPr>
+      <w:r>
+        <w:rPr>
+          <w:noProof/>
+          <w:color w:val="000000" w:themeColor="text1"/>
+        </w:rPr>
+        <w:drawing>
+          <wp:inline distT="0" distB="0" distL="0" distR="0" wp14:anchorId="2380FE8A" wp14:editId="26B1B8B2">
+            <wp:extent cx="5577840" cy="3408680"/>
+            <wp:effectExtent l="0" t="0" r="0" b="0"/>
+            <wp:docPr id="15" name="Picture 15"/>
+            <wp:cNvGraphicFramePr>
+              <a:graphicFrameLocks xmlns:a="http://schemas.openxmlformats.org/drawingml/2006/main" noChangeAspect="1"/>
+            </wp:cNvGraphicFramePr>
+            <a:graphic xmlns:a="http://schemas.openxmlformats.org/drawingml/2006/main">
+              <a:graphicData uri="http://schemas.openxmlformats.org/drawingml/2006/picture">
+                <pic:pic xmlns:pic="http://schemas.openxmlformats.org/drawingml/2006/picture">
+                  <pic:nvPicPr>
+                    <pic:cNvPr id="0" name="4d_tpot_vs_second_prompt.png"/>
+                    <pic:cNvPicPr/>
+                  </pic:nvPicPr>
+                  <pic:blipFill>
+                    <a:blip r:embed="rId22"/>
+                    <a:stretch>
+                      <a:fillRect/>
+                    </a:stretch>
+                  </pic:blipFill>
+                  <pic:spPr>
+                    <a:xfrm>
+                      <a:off x="0" y="0"/>
+                      <a:ext cx="5577840" cy="3408680"/>
+                    </a:xfrm>
+                    <a:prstGeom prst="rect">
+                      <a:avLst/>
+                    </a:prstGeom>
+                  </pic:spPr>
+                </pic:pic>
+              </a:graphicData>
+            </a:graphic>
+          </wp:inline>
+        </w:drawing>
+      </w:r>
+    </w:p>
+    <w:p>
+      <w:pPr>
+        <w:spacing w:after="200" w:line="276" w:lineRule="auto"/>
         <w:rPr>
           <w:b/>
           <w:i/>
           <w:color w:val="000000" w:themeColor="text1"/>
         </w:rPr>
+      </w:pPr>
+      <w:r>
+        <w:rPr>
+          <w:b/>
+          <w:i/>
+          <w:color w:val="000000" w:themeColor="text1"/>
+        </w:rPr>
         <w:br w:type="page"/>
+      </w:r>
+      <w:r>
+        <w:rPr>
+          <w:b/>
+          <w:i/>
+          <w:color w:val="000000" w:themeColor="text1"/>
+        </w:rPr>
+        <w:lastRenderedPageBreak/>
+        <w:t>Answer:</w:t>
       </w:r>
     </w:p>
     <w:p>
@@ -4034,12 +3770,27 @@
       </w:pPr>
       <w:r>
         <w:rPr>
-          <w:b/>
-          <w:i/>
-          <w:color w:val="000000" w:themeColor="text1"/>
-        </w:rPr>
-        <w:lastRenderedPageBreak/>
-        <w:t>Answer:</w:t>
+          <w:color w:val="000000" w:themeColor="text1"/>
+        </w:rPr>
+        <w:t xml:space="preserve">We repeat experiment 4c with chunk sizes of 4096, 2048, 1024, 512, and 256. Each step has a maximum chunk size, subtracting the number of tokens that are decoded in </w:t>
+      </w:r>
+      <w:r>
+        <w:rPr>
+          <w:color w:val="000000" w:themeColor="text1"/>
+        </w:rPr>
+        <w:t xml:space="preserve">that </w:t>
+      </w:r>
+      <w:r>
+        <w:rPr>
+          <w:color w:val="000000" w:themeColor="text1"/>
+        </w:rPr>
+        <w:t>step</w:t>
+      </w:r>
+      <w:r>
+        <w:rPr>
+          <w:color w:val="000000" w:themeColor="text1"/>
+        </w:rPr>
+        <w:t xml:space="preserve">, and the second prompt is divided into several steps, so with 4000 tokens and a chunk of 256, we have a total of 16 steps of 255 tokens. Request 0 receives a token in every step, meaning that its worst-case scenario is equal to prefill less than the size of the chunk, which amounts to approximately 46, 66, 120, 200, and 393ms depending on whether we use chunk size of 256 or 4096. When the length of the second prompt exceeds the size of the chunk, the curve becomes flat.   </w:t>
       </w:r>
     </w:p>
     <w:p>
@@ -4049,42 +3800,6 @@
           <w:color w:val="000000" w:themeColor="text1"/>
         </w:rPr>
       </w:pPr>
-      <w:r>
-        <w:rPr>
-          <w:color w:val="000000" w:themeColor="text1"/>
-        </w:rPr>
-        <w:t xml:space="preserve">We repeat experiment 4c with chunk sizes of 4096, 2048, 1024, 512, and 256. Each step has a maximum chunk size, subtracting the number of tokens that are decoded in </w:t>
-      </w:r>
-      <w:r>
-        <w:rPr>
-          <w:color w:val="000000" w:themeColor="text1"/>
-        </w:rPr>
-        <w:t xml:space="preserve">that </w:t>
-      </w:r>
-      <w:r>
-        <w:rPr>
-          <w:color w:val="000000" w:themeColor="text1"/>
-        </w:rPr>
-        <w:t>step</w:t>
-      </w:r>
-      <w:r>
-        <w:rPr>
-          <w:color w:val="000000" w:themeColor="text1"/>
-        </w:rPr>
-        <w:t xml:space="preserve">, and the second prompt is divided into several steps, so with 4000 tokens and a chunk of 256, we have a total of 16 steps of 255 tokens. Request 0 receives a token in every step, meaning that its </w:t>
-      </w:r>
-      <w:r>
-        <w:rPr>
-          <w:color w:val="000000" w:themeColor="text1"/>
-        </w:rPr>
-        <w:t>worst-case</w:t>
-      </w:r>
-      <w:r>
-        <w:rPr>
-          <w:color w:val="000000" w:themeColor="text1"/>
-        </w:rPr>
-        <w:t xml:space="preserve"> scenario is equal to prefill less than the size of the chunk, which amounts to approximately 46, 66, 120, 200, and 393ms depending on whether we use chunk size of 256 or 4096. When the length of the second prompt exceeds the size of the chunk, the curve becomes flat.   </w:t>
-      </w:r>
     </w:p>
     <w:p>
       <w:pPr>
@@ -4093,14 +3808,6 @@
           <w:color w:val="000000" w:themeColor="text1"/>
         </w:rPr>
       </w:pPr>
-    </w:p>
-    <w:p>
-      <w:pPr>
-        <w:jc w:val="both"/>
-        <w:rPr>
-          <w:color w:val="000000" w:themeColor="text1"/>
-        </w:rPr>
-      </w:pPr>
       <w:r>
         <w:rPr>
           <w:color w:val="000000" w:themeColor="text1"/>
@@ -4141,6 +3848,7 @@
       </w:r>
     </w:p>
     <w:sectPr>
+      <w:headerReference w:type="default" r:id="rId23"/>
       <w:pgSz w:w="12240" w:h="15840"/>
       <w:pgMar w:top="1440" w:right="1440" w:bottom="1440" w:left="1440" w:header="720" w:footer="720" w:gutter="0"/>
       <w:cols w:space="720"/>
@@ -4148,6 +3856,95 @@
     </w:sectPr>
   </w:body>
 </w:document>
+</file>
+
+<file path=word/endnotes.xml><?xml version="1.0" encoding="utf-8"?>
+<w:endnotes xmlns:wpc="http://schemas.microsoft.com/office/word/2010/wordprocessingCanvas" xmlns:cx="http://schemas.microsoft.com/office/drawing/2014/chartex" xmlns:cx1="http://schemas.microsoft.com/office/drawing/2015/9/8/chartex" xmlns:cx2="http://schemas.microsoft.com/office/drawing/2015/10/21/chartex" xmlns:cx3="http://schemas.microsoft.com/office/drawing/2016/5/9/chartex" xmlns:cx4="http://schemas.microsoft.com/office/drawing/2016/5/10/chartex" xmlns:cx5="http://schemas.microsoft.com/office/drawing/2016/5/11/chartex" xmlns:cx6="http://schemas.microsoft.com/office/drawing/2016/5/12/chartex" xmlns:cx7="http://schemas.microsoft.com/office/drawing/2016/5/13/chartex" xmlns:cx8="http://schemas.microsoft.com/office/drawing/2016/5/14/chartex" xmlns:mc="http://schemas.openxmlformats.org/markup-compatibility/2006" xmlns:aink="http://schemas.microsoft.com/office/drawing/2016/ink" xmlns:am3d="http://schemas.microsoft.com/office/drawing/2017/model3d" xmlns:o="urn:schemas-microsoft-com:office:office" xmlns:oel="http://schemas.microsoft.com/office/2019/extlst" xmlns:r="http://schemas.openxmlformats.org/officeDocument/2006/relationships" xmlns:m="http://schemas.openxmlformats.org/officeDocument/2006/math" xmlns:v="urn:schemas-microsoft-com:vml" xmlns:wp14="http://schemas.microsoft.com/office/word/2010/wordprocessingDrawing" xmlns:wp="http://schemas.openxmlformats.org/drawingml/2006/wordprocessingDrawing" xmlns:w10="urn:schemas-microsoft-com:office:word" xmlns:w="http://schemas.openxmlformats.org/wordprocessingml/2006/main" xmlns:w14="http://schemas.microsoft.com/office/word/2010/wordml" xmlns:w15="http://schemas.microsoft.com/office/word/2012/wordml" xmlns:w16cex="http://schemas.microsoft.com/office/word/2018/wordml/cex" xmlns:w16cid="http://schemas.microsoft.com/office/word/2016/wordml/cid" xmlns:w16="http://schemas.microsoft.com/office/word/2018/wordml" xmlns:w16du="http://schemas.microsoft.com/office/word/2023/wordml/word16du" xmlns:w16sdtdh="http://schemas.microsoft.com/office/word/2020/wordml/sdtdatahash" xmlns:w16sdtfl="http://schemas.microsoft.com/office/word/2024/wordml/sdtformatlock" xmlns:w16se="http://schemas.microsoft.com/office/word/2015/wordml/symex" xmlns:wpg="http://schemas.microsoft.com/office/word/2010/wordprocessingGroup" xmlns:wpi="http://schemas.microsoft.com/office/word/2010/wordprocessingInk" xmlns:wne="http://schemas.microsoft.com/office/word/2006/wordml" xmlns:wps="http://schemas.microsoft.com/office/word/2010/wordprocessingShape" mc:Ignorable="w14 w15 w16se w16cid w16 w16cex w16sdtdh w16sdtfl w16du wp14">
+  <w:endnote w:type="separator" w:id="-1">
+    <w:p>
+      <w:pPr>
+        <w:spacing w:after="0"/>
+      </w:pPr>
+      <w:r>
+        <w:separator/>
+      </w:r>
+    </w:p>
+  </w:endnote>
+  <w:endnote w:type="continuationSeparator" w:id="0">
+    <w:p>
+      <w:pPr>
+        <w:spacing w:after="0"/>
+      </w:pPr>
+      <w:r>
+        <w:continuationSeparator/>
+      </w:r>
+    </w:p>
+  </w:endnote>
+</w:endnotes>
+</file>
+
+<file path=word/footnotes.xml><?xml version="1.0" encoding="utf-8"?>
+<w:footnotes xmlns:wpc="http://schemas.microsoft.com/office/word/2010/wordprocessingCanvas" xmlns:cx="http://schemas.microsoft.com/office/drawing/2014/chartex" xmlns:cx1="http://schemas.microsoft.com/office/drawing/2015/9/8/chartex" xmlns:cx2="http://schemas.microsoft.com/office/drawing/2015/10/21/chartex" xmlns:cx3="http://schemas.microsoft.com/office/drawing/2016/5/9/chartex" xmlns:cx4="http://schemas.microsoft.com/office/drawing/2016/5/10/chartex" xmlns:cx5="http://schemas.microsoft.com/office/drawing/2016/5/11/chartex" xmlns:cx6="http://schemas.microsoft.com/office/drawing/2016/5/12/chartex" xmlns:cx7="http://schemas.microsoft.com/office/drawing/2016/5/13/chartex" xmlns:cx8="http://schemas.microsoft.com/office/drawing/2016/5/14/chartex" xmlns:mc="http://schemas.openxmlformats.org/markup-compatibility/2006" xmlns:aink="http://schemas.microsoft.com/office/drawing/2016/ink" xmlns:am3d="http://schemas.microsoft.com/office/drawing/2017/model3d" xmlns:o="urn:schemas-microsoft-com:office:office" xmlns:oel="http://schemas.microsoft.com/office/2019/extlst" xmlns:r="http://schemas.openxmlformats.org/officeDocument/2006/relationships" xmlns:m="http://schemas.openxmlformats.org/officeDocument/2006/math" xmlns:v="urn:schemas-microsoft-com:vml" xmlns:wp14="http://schemas.microsoft.com/office/word/2010/wordprocessingDrawing" xmlns:wp="http://schemas.openxmlformats.org/drawingml/2006/wordprocessingDrawing" xmlns:w10="urn:schemas-microsoft-com:office:word" xmlns:w="http://schemas.openxmlformats.org/wordprocessingml/2006/main" xmlns:w14="http://schemas.microsoft.com/office/word/2010/wordml" xmlns:w15="http://schemas.microsoft.com/office/word/2012/wordml" xmlns:w16cex="http://schemas.microsoft.com/office/word/2018/wordml/cex" xmlns:w16cid="http://schemas.microsoft.com/office/word/2016/wordml/cid" xmlns:w16="http://schemas.microsoft.com/office/word/2018/wordml" xmlns:w16du="http://schemas.microsoft.com/office/word/2023/wordml/word16du" xmlns:w16sdtdh="http://schemas.microsoft.com/office/word/2020/wordml/sdtdatahash" xmlns:w16sdtfl="http://schemas.microsoft.com/office/word/2024/wordml/sdtformatlock" xmlns:w16se="http://schemas.microsoft.com/office/word/2015/wordml/symex" xmlns:wpg="http://schemas.microsoft.com/office/word/2010/wordprocessingGroup" xmlns:wpi="http://schemas.microsoft.com/office/word/2010/wordprocessingInk" xmlns:wne="http://schemas.microsoft.com/office/word/2006/wordml" xmlns:wps="http://schemas.microsoft.com/office/word/2010/wordprocessingShape" mc:Ignorable="w14 w15 w16se w16cid w16 w16cex w16sdtdh w16sdtfl w16du wp14">
+  <w:footnote w:type="separator" w:id="-1">
+    <w:p>
+      <w:pPr>
+        <w:spacing w:after="0"/>
+      </w:pPr>
+      <w:r>
+        <w:separator/>
+      </w:r>
+    </w:p>
+  </w:footnote>
+  <w:footnote w:type="continuationSeparator" w:id="0">
+    <w:p>
+      <w:pPr>
+        <w:spacing w:after="0"/>
+      </w:pPr>
+      <w:r>
+        <w:continuationSeparator/>
+      </w:r>
+    </w:p>
+  </w:footnote>
+</w:footnotes>
+</file>
+
+<file path=word/header1.xml><?xml version="1.0" encoding="utf-8"?>
+<w:hdr xmlns:wpc="http://schemas.microsoft.com/office/word/2010/wordprocessingCanvas" xmlns:cx="http://schemas.microsoft.com/office/drawing/2014/chartex" xmlns:cx1="http://schemas.microsoft.com/office/drawing/2015/9/8/chartex" xmlns:cx2="http://schemas.microsoft.com/office/drawing/2015/10/21/chartex" xmlns:cx3="http://schemas.microsoft.com/office/drawing/2016/5/9/chartex" xmlns:cx4="http://schemas.microsoft.com/office/drawing/2016/5/10/chartex" xmlns:cx5="http://schemas.microsoft.com/office/drawing/2016/5/11/chartex" xmlns:cx6="http://schemas.microsoft.com/office/drawing/2016/5/12/chartex" xmlns:cx7="http://schemas.microsoft.com/office/drawing/2016/5/13/chartex" xmlns:cx8="http://schemas.microsoft.com/office/drawing/2016/5/14/chartex" xmlns:mc="http://schemas.openxmlformats.org/markup-compatibility/2006" xmlns:aink="http://schemas.microsoft.com/office/drawing/2016/ink" xmlns:am3d="http://schemas.microsoft.com/office/drawing/2017/model3d" xmlns:o="urn:schemas-microsoft-com:office:office" xmlns:oel="http://schemas.microsoft.com/office/2019/extlst" xmlns:r="http://schemas.openxmlformats.org/officeDocument/2006/relationships" xmlns:m="http://schemas.openxmlformats.org/officeDocument/2006/math" xmlns:v="urn:schemas-microsoft-com:vml" xmlns:wp14="http://schemas.microsoft.com/office/word/2010/wordprocessingDrawing" xmlns:wp="http://schemas.openxmlformats.org/drawingml/2006/wordprocessingDrawing" xmlns:w10="urn:schemas-microsoft-com:office:word" xmlns:w="http://schemas.openxmlformats.org/wordprocessingml/2006/main" xmlns:w14="http://schemas.microsoft.com/office/word/2010/wordml" xmlns:w15="http://schemas.microsoft.com/office/word/2012/wordml" xmlns:w16cex="http://schemas.microsoft.com/office/word/2018/wordml/cex" xmlns:w16cid="http://schemas.microsoft.com/office/word/2016/wordml/cid" xmlns:w16="http://schemas.microsoft.com/office/word/2018/wordml" xmlns:w16du="http://schemas.microsoft.com/office/word/2023/wordml/word16du" xmlns:w16sdtdh="http://schemas.microsoft.com/office/word/2020/wordml/sdtdatahash" xmlns:w16sdtfl="http://schemas.microsoft.com/office/word/2024/wordml/sdtformatlock" xmlns:w16se="http://schemas.microsoft.com/office/word/2015/wordml/symex" xmlns:wpg="http://schemas.microsoft.com/office/word/2010/wordprocessingGroup" xmlns:wpi="http://schemas.microsoft.com/office/word/2010/wordprocessingInk" xmlns:wne="http://schemas.microsoft.com/office/word/2006/wordml" xmlns:wps="http://schemas.microsoft.com/office/word/2010/wordprocessingShape" mc:Ignorable="w14 w15 w16se w16cid w16 w16cex w16sdtdh w16sdtfl w16du wp14">
+  <w:p>
+    <w:pPr>
+      <w:pStyle w:val="Header"/>
+    </w:pPr>
+    <w:r>
+      <w:tab/>
+    </w:r>
+    <w:r>
+      <w:tab/>
+      <w:t>Deep Hiren Kotecha(djk6507)</w:t>
+    </w:r>
+    <w:r>
+      <w:br/>
+    </w:r>
+    <w:r>
+      <w:tab/>
+    </w:r>
+    <w:r>
+      <w:tab/>
+      <w:t>CSE 597:003 Systems for Modern AI</w:t>
+    </w:r>
+  </w:p>
+  <w:p>
+    <w:pPr>
+      <w:pStyle w:val="Header"/>
+    </w:pPr>
+    <w:r>
+      <w:tab/>
+    </w:r>
+    <w:r>
+      <w:tab/>
+      <w:t>Homework 1</w:t>
+    </w:r>
+  </w:p>
+</w:hdr>
 </file>
 
 <file path=word/numbering.xml><?xml version="1.0" encoding="utf-8"?>
@@ -4964,6 +4761,7 @@
   <w:style w:type="character" w:default="1" w:styleId="DefaultParagraphFont">
     <w:name w:val="Default Paragraph Font"/>
     <w:uiPriority w:val="1"/>
+    <w:semiHidden/>
     <w:unhideWhenUsed/>
   </w:style>
   <w:style w:type="table" w:default="1" w:styleId="TableNormal">
